--- a/lab2_sprawozdanie.docx
+++ b/lab2_sprawozdanie.docx
@@ -382,7 +382,7 @@
         <w:rPr>
           <w:sz w:val="24"/>
         </w:rPr>
-        <w:t xml:space="preserve">Operacje wykonano na dwóch zbiorach. Część A: zbiór „XAUUSD Gold Price Historical Data (2004-2024)” z Kaggle, plik XAU_15m_data.csv z 15-minutowymi notowaniami ceny złota (494 235 wierszy; kolumny Date, Open, High, Low, Close, Volume). Część B: zbiór GBD 2019 – Smoking Tobacco Use Prevalence 1990-2019 z ćwiczenia 1 (20 970 wierszy; kolumny location, sex, year, val, upper, lower).</w:t>
+        <w:t xml:space="preserve">Operacje wykonano na dwóch zbiorach. Część A: zbiór „XAUUSD Gold Price Historical Data 2004-2024” z Kaggle, plik XAU_15m_data.csv z 15-minutowymi notowaniami ceny złota. Zbiór ma 494 235 wierszy i kolumny Date, Open, High, Low, Close, Volume. Część B: zbiór GBD 2019 – Smoking Tobacco Use Prevalence 1990-2019 z ćwiczenia 1. Zbiór ma 20 970 wierszy i kolumny location, sex, year, val, upper, lower.</w:t>
       </w:r>
     </w:p>
     <w:p>
@@ -456,7 +456,7 @@
           <w:b/>
           <w:sz w:val="26"/>
         </w:rPr>
-        <w:t xml:space="preserve">2.1. Część A – ceny złota (XAU/USD)</w:t>
+        <w:t xml:space="preserve">2.1. Część A – ceny złota XAU/USD</w:t>
       </w:r>
     </w:p>
     <w:p>
@@ -493,7 +493,7 @@
         <w:rPr>
           <w:sz w:val="24"/>
         </w:rPr>
-        <w:t xml:space="preserve"> (obliczenia), </w:t>
+        <w:t xml:space="preserve"> do obliczeń, </w:t>
       </w:r>
       <w:r>
         <w:rPr>
@@ -505,7 +505,7 @@
         <w:rPr>
           <w:sz w:val="24"/>
         </w:rPr>
-        <w:t xml:space="preserve"> (ramki danych) oraz </w:t>
+        <w:t xml:space="preserve"> do ramek danych oraz </w:t>
       </w:r>
       <w:r>
         <w:rPr>
@@ -517,7 +517,7 @@
         <w:rPr>
           <w:sz w:val="24"/>
         </w:rPr>
-        <w:t xml:space="preserve"> (pobranie zbioru z Kaggle).</w:t>
+        <w:t xml:space="preserve"> do pobrania zbioru z Kaggle.</w:t>
       </w:r>
     </w:p>
     <w:tbl>
@@ -1636,7 +1636,7 @@
         <w:rPr>
           <w:sz w:val="24"/>
         </w:rPr>
-        <w:t xml:space="preserve">Mediana to wartość środkowa uporządkowanego zbioru (dla parzystego n – średnia dwóch środkowych). Wynik funkcji </w:t>
+        <w:t xml:space="preserve">Mediana to wartość środkowa uporządkowanego zbioru ; dla parzystego n to średnia dwóch środkowych. Wynik funkcji </w:t>
       </w:r>
       <w:r>
         <w:rPr>
@@ -1705,7 +1705,7 @@
                 <w:color w:val="1F1F1F"/>
                 <w:sz w:val="18"/>
               </w:rPr>
-              <w:t xml:space="preserve">print("Mediana (numpy):  ", np.median(df["High"]))</w:t>
+              <w:t xml:space="preserve">print("Mediana numpy:  ", np.median(df["High"]))</w:t>
             </w:r>
           </w:p>
           <w:p>
@@ -1757,7 +1757,7 @@
                 <w:color w:val="1F1F1F"/>
                 <w:sz w:val="18"/>
               </w:rPr>
-              <w:t xml:space="preserve">print("Mediana (ze wzoru):", mediana)</w:t>
+              <w:t xml:space="preserve">print("Mediana ze wzoru:", mediana)</w:t>
             </w:r>
           </w:p>
         </w:tc>
@@ -1822,20 +1822,20 @@
                 <w:color w:val="E6E6E6"/>
                 <w:sz w:val="16"/>
               </w:rPr>
-              <w:t xml:space="preserve">Mediana (numpy):   1306.63</w:t>
-            </w:r>
-          </w:p>
-          <w:p>
-            <w:pPr>
-              <w:spacing w:after="0"/>
-            </w:pPr>
-            <w:r>
-              <w:rPr>
-                <w:rFonts w:ascii="Consolas" w:hAnsi="Consolas"/>
-                <w:color w:val="E6E6E6"/>
-                <w:sz w:val="16"/>
-              </w:rPr>
-              <w:t xml:space="preserve">Mediana (ze wzoru): 1306.63</w:t>
+              <w:t xml:space="preserve">Mediana numpy:   1306.63</w:t>
+            </w:r>
+          </w:p>
+          <w:p>
+            <w:pPr>
+              <w:spacing w:after="0"/>
+            </w:pPr>
+            <w:r>
+              <w:rPr>
+                <w:rFonts w:ascii="Consolas" w:hAnsi="Consolas"/>
+                <w:color w:val="E6E6E6"/>
+                <w:sz w:val="16"/>
+              </w:rPr>
+              <w:t xml:space="preserve">Mediana ze wzoru: 1306.63</w:t>
             </w:r>
           </w:p>
         </w:tc>
@@ -1855,7 +1855,7 @@
         <w:rPr>
           <w:sz w:val="24"/>
         </w:rPr>
-        <w:t xml:space="preserve">Wynik: mediana 1306,63 (obie metody zgodne), niższa od średniej – rozkład jest prawostronnie asymetryczny.</w:t>
+        <w:t xml:space="preserve">Wynik: mediana 1306,63, obie metody zgodne, niższa od średniej – rozkład jest prawostronnie asymetryczny.</w:t>
       </w:r>
     </w:p>
     <w:p>
@@ -1911,20 +1911,20 @@
                 <w:color w:val="1F1F1F"/>
                 <w:sz w:val="18"/>
               </w:rPr>
-              <w:t xml:space="preserve">print("Odchylenie standardowe (numpy):   ", np.std(df["High"]))</w:t>
-            </w:r>
-          </w:p>
-          <w:p>
-            <w:pPr>
-              <w:spacing w:after="0"/>
-            </w:pPr>
-            <w:r>
-              <w:rPr>
-                <w:rFonts w:ascii="Consolas" w:hAnsi="Consolas"/>
-                <w:color w:val="1F1F1F"/>
-                <w:sz w:val="18"/>
-              </w:rPr>
-              <w:t xml:space="preserve">print("Odchylenie standardowe (ze wzoru):", np.sqrt(np.mean((df["High"] - df["High"].mean()) ** 2)))</w:t>
+              <w:t xml:space="preserve">print("Odchylenie standardowe numpy:   ", np.std(df["High"]))</w:t>
+            </w:r>
+          </w:p>
+          <w:p>
+            <w:pPr>
+              <w:spacing w:after="0"/>
+            </w:pPr>
+            <w:r>
+              <w:rPr>
+                <w:rFonts w:ascii="Consolas" w:hAnsi="Consolas"/>
+                <w:color w:val="1F1F1F"/>
+                <w:sz w:val="18"/>
+              </w:rPr>
+              <w:t xml:space="preserve">print("Odchylenie standardowe ze wzoru:", np.sqrt(np.mean((df["High"] - df["High"].mean()) ** 2)))</w:t>
             </w:r>
           </w:p>
         </w:tc>
@@ -1976,20 +1976,20 @@
                 <w:color w:val="E6E6E6"/>
                 <w:sz w:val="16"/>
               </w:rPr>
-              <w:t xml:space="preserve">Odchylenie standardowe (numpy):    672.3085871081163</w:t>
-            </w:r>
-          </w:p>
-          <w:p>
-            <w:pPr>
-              <w:spacing w:after="0"/>
-            </w:pPr>
-            <w:r>
-              <w:rPr>
-                <w:rFonts w:ascii="Consolas" w:hAnsi="Consolas"/>
-                <w:color w:val="E6E6E6"/>
-                <w:sz w:val="16"/>
-              </w:rPr>
-              <w:t xml:space="preserve">Odchylenie standardowe (ze wzoru): 672.3085871081163</w:t>
+              <w:t xml:space="preserve">Odchylenie standardowe numpy:    672.3085871081163</w:t>
+            </w:r>
+          </w:p>
+          <w:p>
+            <w:pPr>
+              <w:spacing w:after="0"/>
+            </w:pPr>
+            <w:r>
+              <w:rPr>
+                <w:rFonts w:ascii="Consolas" w:hAnsi="Consolas"/>
+                <w:color w:val="E6E6E6"/>
+                <w:sz w:val="16"/>
+              </w:rPr>
+              <w:t xml:space="preserve">Odchylenie standardowe ze wzoru: 672.3085871081163</w:t>
             </w:r>
           </w:p>
         </w:tc>
@@ -2078,20 +2078,20 @@
                 <w:color w:val="1F1F1F"/>
                 <w:sz w:val="18"/>
               </w:rPr>
-              <w:t xml:space="preserve">print("Wariancja (numpy):   ", wariancja)</w:t>
-            </w:r>
-          </w:p>
-          <w:p>
-            <w:pPr>
-              <w:spacing w:after="0"/>
-            </w:pPr>
-            <w:r>
-              <w:rPr>
-                <w:rFonts w:ascii="Consolas" w:hAnsi="Consolas"/>
-                <w:color w:val="1F1F1F"/>
-                <w:sz w:val="18"/>
-              </w:rPr>
-              <w:t xml:space="preserve">print("Wariancja (ze wzoru):", np.mean((df["High"] - df["High"].mean()) ** 2))</w:t>
+              <w:t xml:space="preserve">print("Wariancja numpy:   ", wariancja)</w:t>
+            </w:r>
+          </w:p>
+          <w:p>
+            <w:pPr>
+              <w:spacing w:after="0"/>
+            </w:pPr>
+            <w:r>
+              <w:rPr>
+                <w:rFonts w:ascii="Consolas" w:hAnsi="Consolas"/>
+                <w:color w:val="1F1F1F"/>
+                <w:sz w:val="18"/>
+              </w:rPr>
+              <w:t xml:space="preserve">print("Wariancja ze wzoru:", np.mean((df["High"] - df["High"].mean()) ** 2))</w:t>
             </w:r>
           </w:p>
           <w:p>
@@ -2156,20 +2156,20 @@
                 <w:color w:val="E6E6E6"/>
                 <w:sz w:val="16"/>
               </w:rPr>
-              <w:t xml:space="preserve">Wariancja (numpy):    451998.8362993116</w:t>
-            </w:r>
-          </w:p>
-          <w:p>
-            <w:pPr>
-              <w:spacing w:after="0"/>
-            </w:pPr>
-            <w:r>
-              <w:rPr>
-                <w:rFonts w:ascii="Consolas" w:hAnsi="Consolas"/>
-                <w:color w:val="E6E6E6"/>
-                <w:sz w:val="16"/>
-              </w:rPr>
-              <w:t xml:space="preserve">Wariancja (ze wzoru): 451998.8362993116</w:t>
+              <w:t xml:space="preserve">Wariancja numpy:    451998.8362993116</w:t>
+            </w:r>
+          </w:p>
+          <w:p>
+            <w:pPr>
+              <w:spacing w:after="0"/>
+            </w:pPr>
+            <w:r>
+              <w:rPr>
+                <w:rFonts w:ascii="Consolas" w:hAnsi="Consolas"/>
+                <w:color w:val="E6E6E6"/>
+                <w:sz w:val="16"/>
+              </w:rPr>
+              <w:t xml:space="preserve">Wariancja ze wzoru: 451998.8362993116</w:t>
             </w:r>
           </w:p>
           <w:p>
@@ -2391,7 +2391,7 @@
         <w:rPr>
           <w:sz w:val="24"/>
         </w:rPr>
-        <w:t xml:space="preserve"> dzieli przez n − 1 i zwraca macierz kowariancji (wariancje na przekątnej).</w:t>
+        <w:t xml:space="preserve"> dzieli przez n − 1 i zwraca macierz kowariancji.</w:t>
       </w:r>
     </w:p>
     <w:tbl>
@@ -2774,7 +2774,7 @@
         <w:rPr>
           <w:sz w:val="24"/>
         </w:rPr>
-        <w:t xml:space="preserve"> obliczono wszystkie miary. Pokazuje to różnicę między kowariancją z dzieleniem przez n − 1 (domyślnie w numpy) i przez n (wzór z instrukcji, </w:t>
+        <w:t xml:space="preserve"> obliczono wszystkie miary. Pokazuje to różnicę między kowariancją z dzieleniem przez n − 1, domyślnie w numpy, i przez n, czyli wzorem z instrukcji i </w:t>
       </w:r>
       <w:r>
         <w:rPr>
@@ -2786,7 +2786,7 @@
         <w:rPr>
           <w:sz w:val="24"/>
         </w:rPr>
-        <w:t xml:space="preserve">).</w:t>
+        <w:t xml:space="preserve">.</w:t>
       </w:r>
     </w:p>
     <w:tbl>
@@ -2908,20 +2908,20 @@
                 <w:color w:val="1F1F1F"/>
                 <w:sz w:val="18"/>
               </w:rPr>
-              <w:t xml:space="preserve">print("Kowariancja (n-1):", np.cov(data1, data2)[0, 1])</w:t>
-            </w:r>
-          </w:p>
-          <w:p>
-            <w:pPr>
-              <w:spacing w:after="0"/>
-            </w:pPr>
-            <w:r>
-              <w:rPr>
-                <w:rFonts w:ascii="Consolas" w:hAnsi="Consolas"/>
-                <w:color w:val="1F1F1F"/>
-                <w:sz w:val="18"/>
-              </w:rPr>
-              <w:t xml:space="preserve">print("Kowariancja (n):  ", np.cov(data1, data2, bias=True)[0, 1])</w:t>
+              <w:t xml:space="preserve">print("Kowariancja n-1:", np.cov(data1, data2)[0, 1])</w:t>
+            </w:r>
+          </w:p>
+          <w:p>
+            <w:pPr>
+              <w:spacing w:after="0"/>
+            </w:pPr>
+            <w:r>
+              <w:rPr>
+                <w:rFonts w:ascii="Consolas" w:hAnsi="Consolas"/>
+                <w:color w:val="1F1F1F"/>
+                <w:sz w:val="18"/>
+              </w:rPr>
+              <w:t xml:space="preserve">print("Kowariancja n:  ", np.cov(data1, data2, bias=True)[0, 1])</w:t>
             </w:r>
           </w:p>
         </w:tc>
@@ -3038,20 +3038,20 @@
                 <w:color w:val="E6E6E6"/>
                 <w:sz w:val="16"/>
               </w:rPr>
-              <w:t xml:space="preserve">Kowariancja (n-1): -2.5</w:t>
-            </w:r>
-          </w:p>
-          <w:p>
-            <w:pPr>
-              <w:spacing w:after="0"/>
-            </w:pPr>
-            <w:r>
-              <w:rPr>
-                <w:rFonts w:ascii="Consolas" w:hAnsi="Consolas"/>
-                <w:color w:val="E6E6E6"/>
-                <w:sz w:val="16"/>
-              </w:rPr>
-              <w:t xml:space="preserve">Kowariancja (n):   -2.0</w:t>
+              <w:t xml:space="preserve">Kowariancja n-1: -2.5</w:t>
+            </w:r>
+          </w:p>
+          <w:p>
+            <w:pPr>
+              <w:spacing w:after="0"/>
+            </w:pPr>
+            <w:r>
+              <w:rPr>
+                <w:rFonts w:ascii="Consolas" w:hAnsi="Consolas"/>
+                <w:color w:val="E6E6E6"/>
+                <w:sz w:val="16"/>
+              </w:rPr>
+              <w:t xml:space="preserve">Kowariancja n:   -2.0</w:t>
             </w:r>
           </w:p>
         </w:tc>
@@ -3485,7 +3485,7 @@
           <w:b/>
           <w:sz w:val="26"/>
         </w:rPr>
-        <w:t xml:space="preserve">2.2. Część B – częstość palenia tytoniu (dane z lab1)</w:t>
+        <w:t xml:space="preserve">2.2. Część B – częstość palenia tytoniu, dane z lab1</w:t>
       </w:r>
     </w:p>
     <w:p>
@@ -4033,7 +4033,7 @@
         <w:rPr>
           <w:sz w:val="24"/>
         </w:rPr>
-        <w:t xml:space="preserve"> (częstość palenia) oraz średnią osobno dla płci (bez rekordów </w:t>
+        <w:t xml:space="preserve">, czyli częstości palenia, oraz średnią osobno dla płci, bez rekordów </w:t>
       </w:r>
       <w:r>
         <w:rPr>
@@ -4045,7 +4045,7 @@
         <w:rPr>
           <w:sz w:val="24"/>
         </w:rPr>
-        <w:t xml:space="preserve">).</w:t>
+        <w:t xml:space="preserve">.</w:t>
       </w:r>
     </w:p>
     <w:tbl>
@@ -4411,20 +4411,20 @@
                 <w:color w:val="1F1F1F"/>
                 <w:sz w:val="18"/>
               </w:rPr>
-              <w:t xml:space="preserve">print("Mediana (numpy): ", np.median(df["val"]))</w:t>
-            </w:r>
-          </w:p>
-          <w:p>
-            <w:pPr>
-              <w:spacing w:after="0"/>
-            </w:pPr>
-            <w:r>
-              <w:rPr>
-                <w:rFonts w:ascii="Consolas" w:hAnsi="Consolas"/>
-                <w:color w:val="1F1F1F"/>
-                <w:sz w:val="18"/>
-              </w:rPr>
-              <w:t xml:space="preserve">print("Mediana (wzór):  ", mediana)</w:t>
+              <w:t xml:space="preserve">print("Mediana numpy: ", np.median(df["val"]))</w:t>
+            </w:r>
+          </w:p>
+          <w:p>
+            <w:pPr>
+              <w:spacing w:after="0"/>
+            </w:pPr>
+            <w:r>
+              <w:rPr>
+                <w:rFonts w:ascii="Consolas" w:hAnsi="Consolas"/>
+                <w:color w:val="1F1F1F"/>
+                <w:sz w:val="18"/>
+              </w:rPr>
+              <w:t xml:space="preserve">print("Mediana wzór:  ", mediana)</w:t>
             </w:r>
           </w:p>
           <w:p>
@@ -4502,20 +4502,20 @@
                 <w:color w:val="E6E6E6"/>
                 <w:sz w:val="16"/>
               </w:rPr>
-              <w:t xml:space="preserve">Mediana (numpy):  0.214082475</w:t>
-            </w:r>
-          </w:p>
-          <w:p>
-            <w:pPr>
-              <w:spacing w:after="0"/>
-            </w:pPr>
-            <w:r>
-              <w:rPr>
-                <w:rFonts w:ascii="Consolas" w:hAnsi="Consolas"/>
-                <w:color w:val="E6E6E6"/>
-                <w:sz w:val="16"/>
-              </w:rPr>
-              <w:t xml:space="preserve">Mediana (wzór):   0.214082475</w:t>
+              <w:t xml:space="preserve">Mediana numpy:  0.214082475</w:t>
+            </w:r>
+          </w:p>
+          <w:p>
+            <w:pPr>
+              <w:spacing w:after="0"/>
+            </w:pPr>
+            <w:r>
+              <w:rPr>
+                <w:rFonts w:ascii="Consolas" w:hAnsi="Consolas"/>
+                <w:color w:val="E6E6E6"/>
+                <w:sz w:val="16"/>
+              </w:rPr>
+              <w:t xml:space="preserve">Mediana wzór:   0.214082475</w:t>
             </w:r>
           </w:p>
           <w:p>
@@ -4548,7 +4548,7 @@
         <w:rPr>
           <w:sz w:val="24"/>
         </w:rPr>
-        <w:t xml:space="preserve">Wynik: mediana 0,214 (obie metody zgodne), bliska średniej 0,221 – rozkład prawie symetryczny.</w:t>
+        <w:t xml:space="preserve">Wynik: mediana 0,214, obie metody zgodne, bliska średniej 0,221 – rozkład prawie symetryczny.</w:t>
       </w:r>
     </w:p>
     <w:p>
@@ -4617,33 +4617,33 @@
                 <w:color w:val="1F1F1F"/>
                 <w:sz w:val="18"/>
               </w:rPr>
-              <w:t xml:space="preserve">print("Odchylenie standardowe (numpy):", np.std(df["val"]))</w:t>
-            </w:r>
-          </w:p>
-          <w:p>
-            <w:pPr>
-              <w:spacing w:after="0"/>
-            </w:pPr>
-            <w:r>
-              <w:rPr>
-                <w:rFonts w:ascii="Consolas" w:hAnsi="Consolas"/>
-                <w:color w:val="1F1F1F"/>
-                <w:sz w:val="18"/>
-              </w:rPr>
-              <w:t xml:space="preserve">print("Odchylenie standardowe (wzór): ", np.sqrt(np.mean((df["val"] - sr) ** 2)))</w:t>
-            </w:r>
-          </w:p>
-          <w:p>
-            <w:pPr>
-              <w:spacing w:after="0"/>
-            </w:pPr>
-            <w:r>
-              <w:rPr>
-                <w:rFonts w:ascii="Consolas" w:hAnsi="Consolas"/>
-                <w:color w:val="1F1F1F"/>
-                <w:sz w:val="18"/>
-              </w:rPr>
-              <w:t xml:space="preserve">print("Wariancja (numpy):             ", np.var(df["val"]))</w:t>
+              <w:t xml:space="preserve">print("Odchylenie standardowe numpy:", np.std(df["val"]))</w:t>
+            </w:r>
+          </w:p>
+          <w:p>
+            <w:pPr>
+              <w:spacing w:after="0"/>
+            </w:pPr>
+            <w:r>
+              <w:rPr>
+                <w:rFonts w:ascii="Consolas" w:hAnsi="Consolas"/>
+                <w:color w:val="1F1F1F"/>
+                <w:sz w:val="18"/>
+              </w:rPr>
+              <w:t xml:space="preserve">print("Odchylenie standardowe wzór: ", np.sqrt(np.mean((df["val"] - sr) ** 2)))</w:t>
+            </w:r>
+          </w:p>
+          <w:p>
+            <w:pPr>
+              <w:spacing w:after="0"/>
+            </w:pPr>
+            <w:r>
+              <w:rPr>
+                <w:rFonts w:ascii="Consolas" w:hAnsi="Consolas"/>
+                <w:color w:val="1F1F1F"/>
+                <w:sz w:val="18"/>
+              </w:rPr>
+              <w:t xml:space="preserve">print("Wariancja numpy:             ", np.var(df["val"]))</w:t>
             </w:r>
           </w:p>
           <w:p>
@@ -4708,33 +4708,33 @@
                 <w:color w:val="E6E6E6"/>
                 <w:sz w:val="16"/>
               </w:rPr>
-              <w:t xml:space="preserve">Odchylenie standardowe (numpy): 0.13852964040595173</w:t>
-            </w:r>
-          </w:p>
-          <w:p>
-            <w:pPr>
-              <w:spacing w:after="0"/>
-            </w:pPr>
-            <w:r>
-              <w:rPr>
-                <w:rFonts w:ascii="Consolas" w:hAnsi="Consolas"/>
-                <w:color w:val="E6E6E6"/>
-                <w:sz w:val="16"/>
-              </w:rPr>
-              <w:t xml:space="preserve">Odchylenie standardowe (wzór):  0.13852964040595173</w:t>
-            </w:r>
-          </w:p>
-          <w:p>
-            <w:pPr>
-              <w:spacing w:after="0"/>
-            </w:pPr>
-            <w:r>
-              <w:rPr>
-                <w:rFonts w:ascii="Consolas" w:hAnsi="Consolas"/>
-                <w:color w:val="E6E6E6"/>
-                <w:sz w:val="16"/>
-              </w:rPr>
-              <w:t xml:space="preserve">Wariancja (numpy):              0.019190461271002292</w:t>
+              <w:t xml:space="preserve">Odchylenie standardowe numpy: 0.13852964040595173</w:t>
+            </w:r>
+          </w:p>
+          <w:p>
+            <w:pPr>
+              <w:spacing w:after="0"/>
+            </w:pPr>
+            <w:r>
+              <w:rPr>
+                <w:rFonts w:ascii="Consolas" w:hAnsi="Consolas"/>
+                <w:color w:val="E6E6E6"/>
+                <w:sz w:val="16"/>
+              </w:rPr>
+              <w:t xml:space="preserve">Odchylenie standardowe wzór:  0.13852964040595173</w:t>
+            </w:r>
+          </w:p>
+          <w:p>
+            <w:pPr>
+              <w:spacing w:after="0"/>
+            </w:pPr>
+            <w:r>
+              <w:rPr>
+                <w:rFonts w:ascii="Consolas" w:hAnsi="Consolas"/>
+                <w:color w:val="E6E6E6"/>
+                <w:sz w:val="16"/>
+              </w:rPr>
+              <w:t xml:space="preserve">Wariancja numpy:              0.019190461271002292</w:t>
             </w:r>
           </w:p>
           <w:p>
@@ -4792,7 +4792,7 @@
         <w:rPr>
           <w:sz w:val="24"/>
         </w:rPr>
-        <w:t xml:space="preserve">Wszystkie miary zebrano w jednej tabeli (</w:t>
+        <w:t xml:space="preserve">Wszystkie miary zebrano w jednej tabeli funkcjami </w:t>
       </w:r>
       <w:r>
         <w:rPr>
@@ -4804,7 +4804,7 @@
         <w:rPr>
           <w:sz w:val="24"/>
         </w:rPr>
-        <w:t xml:space="preserve"> + </w:t>
+        <w:t xml:space="preserve"> i </w:t>
       </w:r>
       <w:r>
         <w:rPr>
@@ -4816,7 +4816,7 @@
         <w:rPr>
           <w:sz w:val="24"/>
         </w:rPr>
-        <w:t xml:space="preserve">).</w:t>
+        <w:t xml:space="preserve">.</w:t>
       </w:r>
     </w:p>
     <w:tbl>
@@ -4997,7 +4997,7 @@
         <w:rPr>
           <w:sz w:val="24"/>
         </w:rPr>
-        <w:t xml:space="preserve">Wynik: u kobiet mediana (7,2%) jest dużo niższa od średniej (11,9%), u mężczyzn obie są zbliżone.</w:t>
+        <w:t xml:space="preserve">Wynik: u kobiet mediana 7,2% jest dużo niższa od średniej 11,9%, u mężczyzn obie są zbliżone.</w:t>
       </w:r>
     </w:p>
     <w:p>
@@ -5215,7 +5215,7 @@
         <w:rPr>
           <w:sz w:val="24"/>
         </w:rPr>
-        <w:t xml:space="preserve">Wynik: val–lower i val–upper ≈ 0,999; mężczyźni–kobiety ≈ 0,42 (umiarkowana).</w:t>
+        <w:t xml:space="preserve">Wynik: val–lower i val–upper ≈ 0,999; mężczyźni–kobiety ≈ 0,42, czyli umiarkowana.</w:t>
       </w:r>
     </w:p>
     <w:p>
@@ -5297,20 +5297,20 @@
                 <w:color w:val="1F1F1F"/>
                 <w:sz w:val="18"/>
               </w:rPr>
-              <w:t xml:space="preserve">print("Cov (n-1):", kowariancja[0, 1])</w:t>
-            </w:r>
-          </w:p>
-          <w:p>
-            <w:pPr>
-              <w:spacing w:after="0"/>
-            </w:pPr>
-            <w:r>
-              <w:rPr>
-                <w:rFonts w:ascii="Consolas" w:hAnsi="Consolas"/>
-                <w:color w:val="1F1F1F"/>
-                <w:sz w:val="18"/>
-              </w:rPr>
-              <w:t xml:space="preserve">print("Cov (n):  ", np.cov(pivot["Male"], pivot["Female"], bias=True)[0, 1])</w:t>
+              <w:t xml:space="preserve">print("Cov n-1:", kowariancja[0, 1])</w:t>
+            </w:r>
+          </w:p>
+          <w:p>
+            <w:pPr>
+              <w:spacing w:after="0"/>
+            </w:pPr>
+            <w:r>
+              <w:rPr>
+                <w:rFonts w:ascii="Consolas" w:hAnsi="Consolas"/>
+                <w:color w:val="1F1F1F"/>
+                <w:sz w:val="18"/>
+              </w:rPr>
+              <w:t xml:space="preserve">print("Cov n:  ", np.cov(pivot["Male"], pivot["Female"], bias=True)[0, 1])</w:t>
             </w:r>
           </w:p>
         </w:tc>
@@ -5388,20 +5388,20 @@
                 <w:color w:val="E6E6E6"/>
                 <w:sz w:val="16"/>
               </w:rPr>
-              <w:t xml:space="preserve">Cov (n-1): 0.005681675716659971</w:t>
-            </w:r>
-          </w:p>
-          <w:p>
-            <w:pPr>
-              <w:spacing w:after="0"/>
-            </w:pPr>
-            <w:r>
-              <w:rPr>
-                <w:rFonts w:ascii="Consolas" w:hAnsi="Consolas"/>
-                <w:color w:val="E6E6E6"/>
-                <w:sz w:val="16"/>
-              </w:rPr>
-              <w:t xml:space="preserve">Cov (n):   0.005680855850034191</w:t>
+              <w:t xml:space="preserve">Cov n-1: 0.005681675716659971</w:t>
+            </w:r>
+          </w:p>
+          <w:p>
+            <w:pPr>
+              <w:spacing w:after="0"/>
+            </w:pPr>
+            <w:r>
+              <w:rPr>
+                <w:rFonts w:ascii="Consolas" w:hAnsi="Consolas"/>
+                <w:color w:val="E6E6E6"/>
+                <w:sz w:val="16"/>
+              </w:rPr>
+              <w:t xml:space="preserve">Cov n:   0.005680855850034191</w:t>
             </w:r>
           </w:p>
         </w:tc>
@@ -5421,7 +5421,7 @@
         <w:rPr>
           <w:sz w:val="24"/>
         </w:rPr>
-        <w:t xml:space="preserve">Wynik: Cov ≈ 0,005682 (n − 1) i 0,005681 (n) – przy tylu obserwacjach różnica jest pomijalna.</w:t>
+        <w:t xml:space="preserve">Wynik: Cov ≈ 0,005682 przy n − 1 i 0,005681 przy n, przy tylu obserwacjach różnica jest pomijalna.</w:t>
       </w:r>
     </w:p>
     <w:p>
@@ -5794,7 +5794,7 @@
         <w:rPr>
           <w:sz w:val="24"/>
         </w:rPr>
-        <w:t xml:space="preserve">Wynik: korelacja −0,96 (mężczyźni) i −0,92 (kobiety) – palenie systematycznie spada.</w:t>
+        <w:t xml:space="preserve">Wynik: korelacja −0,96 u mężczyzn i −0,92 u kobiet, palenie systematycznie spada.</w:t>
       </w:r>
     </w:p>
     <w:p>
@@ -6000,7 +6000,7 @@
         <w:rPr>
           <w:sz w:val="24"/>
         </w:rPr>
-        <w:t xml:space="preserve">Wynik: średnia spada z 29,3% do 27,9%, mediana tylko z 27,5% do 26,4%; maksimum ma Timor-Leste (64,6%).</w:t>
+        <w:t xml:space="preserve">Wynik: średnia spada z 29,3% do 27,9%, mediana tylko z 27,5% do 26,4%; maksimum ma Timor-Leste, 64,6%.</w:t>
       </w:r>
     </w:p>
     <w:p>
@@ -6042,7 +6042,7 @@
         <w:rPr>
           <w:sz w:val="24"/>
         </w:rPr>
-        <w:t xml:space="preserve">• Średnia i mediana opisują typową wartość; dla ceny High złota średnia (1426,51) jest wyższa od mediany (1306,63), bo cena rosła przez 20 lat.</w:t>
+        <w:t xml:space="preserve">• Średnia i mediana opisują typową wartość; dla ceny High złota średnia 1426,51 jest wyższa od mediany 1306,63, bo cena rosła przez 20 lat.</w:t>
       </w:r>
     </w:p>
     <w:p>
@@ -6090,7 +6090,7 @@
         <w:rPr>
           <w:sz w:val="24"/>
         </w:rPr>
-        <w:t xml:space="preserve">• Wartości odstające mocno zniekształcają średnią, odchylenie standardowe i korelację (przykład ze sklepami, kraje o skrajnie wysokim paleniu), a mediana jest na nie odporna.</w:t>
+        <w:t xml:space="preserve">• Wartości odstające mocno zniekształcają średnią, odchylenie standardowe i korelację, np. w przykładzie ze sklepami, a mediana jest na nie odporna.</w:t>
       </w:r>
     </w:p>
     <w:p>
@@ -6102,7 +6102,7 @@
         <w:rPr>
           <w:sz w:val="24"/>
         </w:rPr>
-        <w:t xml:space="preserve">• W danych o paleniu mężczyźni palą ponad 2,5 raza częściej niż kobiety (32,2% wobec 11,9%), a w Polsce częstość palenia silnie maleje w czasie (korelacja z rokiem −0,96 i −0,92).</w:t>
+        <w:t xml:space="preserve">• W danych o paleniu mężczyźni palą ponad 2,5 raza częściej niż kobiety 32,2% wobec 11,9%, a w Polsce częstość palenia silnie maleje, korelacja z rokiem to −0,96 i −0,92.</w:t>
       </w:r>
     </w:p>
     <w:p>
@@ -6114,7 +6114,7 @@
         <w:rPr>
           <w:sz w:val="24"/>
         </w:rPr>
-        <w:t xml:space="preserve">• Częstość palenia mężczyzn i kobiet w tym samym kraju jest umiarkowanie skorelowana (ρ ≈ 0,42).</w:t>
+        <w:t xml:space="preserve">• Częstość palenia mężczyzn i kobiet w tym samym kraju jest umiarkowanie skorelowana, ρ ≈ 0,42.</w:t>
       </w:r>
     </w:p>
     <w:sectPr>

--- a/lab2_sprawozdanie.docx
+++ b/lab2_sprawozdanie.docx
@@ -165,7 +165,7 @@
           <w:sz w:val="40"/>
           <w:szCs w:val="28"/>
         </w:rPr>
-        <w:t xml:space="preserve">2</w:t>
+        <w:t>2</w:t>
       </w:r>
     </w:p>
     <w:p/>
@@ -209,7 +209,7 @@
           <w:iCs/>
           <w:sz w:val="28"/>
         </w:rPr>
-        <w:t xml:space="preserve">Podstawowe operacje arytmetyczne w analizie danych</w:t>
+        <w:t>Podstawowe operacje arytmetyczne w analizie danych</w:t>
       </w:r>
     </w:p>
     <w:p>
@@ -344,8 +344,93 @@
         </w:rPr>
       </w:pPr>
       <w:r>
+        <w:br w:type="page"/>
+      </w:r>
+      <w:r>
+        <w:rPr>
+          <w:b/>
+          <w:sz w:val="32"/>
+        </w:rPr>
         <w:lastRenderedPageBreak/>
-        <w:br w:type="page"/>
+        <w:t>1. Wstęp</w:t>
+      </w:r>
+    </w:p>
+    <w:p>
+      <w:pPr>
+        <w:spacing w:after="120"/>
+        <w:jc w:val="both"/>
+      </w:pPr>
+      <w:r>
+        <w:rPr>
+          <w:sz w:val="24"/>
+        </w:rPr>
+        <w:t>Celem ćwiczenia było poznanie podstawowych operacji arytmetycznych i funkcji statystycznych stosowanych w analizie danych: średniej arytmetycznej, mediany, odchylenia standardowego, wariancji, korelacji i kowariancji oraz ich obliczenie w Pythonie z użyciem bibliotek numpy i pandas.</w:t>
+      </w:r>
+    </w:p>
+    <w:p>
+      <w:pPr>
+        <w:spacing w:after="120"/>
+        <w:jc w:val="both"/>
+      </w:pPr>
+      <w:r>
+        <w:rPr>
+          <w:sz w:val="24"/>
+        </w:rPr>
+        <w:t>Operacje wykonano na dwóch zbiorach. Część A: zbiór „XAUUSD Gold Price Historical Data 2004-2024” z Kaggle, plik XAU_15m_data.csv z 15-minutowymi notowaniami ceny złota. Zbiór ma 494 235 wierszy i kolumny Date, Open, High, Low, Close, Volume. Część B: zbiór GBD 2019, Smoking Tobacco Use Prevalence 1990-2019 z ćwiczenia 1. Zbiór ma 20 970 wierszy i kolumny location, sex, year, val, upper, lower.</w:t>
+      </w:r>
+    </w:p>
+    <w:p>
+      <w:pPr>
+        <w:spacing w:after="120"/>
+        <w:jc w:val="both"/>
+      </w:pPr>
+      <w:r>
+        <w:rPr>
+          <w:sz w:val="24"/>
+        </w:rPr>
+        <w:t>Dane A: https://www.kaggle.com/datasets/novandraanugrah/xauusd-gold-price-historical-data-2004-2024</w:t>
+      </w:r>
+    </w:p>
+    <w:p>
+      <w:pPr>
+        <w:spacing w:after="120"/>
+        <w:jc w:val="both"/>
+      </w:pPr>
+      <w:r>
+        <w:rPr>
+          <w:sz w:val="24"/>
+        </w:rPr>
+        <w:t>Dane B: https://ghdx.healthdata.org/record/ihme-data/gbd-2019-smoking-tobacco-use-prevalence-1990-2019</w:t>
+      </w:r>
+    </w:p>
+    <w:p>
+      <w:pPr>
+        <w:spacing w:after="120"/>
+        <w:jc w:val="both"/>
+      </w:pPr>
+      <w:r>
+        <w:rPr>
+          <w:sz w:val="24"/>
+        </w:rPr>
+        <w:t>Zadanie wykonano w notatniku Jupyter, w języku Python 3. Notatnik lab2_podstawowe_operacje.ipynb umieszczono w repozytorium:</w:t>
+      </w:r>
+    </w:p>
+    <w:p>
+      <w:pPr>
+        <w:spacing w:after="120"/>
+        <w:jc w:val="center"/>
+        <w:rPr>
+          <w:b/>
+          <w:bCs/>
+        </w:rPr>
+      </w:pPr>
+      <w:r>
+        <w:rPr>
+          <w:b/>
+          <w:bCs/>
+          <w:sz w:val="24"/>
+        </w:rPr>
+        <w:t>https://github.com/RadoslawWalczak63/nod_lab2</w:t>
       </w:r>
     </w:p>
     <w:p>
@@ -358,7 +443,33 @@
           <w:b/>
           <w:sz w:val="32"/>
         </w:rPr>
-        <w:t xml:space="preserve">1. Wstęp</w:t>
+        <w:t>2. Przebieg ćwiczenia</w:t>
+      </w:r>
+    </w:p>
+    <w:p>
+      <w:pPr>
+        <w:keepNext/>
+        <w:spacing w:before="240"/>
+      </w:pPr>
+      <w:r>
+        <w:rPr>
+          <w:b/>
+          <w:sz w:val="26"/>
+        </w:rPr>
+        <w:t>2.1. Część A: ceny złota XAU/USD</w:t>
+      </w:r>
+    </w:p>
+    <w:p>
+      <w:pPr>
+        <w:keepNext/>
+        <w:spacing w:after="40"/>
+      </w:pPr>
+      <w:r>
+        <w:rPr>
+          <w:b/>
+          <w:sz w:val="24"/>
+        </w:rPr>
+        <w:t>Krok 1. Import bibliotek</w:t>
       </w:r>
     </w:p>
     <w:p>
@@ -370,124 +481,13 @@
         <w:rPr>
           <w:sz w:val="24"/>
         </w:rPr>
-        <w:t xml:space="preserve">Celem ćwiczenia było poznanie podstawowych operacji arytmetycznych i funkcji statystycznych stosowanych w analizie danych: średniej arytmetycznej, mediany, odchylenia standardowego, wariancji, korelacji i kowariancji oraz ich obliczenie w Pythonie z użyciem bibliotek numpy i pandas.</w:t>
-      </w:r>
-    </w:p>
-    <w:p>
-      <w:pPr>
-        <w:spacing w:after="120"/>
-        <w:jc w:val="both"/>
-      </w:pPr>
-      <w:r>
-        <w:rPr>
-          <w:sz w:val="24"/>
-        </w:rPr>
-        <w:t xml:space="preserve">Operacje wykonano na dwóch zbiorach. Część A: zbiór „XAUUSD Gold Price Historical Data 2004-2024” z Kaggle, plik XAU_15m_data.csv z 15-minutowymi notowaniami ceny złota. Zbiór ma 494 235 wierszy i kolumny Date, Open, High, Low, Close, Volume. Część B: zbiór GBD 2019 – Smoking Tobacco Use Prevalence 1990-2019 z ćwiczenia 1. Zbiór ma 20 970 wierszy i kolumny location, sex, year, val, upper, lower.</w:t>
-      </w:r>
-    </w:p>
-    <w:p>
-      <w:pPr>
-        <w:spacing w:after="120"/>
-        <w:jc w:val="both"/>
-      </w:pPr>
-      <w:r>
-        <w:rPr>
-          <w:sz w:val="24"/>
-        </w:rPr>
-        <w:t xml:space="preserve">Dane A: https://www.kaggle.com/datasets/novandraanugrah/xauusd-gold-price-historical-data-2004-2024</w:t>
-      </w:r>
-    </w:p>
-    <w:p>
-      <w:pPr>
-        <w:spacing w:after="120"/>
-        <w:jc w:val="both"/>
-      </w:pPr>
-      <w:r>
-        <w:rPr>
-          <w:sz w:val="24"/>
-        </w:rPr>
-        <w:t xml:space="preserve">Dane B: https://ghdx.healthdata.org/record/ihme-data/gbd-2019-smoking-tobacco-use-prevalence-1990-2019</w:t>
-      </w:r>
-    </w:p>
-    <w:p>
-      <w:pPr>
-        <w:spacing w:after="120"/>
-        <w:jc w:val="both"/>
-      </w:pPr>
-      <w:r>
-        <w:rPr>
-          <w:sz w:val="24"/>
-        </w:rPr>
-        <w:t xml:space="preserve">Zadanie wykonano w notatniku Jupyter, w języku Python 3. Notatnik lab2_podstawowe_operacje.ipynb umieszczono w repozytorium:</w:t>
-      </w:r>
-    </w:p>
-    <w:p>
-      <w:pPr>
-        <w:spacing w:after="120"/>
-        <w:jc w:val="both"/>
-      </w:pPr>
-      <w:r>
-        <w:rPr>
-          <w:sz w:val="24"/>
-        </w:rPr>
-        <w:t xml:space="preserve">https://github.com/RadoslawWalczak63/nod_lab2</w:t>
-      </w:r>
-    </w:p>
-    <w:p>
-      <w:pPr>
-        <w:keepNext/>
-        <w:spacing w:before="240"/>
-      </w:pPr>
-      <w:r>
-        <w:rPr>
-          <w:b/>
-          <w:sz w:val="32"/>
-        </w:rPr>
-        <w:t xml:space="preserve">2. Przebieg ćwiczenia</w:t>
-      </w:r>
-    </w:p>
-    <w:p>
-      <w:pPr>
-        <w:keepNext/>
-        <w:spacing w:before="240"/>
-      </w:pPr>
-      <w:r>
-        <w:rPr>
-          <w:b/>
-          <w:sz w:val="26"/>
-        </w:rPr>
-        <w:t xml:space="preserve">2.1. Część A – ceny złota XAU/USD</w:t>
-      </w:r>
-    </w:p>
-    <w:p>
-      <w:pPr>
-        <w:keepNext/>
-        <w:spacing w:after="40"/>
-      </w:pPr>
-      <w:r>
-        <w:rPr>
-          <w:b/>
-          <w:sz w:val="24"/>
-        </w:rPr>
-        <w:t xml:space="preserve">Krok 1. Import bibliotek</w:t>
-      </w:r>
-    </w:p>
-    <w:p>
-      <w:pPr>
-        <w:spacing w:after="120"/>
-        <w:jc w:val="both"/>
-      </w:pPr>
-      <w:r>
-        <w:rPr>
-          <w:sz w:val="24"/>
-        </w:rPr>
         <w:t xml:space="preserve">Zaimportowano biblioteki </w:t>
       </w:r>
       <w:r>
         <w:rPr>
           <w:rFonts w:ascii="Consolas" w:hAnsi="Consolas"/>
         </w:rPr>
-        <w:t xml:space="preserve">numpy</w:t>
+        <w:t>numpy</w:t>
       </w:r>
       <w:r>
         <w:rPr>
@@ -499,7 +499,7 @@
         <w:rPr>
           <w:rFonts w:ascii="Consolas" w:hAnsi="Consolas"/>
         </w:rPr>
-        <w:t xml:space="preserve">pandas</w:t>
+        <w:t>pandas</w:t>
       </w:r>
       <w:r>
         <w:rPr>
@@ -511,7 +511,7 @@
         <w:rPr>
           <w:rFonts w:ascii="Consolas" w:hAnsi="Consolas"/>
         </w:rPr>
-        <w:t xml:space="preserve">kagglehub</w:t>
+        <w:t>kagglehub</w:t>
       </w:r>
       <w:r>
         <w:rPr>
@@ -548,46 +548,46 @@
                 <w:color w:val="1F1F1F"/>
                 <w:sz w:val="18"/>
               </w:rPr>
-              <w:t xml:space="preserve">import numpy as np</w:t>
-            </w:r>
-          </w:p>
-          <w:p>
-            <w:pPr>
-              <w:spacing w:after="0"/>
-            </w:pPr>
-            <w:r>
-              <w:rPr>
-                <w:rFonts w:ascii="Consolas" w:hAnsi="Consolas"/>
-                <w:color w:val="1F1F1F"/>
-                <w:sz w:val="18"/>
-              </w:rPr>
-              <w:t xml:space="preserve">import pandas as pd</w:t>
-            </w:r>
-          </w:p>
-          <w:p>
-            <w:pPr>
-              <w:spacing w:after="0"/>
-            </w:pPr>
-            <w:r>
-              <w:rPr>
-                <w:rFonts w:ascii="Consolas" w:hAnsi="Consolas"/>
-                <w:color w:val="1F1F1F"/>
-                <w:sz w:val="18"/>
-              </w:rPr>
-              <w:t xml:space="preserve">import kagglehub</w:t>
-            </w:r>
-          </w:p>
-          <w:p>
-            <w:pPr>
-              <w:spacing w:after="0"/>
-            </w:pPr>
-            <w:r>
-              <w:rPr>
-                <w:rFonts w:ascii="Consolas" w:hAnsi="Consolas"/>
-                <w:color w:val="1F1F1F"/>
-                <w:sz w:val="18"/>
-              </w:rPr>
-              <w:t xml:space="preserve">from kagglehub import KaggleDatasetAdapter</w:t>
+              <w:t>import numpy as np</w:t>
+            </w:r>
+          </w:p>
+          <w:p>
+            <w:pPr>
+              <w:spacing w:after="0"/>
+            </w:pPr>
+            <w:r>
+              <w:rPr>
+                <w:rFonts w:ascii="Consolas" w:hAnsi="Consolas"/>
+                <w:color w:val="1F1F1F"/>
+                <w:sz w:val="18"/>
+              </w:rPr>
+              <w:t>import pandas as pd</w:t>
+            </w:r>
+          </w:p>
+          <w:p>
+            <w:pPr>
+              <w:spacing w:after="0"/>
+            </w:pPr>
+            <w:r>
+              <w:rPr>
+                <w:rFonts w:ascii="Consolas" w:hAnsi="Consolas"/>
+                <w:color w:val="1F1F1F"/>
+                <w:sz w:val="18"/>
+              </w:rPr>
+              <w:t>import kagglehub</w:t>
+            </w:r>
+          </w:p>
+          <w:p>
+            <w:pPr>
+              <w:spacing w:after="0"/>
+            </w:pPr>
+            <w:r>
+              <w:rPr>
+                <w:rFonts w:ascii="Consolas" w:hAnsi="Consolas"/>
+                <w:color w:val="1F1F1F"/>
+                <w:sz w:val="18"/>
+              </w:rPr>
+              <w:t>from kagglehub import KaggleDatasetAdapter</w:t>
             </w:r>
           </w:p>
         </w:tc>
@@ -608,7 +608,7 @@
           <w:b/>
           <w:sz w:val="24"/>
         </w:rPr>
-        <w:t xml:space="preserve">Krok 2. Wczytanie danych</w:t>
+        <w:t>Krok 2. Wczytanie danych</w:t>
       </w:r>
     </w:p>
     <w:p>
@@ -626,7 +626,7 @@
         <w:rPr>
           <w:rFonts w:ascii="Consolas" w:hAnsi="Consolas"/>
         </w:rPr>
-        <w:t xml:space="preserve">XAU_15m_data.csv</w:t>
+        <w:t>XAU_15m_data.csv</w:t>
       </w:r>
       <w:r>
         <w:rPr>
@@ -638,25 +638,13 @@
         <w:rPr>
           <w:rFonts w:ascii="Consolas" w:hAnsi="Consolas"/>
         </w:rPr>
-        <w:t xml:space="preserve">dataset_load()</w:t>
-      </w:r>
-      <w:r>
-        <w:rPr>
-          <w:sz w:val="24"/>
-        </w:rPr>
-        <w:t xml:space="preserve">; plik używa separatora </w:t>
-      </w:r>
-      <w:r>
-        <w:rPr>
-          <w:rFonts w:ascii="Consolas" w:hAnsi="Consolas"/>
-        </w:rPr>
-        <w:t xml:space="preserve">;</w:t>
-      </w:r>
-      <w:r>
-        <w:rPr>
-          <w:sz w:val="24"/>
-        </w:rPr>
-        <w:t xml:space="preserve">.</w:t>
+        <w:t>dataset_load()</w:t>
+      </w:r>
+      <w:r>
+        <w:rPr>
+          <w:sz w:val="24"/>
+        </w:rPr>
+        <w:t>, plik używa separatora średnik.</w:t>
       </w:r>
     </w:p>
     <w:tbl>
@@ -687,20 +675,20 @@
                 <w:color w:val="1F1F1F"/>
                 <w:sz w:val="18"/>
               </w:rPr>
-              <w:t xml:space="preserve">plik = "XAU_15m_data.csv"</w:t>
-            </w:r>
-          </w:p>
-          <w:p>
-            <w:pPr>
-              <w:spacing w:after="0"/>
-            </w:pPr>
-            <w:r>
-              <w:rPr>
-                <w:rFonts w:ascii="Consolas" w:hAnsi="Consolas"/>
-                <w:color w:val="1F1F1F"/>
-                <w:sz w:val="18"/>
-              </w:rPr>
-              <w:t xml:space="preserve">df = kagglehub.dataset_load(</w:t>
+              <w:t>plik = "XAU_15m_data.csv"</w:t>
+            </w:r>
+          </w:p>
+          <w:p>
+            <w:pPr>
+              <w:spacing w:after="0"/>
+            </w:pPr>
+            <w:r>
+              <w:rPr>
+                <w:rFonts w:ascii="Consolas" w:hAnsi="Consolas"/>
+                <w:color w:val="1F1F1F"/>
+                <w:sz w:val="18"/>
+              </w:rPr>
+              <w:t>df = kagglehub.dataset_load(</w:t>
             </w:r>
           </w:p>
           <w:p>
@@ -765,20 +753,20 @@
                 <w:color w:val="1F1F1F"/>
                 <w:sz w:val="18"/>
               </w:rPr>
-              <w:t xml:space="preserve">)</w:t>
-            </w:r>
-          </w:p>
-          <w:p>
-            <w:pPr>
-              <w:spacing w:after="0"/>
-            </w:pPr>
-            <w:r>
-              <w:rPr>
-                <w:rFonts w:ascii="Consolas" w:hAnsi="Consolas"/>
-                <w:color w:val="1F1F1F"/>
-                <w:sz w:val="18"/>
-              </w:rPr>
-              <w:t xml:space="preserve">df.head()</w:t>
+              <w:t>)</w:t>
+            </w:r>
+          </w:p>
+          <w:p>
+            <w:pPr>
+              <w:spacing w:after="0"/>
+            </w:pPr>
+            <w:r>
+              <w:rPr>
+                <w:rFonts w:ascii="Consolas" w:hAnsi="Consolas"/>
+                <w:color w:val="1F1F1F"/>
+                <w:sz w:val="18"/>
+              </w:rPr>
+              <w:t>df.head()</w:t>
             </w:r>
           </w:p>
         </w:tc>
@@ -793,13 +781,43 @@
       <w:pPr>
         <w:keepNext/>
         <w:spacing w:after="40"/>
-      </w:pPr>
-      <w:r>
         <w:rPr>
           <w:i/>
           <w:sz w:val="20"/>
         </w:rPr>
-        <w:t xml:space="preserve">Wynik w konsoli:</w:t>
+      </w:pPr>
+    </w:p>
+    <w:p>
+      <w:pPr>
+        <w:keepNext/>
+        <w:spacing w:after="40"/>
+        <w:rPr>
+          <w:i/>
+          <w:sz w:val="20"/>
+        </w:rPr>
+      </w:pPr>
+    </w:p>
+    <w:p>
+      <w:pPr>
+        <w:keepNext/>
+        <w:spacing w:after="40"/>
+        <w:rPr>
+          <w:i/>
+          <w:sz w:val="20"/>
+        </w:rPr>
+      </w:pPr>
+    </w:p>
+    <w:p>
+      <w:pPr>
+        <w:keepNext/>
+        <w:spacing w:after="40"/>
+      </w:pPr>
+      <w:r>
+        <w:rPr>
+          <w:i/>
+          <w:sz w:val="20"/>
+        </w:rPr>
+        <w:t>Wynik w konsoli:</w:t>
       </w:r>
     </w:p>
     <w:tbl>
@@ -843,59 +861,59 @@
                 <w:color w:val="E6E6E6"/>
                 <w:sz w:val="16"/>
               </w:rPr>
-              <w:t xml:space="preserve">0  2004.06.11 07:15  384.0  384.3  383.8  384.3      12</w:t>
-            </w:r>
-          </w:p>
-          <w:p>
-            <w:pPr>
-              <w:spacing w:after="0"/>
-            </w:pPr>
-            <w:r>
-              <w:rPr>
-                <w:rFonts w:ascii="Consolas" w:hAnsi="Consolas"/>
-                <w:color w:val="E6E6E6"/>
-                <w:sz w:val="16"/>
-              </w:rPr>
-              <w:t xml:space="preserve">1  2004.06.11 07:30  383.8  384.3  383.6  383.8      12</w:t>
-            </w:r>
-          </w:p>
-          <w:p>
-            <w:pPr>
-              <w:spacing w:after="0"/>
-            </w:pPr>
-            <w:r>
-              <w:rPr>
-                <w:rFonts w:ascii="Consolas" w:hAnsi="Consolas"/>
-                <w:color w:val="E6E6E6"/>
-                <w:sz w:val="16"/>
-              </w:rPr>
-              <w:t xml:space="preserve">2  2004.06.11 07:45  383.3  383.8  383.3  383.8      20</w:t>
-            </w:r>
-          </w:p>
-          <w:p>
-            <w:pPr>
-              <w:spacing w:after="0"/>
-            </w:pPr>
-            <w:r>
-              <w:rPr>
-                <w:rFonts w:ascii="Consolas" w:hAnsi="Consolas"/>
-                <w:color w:val="E6E6E6"/>
-                <w:sz w:val="16"/>
-              </w:rPr>
-              <w:t xml:space="preserve">3  2004.06.11 08:00  383.8  384.1  383.6  383.6       8</w:t>
-            </w:r>
-          </w:p>
-          <w:p>
-            <w:pPr>
-              <w:spacing w:after="0"/>
-            </w:pPr>
-            <w:r>
-              <w:rPr>
-                <w:rFonts w:ascii="Consolas" w:hAnsi="Consolas"/>
-                <w:color w:val="E6E6E6"/>
-                <w:sz w:val="16"/>
-              </w:rPr>
-              <w:t xml:space="preserve">4  2004.06.11 08:15  383.6  384.3  383.5  383.5      20</w:t>
+              <w:t>0  2004.06.11 07:15  384.0  384.3  383.8  384.3      12</w:t>
+            </w:r>
+          </w:p>
+          <w:p>
+            <w:pPr>
+              <w:spacing w:after="0"/>
+            </w:pPr>
+            <w:r>
+              <w:rPr>
+                <w:rFonts w:ascii="Consolas" w:hAnsi="Consolas"/>
+                <w:color w:val="E6E6E6"/>
+                <w:sz w:val="16"/>
+              </w:rPr>
+              <w:t>1  2004.06.11 07:30  383.8  384.3  383.6  383.8      12</w:t>
+            </w:r>
+          </w:p>
+          <w:p>
+            <w:pPr>
+              <w:spacing w:after="0"/>
+            </w:pPr>
+            <w:r>
+              <w:rPr>
+                <w:rFonts w:ascii="Consolas" w:hAnsi="Consolas"/>
+                <w:color w:val="E6E6E6"/>
+                <w:sz w:val="16"/>
+              </w:rPr>
+              <w:t>2  2004.06.11 07:45  383.3  383.8  383.3  383.8      20</w:t>
+            </w:r>
+          </w:p>
+          <w:p>
+            <w:pPr>
+              <w:spacing w:after="0"/>
+            </w:pPr>
+            <w:r>
+              <w:rPr>
+                <w:rFonts w:ascii="Consolas" w:hAnsi="Consolas"/>
+                <w:color w:val="E6E6E6"/>
+                <w:sz w:val="16"/>
+              </w:rPr>
+              <w:t>3  2004.06.11 08:00  383.8  384.1  383.6  383.6       8</w:t>
+            </w:r>
+          </w:p>
+          <w:p>
+            <w:pPr>
+              <w:spacing w:after="0"/>
+            </w:pPr>
+            <w:r>
+              <w:rPr>
+                <w:rFonts w:ascii="Consolas" w:hAnsi="Consolas"/>
+                <w:color w:val="E6E6E6"/>
+                <w:sz w:val="16"/>
+              </w:rPr>
+              <w:t>4  2004.06.11 08:15  383.6  384.3  383.5  383.5      20</w:t>
             </w:r>
           </w:p>
         </w:tc>
@@ -915,7 +933,7 @@
         <w:rPr>
           <w:sz w:val="24"/>
         </w:rPr>
-        <w:t xml:space="preserve">Wynik: 494 235 świec 15-minutowych z kolumnami Date, Open, High, Low, Close, Volume.</w:t>
+        <w:t>Wynik: 494 235 świec 15-minutowych z kolumnami Date, Open, High, Low, Close, Volume.</w:t>
       </w:r>
     </w:p>
     <w:p>
@@ -928,7 +946,7 @@
           <w:b/>
           <w:sz w:val="24"/>
         </w:rPr>
-        <w:t xml:space="preserve">Krok 3. Podstawowe informacje o zbiorze</w:t>
+        <w:t>Krok 3. Podstawowe informacje o zbiorze</w:t>
       </w:r>
     </w:p>
     <w:p>
@@ -946,13 +964,13 @@
         <w:rPr>
           <w:rFonts w:ascii="Consolas" w:hAnsi="Consolas"/>
         </w:rPr>
-        <w:t xml:space="preserve">describe()</w:t>
-      </w:r>
-      <w:r>
-        <w:rPr>
-          <w:sz w:val="24"/>
-        </w:rPr>
-        <w:t xml:space="preserve">.</w:t>
+        <w:t>describe()</w:t>
+      </w:r>
+      <w:r>
+        <w:rPr>
+          <w:sz w:val="24"/>
+        </w:rPr>
+        <w:t>.</w:t>
       </w:r>
     </w:p>
     <w:tbl>
@@ -983,33 +1001,33 @@
                 <w:color w:val="1F1F1F"/>
                 <w:sz w:val="18"/>
               </w:rPr>
-              <w:t xml:space="preserve">display(df.shape)</w:t>
-            </w:r>
-          </w:p>
-          <w:p>
-            <w:pPr>
-              <w:spacing w:after="0"/>
-            </w:pPr>
-            <w:r>
-              <w:rPr>
-                <w:rFonts w:ascii="Consolas" w:hAnsi="Consolas"/>
-                <w:color w:val="1F1F1F"/>
-                <w:sz w:val="18"/>
-              </w:rPr>
-              <w:t xml:space="preserve">display(df.isna().sum())</w:t>
-            </w:r>
-          </w:p>
-          <w:p>
-            <w:pPr>
-              <w:spacing w:after="0"/>
-            </w:pPr>
-            <w:r>
-              <w:rPr>
-                <w:rFonts w:ascii="Consolas" w:hAnsi="Consolas"/>
-                <w:color w:val="1F1F1F"/>
-                <w:sz w:val="18"/>
-              </w:rPr>
-              <w:t xml:space="preserve">df.describe()</w:t>
+              <w:t>display(df.shape)</w:t>
+            </w:r>
+          </w:p>
+          <w:p>
+            <w:pPr>
+              <w:spacing w:after="0"/>
+            </w:pPr>
+            <w:r>
+              <w:rPr>
+                <w:rFonts w:ascii="Consolas" w:hAnsi="Consolas"/>
+                <w:color w:val="1F1F1F"/>
+                <w:sz w:val="18"/>
+              </w:rPr>
+              <w:t>display(df.isna().sum())</w:t>
+            </w:r>
+          </w:p>
+          <w:p>
+            <w:pPr>
+              <w:spacing w:after="0"/>
+            </w:pPr>
+            <w:r>
+              <w:rPr>
+                <w:rFonts w:ascii="Consolas" w:hAnsi="Consolas"/>
+                <w:color w:val="1F1F1F"/>
+                <w:sz w:val="18"/>
+              </w:rPr>
+              <w:t>df.describe()</w:t>
             </w:r>
           </w:p>
         </w:tc>
@@ -1030,7 +1048,7 @@
           <w:i/>
           <w:sz w:val="20"/>
         </w:rPr>
-        <w:t xml:space="preserve">Wynik w konsoli:</w:t>
+        <w:t>Wynik w konsoli:</w:t>
       </w:r>
     </w:p>
     <w:tbl>
@@ -1061,98 +1079,98 @@
                 <w:color w:val="E6E6E6"/>
                 <w:sz w:val="16"/>
               </w:rPr>
-              <w:t xml:space="preserve">(494235, 6)</w:t>
-            </w:r>
-          </w:p>
-          <w:p>
-            <w:pPr>
-              <w:spacing w:after="0"/>
-            </w:pPr>
-            <w:r>
-              <w:rPr>
-                <w:rFonts w:ascii="Consolas" w:hAnsi="Consolas"/>
-                <w:color w:val="E6E6E6"/>
-                <w:sz w:val="16"/>
-              </w:rPr>
-              <w:t xml:space="preserve">Date      0</w:t>
-            </w:r>
-          </w:p>
-          <w:p>
-            <w:pPr>
-              <w:spacing w:after="0"/>
-            </w:pPr>
-            <w:r>
-              <w:rPr>
-                <w:rFonts w:ascii="Consolas" w:hAnsi="Consolas"/>
-                <w:color w:val="E6E6E6"/>
-                <w:sz w:val="16"/>
-              </w:rPr>
-              <w:t xml:space="preserve">Open      0</w:t>
-            </w:r>
-          </w:p>
-          <w:p>
-            <w:pPr>
-              <w:spacing w:after="0"/>
-            </w:pPr>
-            <w:r>
-              <w:rPr>
-                <w:rFonts w:ascii="Consolas" w:hAnsi="Consolas"/>
-                <w:color w:val="E6E6E6"/>
-                <w:sz w:val="16"/>
-              </w:rPr>
-              <w:t xml:space="preserve">High      0</w:t>
-            </w:r>
-          </w:p>
-          <w:p>
-            <w:pPr>
-              <w:spacing w:after="0"/>
-            </w:pPr>
-            <w:r>
-              <w:rPr>
-                <w:rFonts w:ascii="Consolas" w:hAnsi="Consolas"/>
-                <w:color w:val="E6E6E6"/>
-                <w:sz w:val="16"/>
-              </w:rPr>
-              <w:t xml:space="preserve">Low       0</w:t>
-            </w:r>
-          </w:p>
-          <w:p>
-            <w:pPr>
-              <w:spacing w:after="0"/>
-            </w:pPr>
-            <w:r>
-              <w:rPr>
-                <w:rFonts w:ascii="Consolas" w:hAnsi="Consolas"/>
-                <w:color w:val="E6E6E6"/>
-                <w:sz w:val="16"/>
-              </w:rPr>
-              <w:t xml:space="preserve">Close     0</w:t>
-            </w:r>
-          </w:p>
-          <w:p>
-            <w:pPr>
-              <w:spacing w:after="0"/>
-            </w:pPr>
-            <w:r>
-              <w:rPr>
-                <w:rFonts w:ascii="Consolas" w:hAnsi="Consolas"/>
-                <w:color w:val="E6E6E6"/>
-                <w:sz w:val="16"/>
-              </w:rPr>
-              <w:t xml:space="preserve">Volume    0</w:t>
-            </w:r>
-          </w:p>
-          <w:p>
-            <w:pPr>
-              <w:spacing w:after="0"/>
-            </w:pPr>
-            <w:r>
-              <w:rPr>
-                <w:rFonts w:ascii="Consolas" w:hAnsi="Consolas"/>
-                <w:color w:val="E6E6E6"/>
-                <w:sz w:val="16"/>
-              </w:rPr>
-              <w:t xml:space="preserve">dtype: int64</w:t>
+              <w:t>(494235, 6)</w:t>
+            </w:r>
+          </w:p>
+          <w:p>
+            <w:pPr>
+              <w:spacing w:after="0"/>
+            </w:pPr>
+            <w:r>
+              <w:rPr>
+                <w:rFonts w:ascii="Consolas" w:hAnsi="Consolas"/>
+                <w:color w:val="E6E6E6"/>
+                <w:sz w:val="16"/>
+              </w:rPr>
+              <w:t>Date      0</w:t>
+            </w:r>
+          </w:p>
+          <w:p>
+            <w:pPr>
+              <w:spacing w:after="0"/>
+            </w:pPr>
+            <w:r>
+              <w:rPr>
+                <w:rFonts w:ascii="Consolas" w:hAnsi="Consolas"/>
+                <w:color w:val="E6E6E6"/>
+                <w:sz w:val="16"/>
+              </w:rPr>
+              <w:t>Open      0</w:t>
+            </w:r>
+          </w:p>
+          <w:p>
+            <w:pPr>
+              <w:spacing w:after="0"/>
+            </w:pPr>
+            <w:r>
+              <w:rPr>
+                <w:rFonts w:ascii="Consolas" w:hAnsi="Consolas"/>
+                <w:color w:val="E6E6E6"/>
+                <w:sz w:val="16"/>
+              </w:rPr>
+              <w:t>High      0</w:t>
+            </w:r>
+          </w:p>
+          <w:p>
+            <w:pPr>
+              <w:spacing w:after="0"/>
+            </w:pPr>
+            <w:r>
+              <w:rPr>
+                <w:rFonts w:ascii="Consolas" w:hAnsi="Consolas"/>
+                <w:color w:val="E6E6E6"/>
+                <w:sz w:val="16"/>
+              </w:rPr>
+              <w:t>Low       0</w:t>
+            </w:r>
+          </w:p>
+          <w:p>
+            <w:pPr>
+              <w:spacing w:after="0"/>
+            </w:pPr>
+            <w:r>
+              <w:rPr>
+                <w:rFonts w:ascii="Consolas" w:hAnsi="Consolas"/>
+                <w:color w:val="E6E6E6"/>
+                <w:sz w:val="16"/>
+              </w:rPr>
+              <w:t>Close     0</w:t>
+            </w:r>
+          </w:p>
+          <w:p>
+            <w:pPr>
+              <w:spacing w:after="0"/>
+            </w:pPr>
+            <w:r>
+              <w:rPr>
+                <w:rFonts w:ascii="Consolas" w:hAnsi="Consolas"/>
+                <w:color w:val="E6E6E6"/>
+                <w:sz w:val="16"/>
+              </w:rPr>
+              <w:t>Volume    0</w:t>
+            </w:r>
+          </w:p>
+          <w:p>
+            <w:pPr>
+              <w:spacing w:after="0"/>
+            </w:pPr>
+            <w:r>
+              <w:rPr>
+                <w:rFonts w:ascii="Consolas" w:hAnsi="Consolas"/>
+                <w:color w:val="E6E6E6"/>
+                <w:sz w:val="16"/>
+              </w:rPr>
+              <w:t>dtype: int64</w:t>
             </w:r>
           </w:p>
           <w:p>
@@ -1276,14 +1294,6 @@
             <w:pPr>
               <w:spacing w:after="0"/>
             </w:pPr>
-            <w:r>
-              <w:rPr>
-                <w:rFonts w:ascii="Consolas" w:hAnsi="Consolas"/>
-                <w:color w:val="E6E6E6"/>
-                <w:sz w:val="16"/>
-              </w:rPr>
-              <w:t xml:space="preserve"/>
-            </w:r>
           </w:p>
           <w:p>
             <w:pPr>
@@ -1399,7 +1409,7 @@
                 <w:color w:val="E6E6E6"/>
                 <w:sz w:val="16"/>
               </w:rPr>
-              <w:t xml:space="preserve">max    129960.000000</w:t>
+              <w:t>max    129960.000000</w:t>
             </w:r>
           </w:p>
         </w:tc>
@@ -1419,7 +1429,7 @@
         <w:rPr>
           <w:sz w:val="24"/>
         </w:rPr>
-        <w:t xml:space="preserve">Wynik: zbiór ma 494 235 wierszy i 6 kolumn, nie zawiera braków.</w:t>
+        <w:t>Wynik: zbiór ma 494 235 wierszy i 6 kolumn, nie zawiera braków.</w:t>
       </w:r>
     </w:p>
     <w:p>
@@ -1432,7 +1442,7 @@
           <w:b/>
           <w:sz w:val="24"/>
         </w:rPr>
-        <w:t xml:space="preserve">Krok 4. Średnia arytmetyczna</w:t>
+        <w:t>Krok 4. Średnia arytmetyczna</w:t>
       </w:r>
     </w:p>
     <w:p>
@@ -1450,13 +1460,13 @@
         <w:rPr>
           <w:rFonts w:ascii="Consolas" w:hAnsi="Consolas"/>
         </w:rPr>
-        <w:t xml:space="preserve">High</w:t>
-      </w:r>
-      <w:r>
-        <w:rPr>
-          <w:sz w:val="24"/>
-        </w:rPr>
-        <w:t xml:space="preserve">.</w:t>
+        <w:t>High</w:t>
+      </w:r>
+      <w:r>
+        <w:rPr>
+          <w:sz w:val="24"/>
+        </w:rPr>
+        <w:t>.</w:t>
       </w:r>
     </w:p>
     <w:tbl>
@@ -1487,33 +1497,33 @@
                 <w:color w:val="1F1F1F"/>
                 <w:sz w:val="18"/>
               </w:rPr>
-              <w:t xml:space="preserve">print("Maksimum:", np.max(df["High"]))</w:t>
-            </w:r>
-          </w:p>
-          <w:p>
-            <w:pPr>
-              <w:spacing w:after="0"/>
-            </w:pPr>
-            <w:r>
-              <w:rPr>
-                <w:rFonts w:ascii="Consolas" w:hAnsi="Consolas"/>
-                <w:color w:val="1F1F1F"/>
-                <w:sz w:val="18"/>
-              </w:rPr>
-              <w:t xml:space="preserve">print("Minimum: ", np.min(df["High"]))</w:t>
-            </w:r>
-          </w:p>
-          <w:p>
-            <w:pPr>
-              <w:spacing w:after="0"/>
-            </w:pPr>
-            <w:r>
-              <w:rPr>
-                <w:rFonts w:ascii="Consolas" w:hAnsi="Consolas"/>
-                <w:color w:val="1F1F1F"/>
-                <w:sz w:val="18"/>
-              </w:rPr>
-              <w:t xml:space="preserve">print("Średnia: ", np.mean(df["High"]))</w:t>
+              <w:t>print("Maksimum:", np.max(df["High"]))</w:t>
+            </w:r>
+          </w:p>
+          <w:p>
+            <w:pPr>
+              <w:spacing w:after="0"/>
+            </w:pPr>
+            <w:r>
+              <w:rPr>
+                <w:rFonts w:ascii="Consolas" w:hAnsi="Consolas"/>
+                <w:color w:val="1F1F1F"/>
+                <w:sz w:val="18"/>
+              </w:rPr>
+              <w:t>print("Minimum: ", np.min(df["High"]))</w:t>
+            </w:r>
+          </w:p>
+          <w:p>
+            <w:pPr>
+              <w:spacing w:after="0"/>
+            </w:pPr>
+            <w:r>
+              <w:rPr>
+                <w:rFonts w:ascii="Consolas" w:hAnsi="Consolas"/>
+                <w:color w:val="1F1F1F"/>
+                <w:sz w:val="18"/>
+              </w:rPr>
+              <w:t>print("Średnia: ", np.mean(df["High"]))</w:t>
             </w:r>
           </w:p>
         </w:tc>
@@ -1534,7 +1544,8 @@
           <w:i/>
           <w:sz w:val="20"/>
         </w:rPr>
-        <w:t xml:space="preserve">Wynik w konsoli:</w:t>
+        <w:lastRenderedPageBreak/>
+        <w:t>Wynik w konsoli:</w:t>
       </w:r>
     </w:p>
     <w:tbl>
@@ -1565,33 +1576,33 @@
                 <w:color w:val="E6E6E6"/>
                 <w:sz w:val="16"/>
               </w:rPr>
-              <w:t xml:space="preserve">Maksimum: 5597.6</w:t>
-            </w:r>
-          </w:p>
-          <w:p>
-            <w:pPr>
-              <w:spacing w:after="0"/>
-            </w:pPr>
-            <w:r>
-              <w:rPr>
-                <w:rFonts w:ascii="Consolas" w:hAnsi="Consolas"/>
-                <w:color w:val="E6E6E6"/>
-                <w:sz w:val="16"/>
-              </w:rPr>
-              <w:t xml:space="preserve">Minimum:  381.6</w:t>
-            </w:r>
-          </w:p>
-          <w:p>
-            <w:pPr>
-              <w:spacing w:after="0"/>
-            </w:pPr>
-            <w:r>
-              <w:rPr>
-                <w:rFonts w:ascii="Consolas" w:hAnsi="Consolas"/>
-                <w:color w:val="E6E6E6"/>
-                <w:sz w:val="16"/>
-              </w:rPr>
-              <w:t xml:space="preserve">Średnia:  1426.5061187896447</w:t>
+              <w:t>Maksimum: 5597.6</w:t>
+            </w:r>
+          </w:p>
+          <w:p>
+            <w:pPr>
+              <w:spacing w:after="0"/>
+            </w:pPr>
+            <w:r>
+              <w:rPr>
+                <w:rFonts w:ascii="Consolas" w:hAnsi="Consolas"/>
+                <w:color w:val="E6E6E6"/>
+                <w:sz w:val="16"/>
+              </w:rPr>
+              <w:t>Minimum:  381.6</w:t>
+            </w:r>
+          </w:p>
+          <w:p>
+            <w:pPr>
+              <w:spacing w:after="0"/>
+            </w:pPr>
+            <w:r>
+              <w:rPr>
+                <w:rFonts w:ascii="Consolas" w:hAnsi="Consolas"/>
+                <w:color w:val="E6E6E6"/>
+                <w:sz w:val="16"/>
+              </w:rPr>
+              <w:t>Średnia:  1426.5061187896447</w:t>
             </w:r>
           </w:p>
         </w:tc>
@@ -1611,7 +1622,7 @@
         <w:rPr>
           <w:sz w:val="24"/>
         </w:rPr>
-        <w:t xml:space="preserve">Wynik: cena High mieści się w przedziale 381,6 – 5597,6, średnia wynosi ok. 1426,51.</w:t>
+        <w:t>Wynik: cena High mieści się w przedziale 381,6 do 5597,6, średnia wynosi ok. 1426,51.</w:t>
       </w:r>
     </w:p>
     <w:p>
@@ -1624,7 +1635,7 @@
           <w:b/>
           <w:sz w:val="24"/>
         </w:rPr>
-        <w:t xml:space="preserve">Krok 5. Mediana</w:t>
+        <w:t>Krok 5. Mediana</w:t>
       </w:r>
     </w:p>
     <w:p>
@@ -1636,13 +1647,13 @@
         <w:rPr>
           <w:sz w:val="24"/>
         </w:rPr>
-        <w:t xml:space="preserve">Mediana to wartość środkowa uporządkowanego zbioru ; dla parzystego n to średnia dwóch środkowych. Wynik funkcji </w:t>
+        <w:t xml:space="preserve">Mediana to wartość środkowa uporządkowanego zbioru , dla parzystego n to średnia dwóch środkowych. Wynik funkcji </w:t>
       </w:r>
       <w:r>
         <w:rPr>
           <w:rFonts w:ascii="Consolas" w:hAnsi="Consolas"/>
         </w:rPr>
-        <w:t xml:space="preserve">np.median()</w:t>
+        <w:t>np.median()</w:t>
       </w:r>
       <w:r>
         <w:rPr>
@@ -1679,85 +1690,77 @@
                 <w:color w:val="1F1F1F"/>
                 <w:sz w:val="18"/>
               </w:rPr>
-              <w:t xml:space="preserve">n = len(df["High"])</w:t>
-            </w:r>
-          </w:p>
-          <w:p>
-            <w:pPr>
-              <w:spacing w:after="0"/>
-            </w:pPr>
-            <w:r>
-              <w:rPr>
-                <w:rFonts w:ascii="Consolas" w:hAnsi="Consolas"/>
-                <w:color w:val="1F1F1F"/>
-                <w:sz w:val="18"/>
-              </w:rPr>
-              <w:t xml:space="preserve">print("Liczba obserwacji:", n)</w:t>
-            </w:r>
-          </w:p>
-          <w:p>
-            <w:pPr>
-              <w:spacing w:after="0"/>
-            </w:pPr>
-            <w:r>
-              <w:rPr>
-                <w:rFonts w:ascii="Consolas" w:hAnsi="Consolas"/>
-                <w:color w:val="1F1F1F"/>
-                <w:sz w:val="18"/>
-              </w:rPr>
-              <w:t xml:space="preserve">print("Mediana numpy:  ", np.median(df["High"]))</w:t>
-            </w:r>
-          </w:p>
-          <w:p>
-            <w:pPr>
-              <w:spacing w:after="0"/>
-            </w:pPr>
-            <w:r>
-              <w:rPr>
-                <w:rFonts w:ascii="Consolas" w:hAnsi="Consolas"/>
-                <w:color w:val="1F1F1F"/>
-                <w:sz w:val="18"/>
-              </w:rPr>
-              <w:t xml:space="preserve"/>
-            </w:r>
-          </w:p>
-          <w:p>
-            <w:pPr>
-              <w:spacing w:after="0"/>
-            </w:pPr>
-            <w:r>
-              <w:rPr>
-                <w:rFonts w:ascii="Consolas" w:hAnsi="Consolas"/>
-                <w:color w:val="1F1F1F"/>
-                <w:sz w:val="18"/>
-              </w:rPr>
-              <w:t xml:space="preserve">posortowane = np.sort(df["High"].to_numpy())</w:t>
-            </w:r>
-          </w:p>
-          <w:p>
-            <w:pPr>
-              <w:spacing w:after="0"/>
-            </w:pPr>
-            <w:r>
-              <w:rPr>
-                <w:rFonts w:ascii="Consolas" w:hAnsi="Consolas"/>
-                <w:color w:val="1F1F1F"/>
-                <w:sz w:val="18"/>
-              </w:rPr>
-              <w:t xml:space="preserve">mediana = posortowane[n // 2] if n % 2 else (posortowane[n // 2 - 1] + posortowane[n // 2]) / 2</w:t>
-            </w:r>
-          </w:p>
-          <w:p>
-            <w:pPr>
-              <w:spacing w:after="0"/>
-            </w:pPr>
-            <w:r>
-              <w:rPr>
-                <w:rFonts w:ascii="Consolas" w:hAnsi="Consolas"/>
-                <w:color w:val="1F1F1F"/>
-                <w:sz w:val="18"/>
-              </w:rPr>
-              <w:t xml:space="preserve">print("Mediana ze wzoru:", mediana)</w:t>
+              <w:t>n = len(df["High"])</w:t>
+            </w:r>
+          </w:p>
+          <w:p>
+            <w:pPr>
+              <w:spacing w:after="0"/>
+            </w:pPr>
+            <w:r>
+              <w:rPr>
+                <w:rFonts w:ascii="Consolas" w:hAnsi="Consolas"/>
+                <w:color w:val="1F1F1F"/>
+                <w:sz w:val="18"/>
+              </w:rPr>
+              <w:t>print("Liczba obserwacji:", n)</w:t>
+            </w:r>
+          </w:p>
+          <w:p>
+            <w:pPr>
+              <w:spacing w:after="0"/>
+            </w:pPr>
+            <w:r>
+              <w:rPr>
+                <w:rFonts w:ascii="Consolas" w:hAnsi="Consolas"/>
+                <w:color w:val="1F1F1F"/>
+                <w:sz w:val="18"/>
+              </w:rPr>
+              <w:t>print("Mediana numpy:  ", np.median(df["High"]))</w:t>
+            </w:r>
+          </w:p>
+          <w:p>
+            <w:pPr>
+              <w:spacing w:after="0"/>
+            </w:pPr>
+          </w:p>
+          <w:p>
+            <w:pPr>
+              <w:spacing w:after="0"/>
+            </w:pPr>
+            <w:r>
+              <w:rPr>
+                <w:rFonts w:ascii="Consolas" w:hAnsi="Consolas"/>
+                <w:color w:val="1F1F1F"/>
+                <w:sz w:val="18"/>
+              </w:rPr>
+              <w:t>posortowane = np.sort(df["High"].to_numpy())</w:t>
+            </w:r>
+          </w:p>
+          <w:p>
+            <w:pPr>
+              <w:spacing w:after="0"/>
+            </w:pPr>
+            <w:r>
+              <w:rPr>
+                <w:rFonts w:ascii="Consolas" w:hAnsi="Consolas"/>
+                <w:color w:val="1F1F1F"/>
+                <w:sz w:val="18"/>
+              </w:rPr>
+              <w:t>mediana = posortowane[n // 2] if n % 2 else (posortowane[n // 2 - 1] + posortowane[n // 2]) / 2</w:t>
+            </w:r>
+          </w:p>
+          <w:p>
+            <w:pPr>
+              <w:spacing w:after="0"/>
+            </w:pPr>
+            <w:r>
+              <w:rPr>
+                <w:rFonts w:ascii="Consolas" w:hAnsi="Consolas"/>
+                <w:color w:val="1F1F1F"/>
+                <w:sz w:val="18"/>
+              </w:rPr>
+              <w:t>print("Mediana ze wzoru:", mediana)</w:t>
             </w:r>
           </w:p>
         </w:tc>
@@ -1778,7 +1781,7 @@
           <w:i/>
           <w:sz w:val="20"/>
         </w:rPr>
-        <w:t xml:space="preserve">Wynik w konsoli:</w:t>
+        <w:t>Wynik w konsoli:</w:t>
       </w:r>
     </w:p>
     <w:tbl>
@@ -1809,33 +1812,33 @@
                 <w:color w:val="E6E6E6"/>
                 <w:sz w:val="16"/>
               </w:rPr>
-              <w:t xml:space="preserve">Liczba obserwacji: 494235</w:t>
-            </w:r>
-          </w:p>
-          <w:p>
-            <w:pPr>
-              <w:spacing w:after="0"/>
-            </w:pPr>
-            <w:r>
-              <w:rPr>
-                <w:rFonts w:ascii="Consolas" w:hAnsi="Consolas"/>
-                <w:color w:val="E6E6E6"/>
-                <w:sz w:val="16"/>
-              </w:rPr>
-              <w:t xml:space="preserve">Mediana numpy:   1306.63</w:t>
-            </w:r>
-          </w:p>
-          <w:p>
-            <w:pPr>
-              <w:spacing w:after="0"/>
-            </w:pPr>
-            <w:r>
-              <w:rPr>
-                <w:rFonts w:ascii="Consolas" w:hAnsi="Consolas"/>
-                <w:color w:val="E6E6E6"/>
-                <w:sz w:val="16"/>
-              </w:rPr>
-              <w:t xml:space="preserve">Mediana ze wzoru: 1306.63</w:t>
+              <w:t>Liczba obserwacji: 494235</w:t>
+            </w:r>
+          </w:p>
+          <w:p>
+            <w:pPr>
+              <w:spacing w:after="0"/>
+            </w:pPr>
+            <w:r>
+              <w:rPr>
+                <w:rFonts w:ascii="Consolas" w:hAnsi="Consolas"/>
+                <w:color w:val="E6E6E6"/>
+                <w:sz w:val="16"/>
+              </w:rPr>
+              <w:t>Mediana numpy:   1306.63</w:t>
+            </w:r>
+          </w:p>
+          <w:p>
+            <w:pPr>
+              <w:spacing w:after="0"/>
+            </w:pPr>
+            <w:r>
+              <w:rPr>
+                <w:rFonts w:ascii="Consolas" w:hAnsi="Consolas"/>
+                <w:color w:val="E6E6E6"/>
+                <w:sz w:val="16"/>
+              </w:rPr>
+              <w:t>Mediana ze wzoru: 1306.63</w:t>
             </w:r>
           </w:p>
         </w:tc>
@@ -1855,7 +1858,7 @@
         <w:rPr>
           <w:sz w:val="24"/>
         </w:rPr>
-        <w:t xml:space="preserve">Wynik: mediana 1306,63, obie metody zgodne, niższa od średniej – rozkład jest prawostronnie asymetryczny.</w:t>
+        <w:t>Wynik: mediana 1306,63, obie metody zgodne, niższa od średniej, rozkład jest prawostronnie asymetryczny.</w:t>
       </w:r>
     </w:p>
     <w:p>
@@ -1868,7 +1871,7 @@
           <w:b/>
           <w:sz w:val="24"/>
         </w:rPr>
-        <w:t xml:space="preserve">Krok 6. Odchylenie standardowe</w:t>
+        <w:t>Krok 6. Odchylenie standardowe</w:t>
       </w:r>
     </w:p>
     <w:p>
@@ -1880,7 +1883,7 @@
         <w:rPr>
           <w:sz w:val="24"/>
         </w:rPr>
-        <w:t xml:space="preserve">Miara rozproszenia względem średniej: σ = √((1/n) · Σ (xᵢ − x̄)²).</w:t>
+        <w:t>Miara rozproszenia względem średniej: σ = √((1/n) · Σ (xᵢ − x̄)²).</w:t>
       </w:r>
     </w:p>
     <w:tbl>
@@ -1911,20 +1914,20 @@
                 <w:color w:val="1F1F1F"/>
                 <w:sz w:val="18"/>
               </w:rPr>
-              <w:t xml:space="preserve">print("Odchylenie standardowe numpy:   ", np.std(df["High"]))</w:t>
-            </w:r>
-          </w:p>
-          <w:p>
-            <w:pPr>
-              <w:spacing w:after="0"/>
-            </w:pPr>
-            <w:r>
-              <w:rPr>
-                <w:rFonts w:ascii="Consolas" w:hAnsi="Consolas"/>
-                <w:color w:val="1F1F1F"/>
-                <w:sz w:val="18"/>
-              </w:rPr>
-              <w:t xml:space="preserve">print("Odchylenie standardowe ze wzoru:", np.sqrt(np.mean((df["High"] - df["High"].mean()) ** 2)))</w:t>
+              <w:t>print("Odchylenie standardowe numpy:   ", np.std(df["High"]))</w:t>
+            </w:r>
+          </w:p>
+          <w:p>
+            <w:pPr>
+              <w:spacing w:after="0"/>
+            </w:pPr>
+            <w:r>
+              <w:rPr>
+                <w:rFonts w:ascii="Consolas" w:hAnsi="Consolas"/>
+                <w:color w:val="1F1F1F"/>
+                <w:sz w:val="18"/>
+              </w:rPr>
+              <w:t>print("Odchylenie standardowe ze wzoru:", np.sqrt(np.mean((df["High"] - df["High"].mean()) ** 2)))</w:t>
             </w:r>
           </w:p>
         </w:tc>
@@ -1945,7 +1948,7 @@
           <w:i/>
           <w:sz w:val="20"/>
         </w:rPr>
-        <w:t xml:space="preserve">Wynik w konsoli:</w:t>
+        <w:t>Wynik w konsoli:</w:t>
       </w:r>
     </w:p>
     <w:tbl>
@@ -1976,20 +1979,20 @@
                 <w:color w:val="E6E6E6"/>
                 <w:sz w:val="16"/>
               </w:rPr>
-              <w:t xml:space="preserve">Odchylenie standardowe numpy:    672.3085871081163</w:t>
-            </w:r>
-          </w:p>
-          <w:p>
-            <w:pPr>
-              <w:spacing w:after="0"/>
-            </w:pPr>
-            <w:r>
-              <w:rPr>
-                <w:rFonts w:ascii="Consolas" w:hAnsi="Consolas"/>
-                <w:color w:val="E6E6E6"/>
-                <w:sz w:val="16"/>
-              </w:rPr>
-              <w:t xml:space="preserve">Odchylenie standardowe ze wzoru: 672.3085871081163</w:t>
+              <w:t>Odchylenie standardowe numpy:    672.3085871081163</w:t>
+            </w:r>
+          </w:p>
+          <w:p>
+            <w:pPr>
+              <w:spacing w:after="0"/>
+            </w:pPr>
+            <w:r>
+              <w:rPr>
+                <w:rFonts w:ascii="Consolas" w:hAnsi="Consolas"/>
+                <w:color w:val="E6E6E6"/>
+                <w:sz w:val="16"/>
+              </w:rPr>
+              <w:t>Odchylenie standardowe ze wzoru: 672.3085871081163</w:t>
             </w:r>
           </w:p>
         </w:tc>
@@ -2009,7 +2012,7 @@
         <w:rPr>
           <w:sz w:val="24"/>
         </w:rPr>
-        <w:t xml:space="preserve">Wynik: σ ≈ 672,31, wynik ze wzoru identyczny z np.std().</w:t>
+        <w:t>Wynik: σ ≈ 672,31, wynik ze wzoru identyczny z np.std().</w:t>
       </w:r>
     </w:p>
     <w:p>
@@ -2022,7 +2025,7 @@
           <w:b/>
           <w:sz w:val="24"/>
         </w:rPr>
-        <w:t xml:space="preserve">Krok 7. Wariancja</w:t>
+        <w:t>Krok 7. Wariancja</w:t>
       </w:r>
     </w:p>
     <w:p>
@@ -2034,7 +2037,7 @@
         <w:rPr>
           <w:sz w:val="24"/>
         </w:rPr>
-        <w:t xml:space="preserve">Wariancja to kwadrat odchylenia standardowego: Var(X) = (1/n) · Σ (xᵢ − x̄)².</w:t>
+        <w:t>Wariancja to kwadrat odchylenia standardowego: Var(X) = (1/n) · Σ (xᵢ − x̄)².</w:t>
       </w:r>
     </w:p>
     <w:tbl>
@@ -2065,46 +2068,46 @@
                 <w:color w:val="1F1F1F"/>
                 <w:sz w:val="18"/>
               </w:rPr>
-              <w:t xml:space="preserve">wariancja = np.var(df["High"])</w:t>
-            </w:r>
-          </w:p>
-          <w:p>
-            <w:pPr>
-              <w:spacing w:after="0"/>
-            </w:pPr>
-            <w:r>
-              <w:rPr>
-                <w:rFonts w:ascii="Consolas" w:hAnsi="Consolas"/>
-                <w:color w:val="1F1F1F"/>
-                <w:sz w:val="18"/>
-              </w:rPr>
-              <w:t xml:space="preserve">print("Wariancja numpy:   ", wariancja)</w:t>
-            </w:r>
-          </w:p>
-          <w:p>
-            <w:pPr>
-              <w:spacing w:after="0"/>
-            </w:pPr>
-            <w:r>
-              <w:rPr>
-                <w:rFonts w:ascii="Consolas" w:hAnsi="Consolas"/>
-                <w:color w:val="1F1F1F"/>
-                <w:sz w:val="18"/>
-              </w:rPr>
-              <w:t xml:space="preserve">print("Wariancja ze wzoru:", np.mean((df["High"] - df["High"].mean()) ** 2))</w:t>
-            </w:r>
-          </w:p>
-          <w:p>
-            <w:pPr>
-              <w:spacing w:after="0"/>
-            </w:pPr>
-            <w:r>
-              <w:rPr>
-                <w:rFonts w:ascii="Consolas" w:hAnsi="Consolas"/>
-                <w:color w:val="1F1F1F"/>
-                <w:sz w:val="18"/>
-              </w:rPr>
-              <w:t xml:space="preserve">print("Odchylenie^2:        ", np.std(df["High"]) ** 2)</w:t>
+              <w:t>wariancja = np.var(df["High"])</w:t>
+            </w:r>
+          </w:p>
+          <w:p>
+            <w:pPr>
+              <w:spacing w:after="0"/>
+            </w:pPr>
+            <w:r>
+              <w:rPr>
+                <w:rFonts w:ascii="Consolas" w:hAnsi="Consolas"/>
+                <w:color w:val="1F1F1F"/>
+                <w:sz w:val="18"/>
+              </w:rPr>
+              <w:t>print("Wariancja numpy:   ", wariancja)</w:t>
+            </w:r>
+          </w:p>
+          <w:p>
+            <w:pPr>
+              <w:spacing w:after="0"/>
+            </w:pPr>
+            <w:r>
+              <w:rPr>
+                <w:rFonts w:ascii="Consolas" w:hAnsi="Consolas"/>
+                <w:color w:val="1F1F1F"/>
+                <w:sz w:val="18"/>
+              </w:rPr>
+              <w:t>print("Wariancja ze wzoru:", np.mean((df["High"] - df["High"].mean()) ** 2))</w:t>
+            </w:r>
+          </w:p>
+          <w:p>
+            <w:pPr>
+              <w:spacing w:after="0"/>
+            </w:pPr>
+            <w:r>
+              <w:rPr>
+                <w:rFonts w:ascii="Consolas" w:hAnsi="Consolas"/>
+                <w:color w:val="1F1F1F"/>
+                <w:sz w:val="18"/>
+              </w:rPr>
+              <w:t>print("Odchylenie^2:        ", np.std(df["High"]) ** 2)</w:t>
             </w:r>
           </w:p>
         </w:tc>
@@ -2125,7 +2128,7 @@
           <w:i/>
           <w:sz w:val="20"/>
         </w:rPr>
-        <w:t xml:space="preserve">Wynik w konsoli:</w:t>
+        <w:t>Wynik w konsoli:</w:t>
       </w:r>
     </w:p>
     <w:tbl>
@@ -2156,33 +2159,33 @@
                 <w:color w:val="E6E6E6"/>
                 <w:sz w:val="16"/>
               </w:rPr>
-              <w:t xml:space="preserve">Wariancja numpy:    451998.8362993116</w:t>
-            </w:r>
-          </w:p>
-          <w:p>
-            <w:pPr>
-              <w:spacing w:after="0"/>
-            </w:pPr>
-            <w:r>
-              <w:rPr>
-                <w:rFonts w:ascii="Consolas" w:hAnsi="Consolas"/>
-                <w:color w:val="E6E6E6"/>
-                <w:sz w:val="16"/>
-              </w:rPr>
-              <w:t xml:space="preserve">Wariancja ze wzoru: 451998.8362993116</w:t>
-            </w:r>
-          </w:p>
-          <w:p>
-            <w:pPr>
-              <w:spacing w:after="0"/>
-            </w:pPr>
-            <w:r>
-              <w:rPr>
-                <w:rFonts w:ascii="Consolas" w:hAnsi="Consolas"/>
-                <w:color w:val="E6E6E6"/>
-                <w:sz w:val="16"/>
-              </w:rPr>
-              <w:t xml:space="preserve">Odchylenie^2:         451998.8362993116</w:t>
+              <w:t>Wariancja numpy:    451998.8362993116</w:t>
+            </w:r>
+          </w:p>
+          <w:p>
+            <w:pPr>
+              <w:spacing w:after="0"/>
+            </w:pPr>
+            <w:r>
+              <w:rPr>
+                <w:rFonts w:ascii="Consolas" w:hAnsi="Consolas"/>
+                <w:color w:val="E6E6E6"/>
+                <w:sz w:val="16"/>
+              </w:rPr>
+              <w:t>Wariancja ze wzoru: 451998.8362993116</w:t>
+            </w:r>
+          </w:p>
+          <w:p>
+            <w:pPr>
+              <w:spacing w:after="0"/>
+            </w:pPr>
+            <w:r>
+              <w:rPr>
+                <w:rFonts w:ascii="Consolas" w:hAnsi="Consolas"/>
+                <w:color w:val="E6E6E6"/>
+                <w:sz w:val="16"/>
+              </w:rPr>
+              <w:t>Odchylenie^2:         451998.8362993116</w:t>
             </w:r>
           </w:p>
         </w:tc>
@@ -2202,7 +2205,7 @@
         <w:rPr>
           <w:sz w:val="24"/>
         </w:rPr>
-        <w:t xml:space="preserve">Wynik: wariancja ≈ 451 998,84 i jest równa kwadratowi odchylenia standardowego.</w:t>
+        <w:t>Wynik: wariancja ≈ 451 998,84 i jest równa kwadratowi odchylenia standardowego.</w:t>
       </w:r>
     </w:p>
     <w:p>
@@ -2215,7 +2218,8 @@
           <w:b/>
           <w:sz w:val="24"/>
         </w:rPr>
-        <w:t xml:space="preserve">Krok 8. Korelacja</w:t>
+        <w:lastRenderedPageBreak/>
+        <w:t>Krok 8. Korelacja</w:t>
       </w:r>
     </w:p>
     <w:p>
@@ -2233,7 +2237,7 @@
         <w:rPr>
           <w:rFonts w:ascii="Consolas" w:hAnsi="Consolas"/>
         </w:rPr>
-        <w:t xml:space="preserve">High</w:t>
+        <w:t>High</w:t>
       </w:r>
       <w:r>
         <w:rPr>
@@ -2245,13 +2249,13 @@
         <w:rPr>
           <w:rFonts w:ascii="Consolas" w:hAnsi="Consolas"/>
         </w:rPr>
-        <w:t xml:space="preserve">Low</w:t>
-      </w:r>
-      <w:r>
-        <w:rPr>
-          <w:sz w:val="24"/>
-        </w:rPr>
-        <w:t xml:space="preserve">.</w:t>
+        <w:t>Low</w:t>
+      </w:r>
+      <w:r>
+        <w:rPr>
+          <w:sz w:val="24"/>
+        </w:rPr>
+        <w:t>.</w:t>
       </w:r>
     </w:p>
     <w:tbl>
@@ -2282,7 +2286,7 @@
                 <w:color w:val="1F1F1F"/>
                 <w:sz w:val="18"/>
               </w:rPr>
-              <w:t xml:space="preserve">np.corrcoef(df["High"], df["Low"])[0, 1]</w:t>
+              <w:t>np.corrcoef(df["High"], df["Low"])[0, 1]</w:t>
             </w:r>
           </w:p>
         </w:tc>
@@ -2303,7 +2307,7 @@
           <w:i/>
           <w:sz w:val="20"/>
         </w:rPr>
-        <w:t xml:space="preserve">Wynik w konsoli:</w:t>
+        <w:t>Wynik w konsoli:</w:t>
       </w:r>
     </w:p>
     <w:tbl>
@@ -2334,7 +2338,7 @@
                 <w:color w:val="E6E6E6"/>
                 <w:sz w:val="16"/>
               </w:rPr>
-              <w:t xml:space="preserve">np.float64(0.9999952138297385)</w:t>
+              <w:t>np.float64(0.9999952138297385)</w:t>
             </w:r>
           </w:p>
         </w:tc>
@@ -2354,7 +2358,7 @@
         <w:rPr>
           <w:sz w:val="24"/>
         </w:rPr>
-        <w:t xml:space="preserve">Wynik: ρ ≈ 0,999995 – praktycznie idealna dodatnia zależność liniowa.</w:t>
+        <w:t>Wynik: ρ ≈ 0,999995: praktycznie idealna dodatnia zależność liniowa.</w:t>
       </w:r>
     </w:p>
     <w:p>
@@ -2367,7 +2371,7 @@
           <w:b/>
           <w:sz w:val="24"/>
         </w:rPr>
-        <w:t xml:space="preserve">Krok 9. Kowariancja</w:t>
+        <w:t>Krok 9. Kowariancja</w:t>
       </w:r>
     </w:p>
     <w:p>
@@ -2385,7 +2389,7 @@
         <w:rPr>
           <w:rFonts w:ascii="Consolas" w:hAnsi="Consolas"/>
         </w:rPr>
-        <w:t xml:space="preserve">np.cov()</w:t>
+        <w:t>np.cov()</w:t>
       </w:r>
       <w:r>
         <w:rPr>
@@ -2422,20 +2426,20 @@
                 <w:color w:val="1F1F1F"/>
                 <w:sz w:val="18"/>
               </w:rPr>
-              <w:t xml:space="preserve">kowariancja = np.cov(df["High"], df["Low"])</w:t>
-            </w:r>
-          </w:p>
-          <w:p>
-            <w:pPr>
-              <w:spacing w:after="0"/>
-            </w:pPr>
-            <w:r>
-              <w:rPr>
-                <w:rFonts w:ascii="Consolas" w:hAnsi="Consolas"/>
-                <w:color w:val="1F1F1F"/>
-                <w:sz w:val="18"/>
-              </w:rPr>
-              <w:t xml:space="preserve">kowariancja</w:t>
+              <w:t>kowariancja = np.cov(df["High"], df["Low"])</w:t>
+            </w:r>
+          </w:p>
+          <w:p>
+            <w:pPr>
+              <w:spacing w:after="0"/>
+            </w:pPr>
+            <w:r>
+              <w:rPr>
+                <w:rFonts w:ascii="Consolas" w:hAnsi="Consolas"/>
+                <w:color w:val="1F1F1F"/>
+                <w:sz w:val="18"/>
+              </w:rPr>
+              <w:t>kowariancja</w:t>
             </w:r>
           </w:p>
         </w:tc>
@@ -2456,7 +2460,7 @@
           <w:i/>
           <w:sz w:val="20"/>
         </w:rPr>
-        <w:t xml:space="preserve">Wynik w konsoli:</w:t>
+        <w:t>Wynik w konsoli:</w:t>
       </w:r>
     </w:p>
     <w:tbl>
@@ -2487,7 +2491,7 @@
                 <w:color w:val="E6E6E6"/>
                 <w:sz w:val="16"/>
               </w:rPr>
-              <w:t xml:space="preserve">array([[451999.75084351, 451230.18899553],</w:t>
+              <w:t>array([[451999.75084351, 451230.18899553],</w:t>
             </w:r>
           </w:p>
           <w:p>
@@ -2520,7 +2524,7 @@
         <w:rPr>
           <w:sz w:val="24"/>
         </w:rPr>
-        <w:t xml:space="preserve">Wynik: macierz 2 × 2; kowariancja High–Low ≈ 451 230,19.</w:t>
+        <w:t>Wynik: macierz 2 × 2, kowariancja High-Low ≈ 451 230,19.</w:t>
       </w:r>
     </w:p>
     <w:p>
@@ -2533,7 +2537,7 @@
           <w:b/>
           <w:sz w:val="24"/>
         </w:rPr>
-        <w:t xml:space="preserve">Krok 10. Korelacja z kowariancji</w:t>
+        <w:t>Krok 10. Korelacja z kowariancji</w:t>
       </w:r>
     </w:p>
     <w:p>
@@ -2551,13 +2555,13 @@
         <w:rPr>
           <w:rFonts w:ascii="Consolas" w:hAnsi="Consolas"/>
         </w:rPr>
-        <w:t xml:space="preserve">np.corrcoef()</w:t>
-      </w:r>
-      <w:r>
-        <w:rPr>
-          <w:sz w:val="24"/>
-        </w:rPr>
-        <w:t xml:space="preserve">.</w:t>
+        <w:t>np.corrcoef()</w:t>
+      </w:r>
+      <w:r>
+        <w:rPr>
+          <w:sz w:val="24"/>
+        </w:rPr>
+        <w:t>.</w:t>
       </w:r>
     </w:p>
     <w:tbl>
@@ -2588,46 +2592,46 @@
                 <w:color w:val="1F1F1F"/>
                 <w:sz w:val="18"/>
               </w:rPr>
-              <w:t xml:space="preserve">korelacja = kowariancja[0, 1] / (np.sqrt(kowariancja[0, 0]) * np.sqrt(kowariancja[1, 1]))</w:t>
-            </w:r>
-          </w:p>
-          <w:p>
-            <w:pPr>
-              <w:spacing w:after="0"/>
-            </w:pPr>
-            <w:r>
-              <w:rPr>
-                <w:rFonts w:ascii="Consolas" w:hAnsi="Consolas"/>
-                <w:color w:val="1F1F1F"/>
-                <w:sz w:val="18"/>
-              </w:rPr>
-              <w:t xml:space="preserve">print("Ze wzoru:     ", korelacja)</w:t>
-            </w:r>
-          </w:p>
-          <w:p>
-            <w:pPr>
-              <w:spacing w:after="0"/>
-            </w:pPr>
-            <w:r>
-              <w:rPr>
-                <w:rFonts w:ascii="Consolas" w:hAnsi="Consolas"/>
-                <w:color w:val="1F1F1F"/>
-                <w:sz w:val="18"/>
-              </w:rPr>
-              <w:t xml:space="preserve">print("np.corrcoef:  ", np.corrcoef(df["High"], df["Low"])[0, 1])</w:t>
-            </w:r>
-          </w:p>
-          <w:p>
-            <w:pPr>
-              <w:spacing w:after="0"/>
-            </w:pPr>
-            <w:r>
-              <w:rPr>
-                <w:rFonts w:ascii="Consolas" w:hAnsi="Consolas"/>
-                <w:color w:val="1F1F1F"/>
-                <w:sz w:val="18"/>
-              </w:rPr>
-              <w:t xml:space="preserve">print("Zgodność:     ", np.isclose(korelacja, np.corrcoef(df["High"], df["Low"])[0, 1]))</w:t>
+              <w:t>korelacja = kowariancja[0, 1] / (np.sqrt(kowariancja[0, 0]) * np.sqrt(kowariancja[1, 1]))</w:t>
+            </w:r>
+          </w:p>
+          <w:p>
+            <w:pPr>
+              <w:spacing w:after="0"/>
+            </w:pPr>
+            <w:r>
+              <w:rPr>
+                <w:rFonts w:ascii="Consolas" w:hAnsi="Consolas"/>
+                <w:color w:val="1F1F1F"/>
+                <w:sz w:val="18"/>
+              </w:rPr>
+              <w:t>print("Ze wzoru:     ", korelacja)</w:t>
+            </w:r>
+          </w:p>
+          <w:p>
+            <w:pPr>
+              <w:spacing w:after="0"/>
+            </w:pPr>
+            <w:r>
+              <w:rPr>
+                <w:rFonts w:ascii="Consolas" w:hAnsi="Consolas"/>
+                <w:color w:val="1F1F1F"/>
+                <w:sz w:val="18"/>
+              </w:rPr>
+              <w:t>print("np.corrcoef:  ", np.corrcoef(df["High"], df["Low"])[0, 1])</w:t>
+            </w:r>
+          </w:p>
+          <w:p>
+            <w:pPr>
+              <w:spacing w:after="0"/>
+            </w:pPr>
+            <w:r>
+              <w:rPr>
+                <w:rFonts w:ascii="Consolas" w:hAnsi="Consolas"/>
+                <w:color w:val="1F1F1F"/>
+                <w:sz w:val="18"/>
+              </w:rPr>
+              <w:t>print("Zgodność:     ", np.isclose(korelacja, np.corrcoef(df["High"], df["Low"])[0, 1]))</w:t>
             </w:r>
           </w:p>
         </w:tc>
@@ -2648,7 +2652,7 @@
           <w:i/>
           <w:sz w:val="20"/>
         </w:rPr>
-        <w:t xml:space="preserve">Wynik w konsoli:</w:t>
+        <w:t>Wynik w konsoli:</w:t>
       </w:r>
     </w:p>
     <w:tbl>
@@ -2679,33 +2683,33 @@
                 <w:color w:val="E6E6E6"/>
                 <w:sz w:val="16"/>
               </w:rPr>
-              <w:t xml:space="preserve">Ze wzoru:      0.9999952138297385</w:t>
-            </w:r>
-          </w:p>
-          <w:p>
-            <w:pPr>
-              <w:spacing w:after="0"/>
-            </w:pPr>
-            <w:r>
-              <w:rPr>
-                <w:rFonts w:ascii="Consolas" w:hAnsi="Consolas"/>
-                <w:color w:val="E6E6E6"/>
-                <w:sz w:val="16"/>
-              </w:rPr>
-              <w:t xml:space="preserve">np.corrcoef:   0.9999952138297385</w:t>
-            </w:r>
-          </w:p>
-          <w:p>
-            <w:pPr>
-              <w:spacing w:after="0"/>
-            </w:pPr>
-            <w:r>
-              <w:rPr>
-                <w:rFonts w:ascii="Consolas" w:hAnsi="Consolas"/>
-                <w:color w:val="E6E6E6"/>
-                <w:sz w:val="16"/>
-              </w:rPr>
-              <w:t xml:space="preserve">Zgodność:      True</w:t>
+              <w:t>Ze wzoru:      0.9999952138297385</w:t>
+            </w:r>
+          </w:p>
+          <w:p>
+            <w:pPr>
+              <w:spacing w:after="0"/>
+            </w:pPr>
+            <w:r>
+              <w:rPr>
+                <w:rFonts w:ascii="Consolas" w:hAnsi="Consolas"/>
+                <w:color w:val="E6E6E6"/>
+                <w:sz w:val="16"/>
+              </w:rPr>
+              <w:t>np.corrcoef:   0.9999952138297385</w:t>
+            </w:r>
+          </w:p>
+          <w:p>
+            <w:pPr>
+              <w:spacing w:after="0"/>
+            </w:pPr>
+            <w:r>
+              <w:rPr>
+                <w:rFonts w:ascii="Consolas" w:hAnsi="Consolas"/>
+                <w:color w:val="E6E6E6"/>
+                <w:sz w:val="16"/>
+              </w:rPr>
+              <w:t>Zgodność:      True</w:t>
             </w:r>
           </w:p>
         </w:tc>
@@ -2725,7 +2729,7 @@
         <w:rPr>
           <w:sz w:val="24"/>
         </w:rPr>
-        <w:t xml:space="preserve">Wynik: obie metody dają ten sam wynik.</w:t>
+        <w:t>Wynik: obie metody dają ten sam wynik.</w:t>
       </w:r>
     </w:p>
     <w:p>
@@ -2738,7 +2742,7 @@
           <w:b/>
           <w:sz w:val="24"/>
         </w:rPr>
-        <w:t xml:space="preserve">Krok 11. Przykład z instrukcji – małe dane</w:t>
+        <w:t>Krok 11. Przykład z instrukcji: małe dane</w:t>
       </w:r>
     </w:p>
     <w:p>
@@ -2756,7 +2760,7 @@
         <w:rPr>
           <w:rFonts w:ascii="Consolas" w:hAnsi="Consolas"/>
         </w:rPr>
-        <w:t xml:space="preserve">[1..5]</w:t>
+        <w:t>[1..5]</w:t>
       </w:r>
       <w:r>
         <w:rPr>
@@ -2768,7 +2772,7 @@
         <w:rPr>
           <w:rFonts w:ascii="Consolas" w:hAnsi="Consolas"/>
         </w:rPr>
-        <w:t xml:space="preserve">[5..1]</w:t>
+        <w:t>[5..1]</w:t>
       </w:r>
       <w:r>
         <w:rPr>
@@ -2780,13 +2784,13 @@
         <w:rPr>
           <w:rFonts w:ascii="Consolas" w:hAnsi="Consolas"/>
         </w:rPr>
-        <w:t xml:space="preserve">bias=True</w:t>
-      </w:r>
-      <w:r>
-        <w:rPr>
-          <w:sz w:val="24"/>
-        </w:rPr>
-        <w:t xml:space="preserve">.</w:t>
+        <w:t>bias=True</w:t>
+      </w:r>
+      <w:r>
+        <w:rPr>
+          <w:sz w:val="24"/>
+        </w:rPr>
+        <w:t>.</w:t>
       </w:r>
     </w:p>
     <w:tbl>
@@ -2817,111 +2821,111 @@
                 <w:color w:val="1F1F1F"/>
                 <w:sz w:val="18"/>
               </w:rPr>
-              <w:t xml:space="preserve">data1 = [1, 2, 3, 4, 5]</w:t>
-            </w:r>
-          </w:p>
-          <w:p>
-            <w:pPr>
-              <w:spacing w:after="0"/>
-            </w:pPr>
-            <w:r>
-              <w:rPr>
-                <w:rFonts w:ascii="Consolas" w:hAnsi="Consolas"/>
-                <w:color w:val="1F1F1F"/>
-                <w:sz w:val="18"/>
-              </w:rPr>
-              <w:t xml:space="preserve">data2 = [5, 4, 3, 2, 1]</w:t>
-            </w:r>
-          </w:p>
-          <w:p>
-            <w:pPr>
-              <w:spacing w:after="0"/>
-            </w:pPr>
-            <w:r>
-              <w:rPr>
-                <w:rFonts w:ascii="Consolas" w:hAnsi="Consolas"/>
-                <w:color w:val="1F1F1F"/>
-                <w:sz w:val="18"/>
-              </w:rPr>
-              <w:t xml:space="preserve">print("Średnia:     ", np.mean(data1))</w:t>
-            </w:r>
-          </w:p>
-          <w:p>
-            <w:pPr>
-              <w:spacing w:after="0"/>
-            </w:pPr>
-            <w:r>
-              <w:rPr>
-                <w:rFonts w:ascii="Consolas" w:hAnsi="Consolas"/>
-                <w:color w:val="1F1F1F"/>
-                <w:sz w:val="18"/>
-              </w:rPr>
-              <w:t xml:space="preserve">print("Mediana:     ", np.median(data1))</w:t>
-            </w:r>
-          </w:p>
-          <w:p>
-            <w:pPr>
-              <w:spacing w:after="0"/>
-            </w:pPr>
-            <w:r>
-              <w:rPr>
-                <w:rFonts w:ascii="Consolas" w:hAnsi="Consolas"/>
-                <w:color w:val="1F1F1F"/>
-                <w:sz w:val="18"/>
-              </w:rPr>
-              <w:t xml:space="preserve">print("Odch. std.:  ", np.std(data1))</w:t>
-            </w:r>
-          </w:p>
-          <w:p>
-            <w:pPr>
-              <w:spacing w:after="0"/>
-            </w:pPr>
-            <w:r>
-              <w:rPr>
-                <w:rFonts w:ascii="Consolas" w:hAnsi="Consolas"/>
-                <w:color w:val="1F1F1F"/>
-                <w:sz w:val="18"/>
-              </w:rPr>
-              <w:t xml:space="preserve">print("Wariancja:   ", np.var(data1))</w:t>
-            </w:r>
-          </w:p>
-          <w:p>
-            <w:pPr>
-              <w:spacing w:after="0"/>
-            </w:pPr>
-            <w:r>
-              <w:rPr>
-                <w:rFonts w:ascii="Consolas" w:hAnsi="Consolas"/>
-                <w:color w:val="1F1F1F"/>
-                <w:sz w:val="18"/>
-              </w:rPr>
-              <w:t xml:space="preserve">print("Korelacja:   ", np.corrcoef(data1, data2)[0, 1])</w:t>
-            </w:r>
-          </w:p>
-          <w:p>
-            <w:pPr>
-              <w:spacing w:after="0"/>
-            </w:pPr>
-            <w:r>
-              <w:rPr>
-                <w:rFonts w:ascii="Consolas" w:hAnsi="Consolas"/>
-                <w:color w:val="1F1F1F"/>
-                <w:sz w:val="18"/>
-              </w:rPr>
-              <w:t xml:space="preserve">print("Kowariancja n-1:", np.cov(data1, data2)[0, 1])</w:t>
-            </w:r>
-          </w:p>
-          <w:p>
-            <w:pPr>
-              <w:spacing w:after="0"/>
-            </w:pPr>
-            <w:r>
-              <w:rPr>
-                <w:rFonts w:ascii="Consolas" w:hAnsi="Consolas"/>
-                <w:color w:val="1F1F1F"/>
-                <w:sz w:val="18"/>
-              </w:rPr>
-              <w:t xml:space="preserve">print("Kowariancja n:  ", np.cov(data1, data2, bias=True)[0, 1])</w:t>
+              <w:t>data1 = [1, 2, 3, 4, 5]</w:t>
+            </w:r>
+          </w:p>
+          <w:p>
+            <w:pPr>
+              <w:spacing w:after="0"/>
+            </w:pPr>
+            <w:r>
+              <w:rPr>
+                <w:rFonts w:ascii="Consolas" w:hAnsi="Consolas"/>
+                <w:color w:val="1F1F1F"/>
+                <w:sz w:val="18"/>
+              </w:rPr>
+              <w:t>data2 = [5, 4, 3, 2, 1]</w:t>
+            </w:r>
+          </w:p>
+          <w:p>
+            <w:pPr>
+              <w:spacing w:after="0"/>
+            </w:pPr>
+            <w:r>
+              <w:rPr>
+                <w:rFonts w:ascii="Consolas" w:hAnsi="Consolas"/>
+                <w:color w:val="1F1F1F"/>
+                <w:sz w:val="18"/>
+              </w:rPr>
+              <w:t>print("Średnia:     ", np.mean(data1))</w:t>
+            </w:r>
+          </w:p>
+          <w:p>
+            <w:pPr>
+              <w:spacing w:after="0"/>
+            </w:pPr>
+            <w:r>
+              <w:rPr>
+                <w:rFonts w:ascii="Consolas" w:hAnsi="Consolas"/>
+                <w:color w:val="1F1F1F"/>
+                <w:sz w:val="18"/>
+              </w:rPr>
+              <w:t>print("Mediana:     ", np.median(data1))</w:t>
+            </w:r>
+          </w:p>
+          <w:p>
+            <w:pPr>
+              <w:spacing w:after="0"/>
+            </w:pPr>
+            <w:r>
+              <w:rPr>
+                <w:rFonts w:ascii="Consolas" w:hAnsi="Consolas"/>
+                <w:color w:val="1F1F1F"/>
+                <w:sz w:val="18"/>
+              </w:rPr>
+              <w:t>print("Odch. std.:  ", np.std(data1))</w:t>
+            </w:r>
+          </w:p>
+          <w:p>
+            <w:pPr>
+              <w:spacing w:after="0"/>
+            </w:pPr>
+            <w:r>
+              <w:rPr>
+                <w:rFonts w:ascii="Consolas" w:hAnsi="Consolas"/>
+                <w:color w:val="1F1F1F"/>
+                <w:sz w:val="18"/>
+              </w:rPr>
+              <w:t>print("Wariancja:   ", np.var(data1))</w:t>
+            </w:r>
+          </w:p>
+          <w:p>
+            <w:pPr>
+              <w:spacing w:after="0"/>
+            </w:pPr>
+            <w:r>
+              <w:rPr>
+                <w:rFonts w:ascii="Consolas" w:hAnsi="Consolas"/>
+                <w:color w:val="1F1F1F"/>
+                <w:sz w:val="18"/>
+              </w:rPr>
+              <w:t>print("Korelacja:   ", np.corrcoef(data1, data2)[0, 1])</w:t>
+            </w:r>
+          </w:p>
+          <w:p>
+            <w:pPr>
+              <w:spacing w:after="0"/>
+            </w:pPr>
+            <w:r>
+              <w:rPr>
+                <w:rFonts w:ascii="Consolas" w:hAnsi="Consolas"/>
+                <w:color w:val="1F1F1F"/>
+                <w:sz w:val="18"/>
+              </w:rPr>
+              <w:t>print("Kowariancja n-1:", np.cov(data1, data2)[0, 1])</w:t>
+            </w:r>
+          </w:p>
+          <w:p>
+            <w:pPr>
+              <w:spacing w:after="0"/>
+            </w:pPr>
+            <w:r>
+              <w:rPr>
+                <w:rFonts w:ascii="Consolas" w:hAnsi="Consolas"/>
+                <w:color w:val="1F1F1F"/>
+                <w:sz w:val="18"/>
+              </w:rPr>
+              <w:t>print("Kowariancja n:  ", np.cov(data1, data2, bias=True)[0, 1])</w:t>
             </w:r>
           </w:p>
         </w:tc>
@@ -2942,7 +2946,8 @@
           <w:i/>
           <w:sz w:val="20"/>
         </w:rPr>
-        <w:t xml:space="preserve">Wynik w konsoli:</w:t>
+        <w:lastRenderedPageBreak/>
+        <w:t>Wynik w konsoli:</w:t>
       </w:r>
     </w:p>
     <w:tbl>
@@ -2973,85 +2978,85 @@
                 <w:color w:val="E6E6E6"/>
                 <w:sz w:val="16"/>
               </w:rPr>
-              <w:t xml:space="preserve">Średnia:      3.0</w:t>
-            </w:r>
-          </w:p>
-          <w:p>
-            <w:pPr>
-              <w:spacing w:after="0"/>
-            </w:pPr>
-            <w:r>
-              <w:rPr>
-                <w:rFonts w:ascii="Consolas" w:hAnsi="Consolas"/>
-                <w:color w:val="E6E6E6"/>
-                <w:sz w:val="16"/>
-              </w:rPr>
-              <w:t xml:space="preserve">Mediana:      3.0</w:t>
-            </w:r>
-          </w:p>
-          <w:p>
-            <w:pPr>
-              <w:spacing w:after="0"/>
-            </w:pPr>
-            <w:r>
-              <w:rPr>
-                <w:rFonts w:ascii="Consolas" w:hAnsi="Consolas"/>
-                <w:color w:val="E6E6E6"/>
-                <w:sz w:val="16"/>
-              </w:rPr>
-              <w:t xml:space="preserve">Odch. std.:   1.4142135623730951</w:t>
-            </w:r>
-          </w:p>
-          <w:p>
-            <w:pPr>
-              <w:spacing w:after="0"/>
-            </w:pPr>
-            <w:r>
-              <w:rPr>
-                <w:rFonts w:ascii="Consolas" w:hAnsi="Consolas"/>
-                <w:color w:val="E6E6E6"/>
-                <w:sz w:val="16"/>
-              </w:rPr>
-              <w:t xml:space="preserve">Wariancja:    2.0</w:t>
-            </w:r>
-          </w:p>
-          <w:p>
-            <w:pPr>
-              <w:spacing w:after="0"/>
-            </w:pPr>
-            <w:r>
-              <w:rPr>
-                <w:rFonts w:ascii="Consolas" w:hAnsi="Consolas"/>
-                <w:color w:val="E6E6E6"/>
-                <w:sz w:val="16"/>
-              </w:rPr>
-              <w:t xml:space="preserve">Korelacja:    -0.9999999999999999</w:t>
-            </w:r>
-          </w:p>
-          <w:p>
-            <w:pPr>
-              <w:spacing w:after="0"/>
-            </w:pPr>
-            <w:r>
-              <w:rPr>
-                <w:rFonts w:ascii="Consolas" w:hAnsi="Consolas"/>
-                <w:color w:val="E6E6E6"/>
-                <w:sz w:val="16"/>
-              </w:rPr>
-              <w:t xml:space="preserve">Kowariancja n-1: -2.5</w:t>
-            </w:r>
-          </w:p>
-          <w:p>
-            <w:pPr>
-              <w:spacing w:after="0"/>
-            </w:pPr>
-            <w:r>
-              <w:rPr>
-                <w:rFonts w:ascii="Consolas" w:hAnsi="Consolas"/>
-                <w:color w:val="E6E6E6"/>
-                <w:sz w:val="16"/>
-              </w:rPr>
-              <w:t xml:space="preserve">Kowariancja n:   -2.0</w:t>
+              <w:t>Średnia:      3.0</w:t>
+            </w:r>
+          </w:p>
+          <w:p>
+            <w:pPr>
+              <w:spacing w:after="0"/>
+            </w:pPr>
+            <w:r>
+              <w:rPr>
+                <w:rFonts w:ascii="Consolas" w:hAnsi="Consolas"/>
+                <w:color w:val="E6E6E6"/>
+                <w:sz w:val="16"/>
+              </w:rPr>
+              <w:t>Mediana:      3.0</w:t>
+            </w:r>
+          </w:p>
+          <w:p>
+            <w:pPr>
+              <w:spacing w:after="0"/>
+            </w:pPr>
+            <w:r>
+              <w:rPr>
+                <w:rFonts w:ascii="Consolas" w:hAnsi="Consolas"/>
+                <w:color w:val="E6E6E6"/>
+                <w:sz w:val="16"/>
+              </w:rPr>
+              <w:t>Odch. std.:   1.4142135623730951</w:t>
+            </w:r>
+          </w:p>
+          <w:p>
+            <w:pPr>
+              <w:spacing w:after="0"/>
+            </w:pPr>
+            <w:r>
+              <w:rPr>
+                <w:rFonts w:ascii="Consolas" w:hAnsi="Consolas"/>
+                <w:color w:val="E6E6E6"/>
+                <w:sz w:val="16"/>
+              </w:rPr>
+              <w:t>Wariancja:    2.0</w:t>
+            </w:r>
+          </w:p>
+          <w:p>
+            <w:pPr>
+              <w:spacing w:after="0"/>
+            </w:pPr>
+            <w:r>
+              <w:rPr>
+                <w:rFonts w:ascii="Consolas" w:hAnsi="Consolas"/>
+                <w:color w:val="E6E6E6"/>
+                <w:sz w:val="16"/>
+              </w:rPr>
+              <w:t>Korelacja:    -0.9999999999999999</w:t>
+            </w:r>
+          </w:p>
+          <w:p>
+            <w:pPr>
+              <w:spacing w:after="0"/>
+            </w:pPr>
+            <w:r>
+              <w:rPr>
+                <w:rFonts w:ascii="Consolas" w:hAnsi="Consolas"/>
+                <w:color w:val="E6E6E6"/>
+                <w:sz w:val="16"/>
+              </w:rPr>
+              <w:t>Kowariancja n-1: -2.5</w:t>
+            </w:r>
+          </w:p>
+          <w:p>
+            <w:pPr>
+              <w:spacing w:after="0"/>
+            </w:pPr>
+            <w:r>
+              <w:rPr>
+                <w:rFonts w:ascii="Consolas" w:hAnsi="Consolas"/>
+                <w:color w:val="E6E6E6"/>
+                <w:sz w:val="16"/>
+              </w:rPr>
+              <w:t>Kowariancja n:   -2.0</w:t>
             </w:r>
           </w:p>
         </w:tc>
@@ -3071,7 +3076,7 @@
         <w:rPr>
           <w:sz w:val="24"/>
         </w:rPr>
-        <w:t xml:space="preserve">Wynik: korelacja −1; kowariancja −2,5 (n − 1) lub −2,0 (n).</w:t>
+        <w:t>Wynik: korelacja −1, kowariancja −2,5 (n − 1) lub −2,0 (n).</w:t>
       </w:r>
     </w:p>
     <w:p>
@@ -3084,7 +3089,7 @@
           <w:b/>
           <w:sz w:val="24"/>
         </w:rPr>
-        <w:t xml:space="preserve">Krok 12. Przykład praktyczny – dwa sklepy</w:t>
+        <w:t>Krok 12. Przykład praktyczny: dwa sklepy</w:t>
       </w:r>
     </w:p>
     <w:p>
@@ -3096,7 +3101,7 @@
         <w:rPr>
           <w:sz w:val="24"/>
         </w:rPr>
-        <w:t xml:space="preserve">Na przykładowych danych o cenach i sprzedaży w dwóch sklepach policzono średnią, medianę, odchylenie standardowe i korelacje. W sklepie B występuje wartość odstająca.</w:t>
+        <w:t>Na przykładowych danych o cenach i sprzedaży w dwóch sklepach policzono średnią, medianę, odchylenie standardowe i korelacje. W sklepie B występuje wartość odstająca.</w:t>
       </w:r>
     </w:p>
     <w:tbl>
@@ -3127,7 +3132,7 @@
                 <w:color w:val="1F1F1F"/>
                 <w:sz w:val="18"/>
               </w:rPr>
-              <w:t xml:space="preserve">sklepy = pd.DataFrame({</w:t>
+              <w:t>sklepy = pd.DataFrame({</w:t>
             </w:r>
           </w:p>
           <w:p>
@@ -3192,33 +3197,25 @@
                 <w:color w:val="1F1F1F"/>
                 <w:sz w:val="18"/>
               </w:rPr>
-              <w:t xml:space="preserve">})</w:t>
-            </w:r>
-          </w:p>
-          <w:p>
-            <w:pPr>
-              <w:spacing w:after="0"/>
-            </w:pPr>
-            <w:r>
-              <w:rPr>
-                <w:rFonts w:ascii="Consolas" w:hAnsi="Consolas"/>
-                <w:color w:val="1F1F1F"/>
-                <w:sz w:val="18"/>
-              </w:rPr>
-              <w:t xml:space="preserve"/>
-            </w:r>
-          </w:p>
-          <w:p>
-            <w:pPr>
-              <w:spacing w:after="0"/>
-            </w:pPr>
-            <w:r>
-              <w:rPr>
-                <w:rFonts w:ascii="Consolas" w:hAnsi="Consolas"/>
-                <w:color w:val="1F1F1F"/>
-                <w:sz w:val="18"/>
-              </w:rPr>
-              <w:t xml:space="preserve">wyniki = pd.DataFrame({</w:t>
+              <w:t>})</w:t>
+            </w:r>
+          </w:p>
+          <w:p>
+            <w:pPr>
+              <w:spacing w:after="0"/>
+            </w:pPr>
+          </w:p>
+          <w:p>
+            <w:pPr>
+              <w:spacing w:after="0"/>
+            </w:pPr>
+            <w:r>
+              <w:rPr>
+                <w:rFonts w:ascii="Consolas" w:hAnsi="Consolas"/>
+                <w:color w:val="1F1F1F"/>
+                <w:sz w:val="18"/>
+              </w:rPr>
+              <w:t>wyniki = pd.DataFrame({</w:t>
             </w:r>
           </w:p>
           <w:p>
@@ -3270,72 +3267,64 @@
                 <w:color w:val="1F1F1F"/>
                 <w:sz w:val="18"/>
               </w:rPr>
-              <w:t xml:space="preserve">}, index=["Sklep A", "Sklep B"])</w:t>
-            </w:r>
-          </w:p>
-          <w:p>
-            <w:pPr>
-              <w:spacing w:after="0"/>
-            </w:pPr>
-            <w:r>
-              <w:rPr>
-                <w:rFonts w:ascii="Consolas" w:hAnsi="Consolas"/>
-                <w:color w:val="1F1F1F"/>
-                <w:sz w:val="18"/>
-              </w:rPr>
-              <w:t xml:space="preserve">display(wyniki)</w:t>
-            </w:r>
-          </w:p>
-          <w:p>
-            <w:pPr>
-              <w:spacing w:after="0"/>
-            </w:pPr>
-            <w:r>
-              <w:rPr>
-                <w:rFonts w:ascii="Consolas" w:hAnsi="Consolas"/>
-                <w:color w:val="1F1F1F"/>
-                <w:sz w:val="18"/>
-              </w:rPr>
-              <w:t xml:space="preserve"/>
-            </w:r>
-          </w:p>
-          <w:p>
-            <w:pPr>
-              <w:spacing w:after="0"/>
-            </w:pPr>
-            <w:r>
-              <w:rPr>
-                <w:rFonts w:ascii="Consolas" w:hAnsi="Consolas"/>
-                <w:color w:val="1F1F1F"/>
-                <w:sz w:val="18"/>
-              </w:rPr>
-              <w:t xml:space="preserve">print("Korelacja cena-sprzedaż, sklep A:", np.corrcoef(sklepy["cena_A"], sklepy["sprzedaz_A"])[0, 1])</w:t>
-            </w:r>
-          </w:p>
-          <w:p>
-            <w:pPr>
-              <w:spacing w:after="0"/>
-            </w:pPr>
-            <w:r>
-              <w:rPr>
-                <w:rFonts w:ascii="Consolas" w:hAnsi="Consolas"/>
-                <w:color w:val="1F1F1F"/>
-                <w:sz w:val="18"/>
-              </w:rPr>
-              <w:t xml:space="preserve">print("Korelacja cena-sprzedaż, sklep B:", np.corrcoef(sklepy["cena_B"], sklepy["sprzedaz_B"])[0, 1])</w:t>
-            </w:r>
-          </w:p>
-          <w:p>
-            <w:pPr>
-              <w:spacing w:after="0"/>
-            </w:pPr>
-            <w:r>
-              <w:rPr>
-                <w:rFonts w:ascii="Consolas" w:hAnsi="Consolas"/>
-                <w:color w:val="1F1F1F"/>
-                <w:sz w:val="18"/>
-              </w:rPr>
-              <w:t xml:space="preserve">print("Korelacja sprzedaży A i B:       ", np.corrcoef(sklepy["sprzedaz_A"], sklepy["sprzedaz_B"])[0, 1])</w:t>
+              <w:t>}, index=["Sklep A", "Sklep B"])</w:t>
+            </w:r>
+          </w:p>
+          <w:p>
+            <w:pPr>
+              <w:spacing w:after="0"/>
+            </w:pPr>
+            <w:r>
+              <w:rPr>
+                <w:rFonts w:ascii="Consolas" w:hAnsi="Consolas"/>
+                <w:color w:val="1F1F1F"/>
+                <w:sz w:val="18"/>
+              </w:rPr>
+              <w:t>display(wyniki)</w:t>
+            </w:r>
+          </w:p>
+          <w:p>
+            <w:pPr>
+              <w:spacing w:after="0"/>
+            </w:pPr>
+          </w:p>
+          <w:p>
+            <w:pPr>
+              <w:spacing w:after="0"/>
+            </w:pPr>
+            <w:r>
+              <w:rPr>
+                <w:rFonts w:ascii="Consolas" w:hAnsi="Consolas"/>
+                <w:color w:val="1F1F1F"/>
+                <w:sz w:val="18"/>
+              </w:rPr>
+              <w:t>print("Korelacja cena-sprzedaż, sklep A:", np.corrcoef(sklepy["cena_A"], sklepy["sprzedaz_A"])[0, 1])</w:t>
+            </w:r>
+          </w:p>
+          <w:p>
+            <w:pPr>
+              <w:spacing w:after="0"/>
+            </w:pPr>
+            <w:r>
+              <w:rPr>
+                <w:rFonts w:ascii="Consolas" w:hAnsi="Consolas"/>
+                <w:color w:val="1F1F1F"/>
+                <w:sz w:val="18"/>
+              </w:rPr>
+              <w:t>print("Korelacja cena-sprzedaż, sklep B:", np.corrcoef(sklepy["cena_B"], sklepy["sprzedaz_B"])[0, 1])</w:t>
+            </w:r>
+          </w:p>
+          <w:p>
+            <w:pPr>
+              <w:spacing w:after="0"/>
+            </w:pPr>
+            <w:r>
+              <w:rPr>
+                <w:rFonts w:ascii="Consolas" w:hAnsi="Consolas"/>
+                <w:color w:val="1F1F1F"/>
+                <w:sz w:val="18"/>
+              </w:rPr>
+              <w:t>print("Korelacja sprzedaży A i B:       ", np.corrcoef(sklepy["sprzedaz_A"], sklepy["sprzedaz_B"])[0, 1])</w:t>
             </w:r>
           </w:p>
         </w:tc>
@@ -3356,7 +3345,7 @@
           <w:i/>
           <w:sz w:val="20"/>
         </w:rPr>
-        <w:t xml:space="preserve">Wynik w konsoli:</w:t>
+        <w:t>Wynik w konsoli:</w:t>
       </w:r>
     </w:p>
     <w:tbl>
@@ -3400,59 +3389,59 @@
                 <w:color w:val="E6E6E6"/>
                 <w:sz w:val="16"/>
               </w:rPr>
-              <w:t xml:space="preserve">Sklep A  159.000000    157.5   26.350206</w:t>
-            </w:r>
-          </w:p>
-          <w:p>
-            <w:pPr>
-              <w:spacing w:after="0"/>
-            </w:pPr>
-            <w:r>
-              <w:rPr>
-                <w:rFonts w:ascii="Consolas" w:hAnsi="Consolas"/>
-                <w:color w:val="E6E6E6"/>
-                <w:sz w:val="16"/>
-              </w:rPr>
-              <w:t xml:space="preserve">Sklep B  212.083333    180.0  119.712474</w:t>
-            </w:r>
-          </w:p>
-          <w:p>
-            <w:pPr>
-              <w:spacing w:after="0"/>
-            </w:pPr>
-            <w:r>
-              <w:rPr>
-                <w:rFonts w:ascii="Consolas" w:hAnsi="Consolas"/>
-                <w:color w:val="E6E6E6"/>
-                <w:sz w:val="16"/>
-              </w:rPr>
-              <w:t xml:space="preserve">Korelacja cena-sprzedaż, sklep A: -0.9967500038037731</w:t>
-            </w:r>
-          </w:p>
-          <w:p>
-            <w:pPr>
-              <w:spacing w:after="0"/>
-            </w:pPr>
-            <w:r>
-              <w:rPr>
-                <w:rFonts w:ascii="Consolas" w:hAnsi="Consolas"/>
-                <w:color w:val="E6E6E6"/>
-                <w:sz w:val="16"/>
-              </w:rPr>
-              <w:t xml:space="preserve">Korelacja cena-sprzedaż, sklep B: 0.28281655167904185</w:t>
-            </w:r>
-          </w:p>
-          <w:p>
-            <w:pPr>
-              <w:spacing w:after="0"/>
-            </w:pPr>
-            <w:r>
-              <w:rPr>
-                <w:rFonts w:ascii="Consolas" w:hAnsi="Consolas"/>
-                <w:color w:val="E6E6E6"/>
-                <w:sz w:val="16"/>
-              </w:rPr>
-              <w:t xml:space="preserve">Korelacja sprzedaży A i B:        -0.24700568659035085</w:t>
+              <w:t>Sklep A  159.000000    157.5   26.350206</w:t>
+            </w:r>
+          </w:p>
+          <w:p>
+            <w:pPr>
+              <w:spacing w:after="0"/>
+            </w:pPr>
+            <w:r>
+              <w:rPr>
+                <w:rFonts w:ascii="Consolas" w:hAnsi="Consolas"/>
+                <w:color w:val="E6E6E6"/>
+                <w:sz w:val="16"/>
+              </w:rPr>
+              <w:t>Sklep B  212.083333    180.0  119.712474</w:t>
+            </w:r>
+          </w:p>
+          <w:p>
+            <w:pPr>
+              <w:spacing w:after="0"/>
+            </w:pPr>
+            <w:r>
+              <w:rPr>
+                <w:rFonts w:ascii="Consolas" w:hAnsi="Consolas"/>
+                <w:color w:val="E6E6E6"/>
+                <w:sz w:val="16"/>
+              </w:rPr>
+              <w:t>Korelacja cena-sprzedaż, sklep A: -0.9967500038037731</w:t>
+            </w:r>
+          </w:p>
+          <w:p>
+            <w:pPr>
+              <w:spacing w:after="0"/>
+            </w:pPr>
+            <w:r>
+              <w:rPr>
+                <w:rFonts w:ascii="Consolas" w:hAnsi="Consolas"/>
+                <w:color w:val="E6E6E6"/>
+                <w:sz w:val="16"/>
+              </w:rPr>
+              <w:t>Korelacja cena-sprzedaż, sklep B: 0.28281655167904185</w:t>
+            </w:r>
+          </w:p>
+          <w:p>
+            <w:pPr>
+              <w:spacing w:after="0"/>
+            </w:pPr>
+            <w:r>
+              <w:rPr>
+                <w:rFonts w:ascii="Consolas" w:hAnsi="Consolas"/>
+                <w:color w:val="E6E6E6"/>
+                <w:sz w:val="16"/>
+              </w:rPr>
+              <w:t>Korelacja sprzedaży A i B:        -0.24700568659035085</w:t>
             </w:r>
           </w:p>
         </w:tc>
@@ -3467,13 +3456,40 @@
       <w:pPr>
         <w:spacing w:after="120"/>
         <w:jc w:val="both"/>
-      </w:pPr>
-      <w:r>
-        <w:rPr>
-          <w:sz w:val="24"/>
-        </w:rPr>
-        <w:t xml:space="preserve">Wynik: w sklepie B średnia (212) i odchylenie (120) są mocno zawyżone przez outlier, mediana (180) mniej; korelacja cena–sprzedaż to −0,997 w sklepie A i tylko 0,28 w sklepie B.</w:t>
-      </w:r>
+        <w:rPr>
+          <w:sz w:val="24"/>
+        </w:rPr>
+      </w:pPr>
+      <w:r>
+        <w:rPr>
+          <w:sz w:val="24"/>
+        </w:rPr>
+        <w:t>Wynik: w sklepie B średnia (212) i odchylenie (120) są mocno zawyżone przez outlier, mediana (180) mniej, korelacja cena-sprzedaż to −0,997 w sklepie A i tylko 0,28 w sklepie B.</w:t>
+      </w:r>
+    </w:p>
+    <w:p>
+      <w:pPr>
+        <w:spacing w:after="120"/>
+        <w:jc w:val="both"/>
+        <w:rPr>
+          <w:sz w:val="24"/>
+        </w:rPr>
+      </w:pPr>
+    </w:p>
+    <w:p>
+      <w:pPr>
+        <w:spacing w:after="120"/>
+        <w:jc w:val="both"/>
+        <w:rPr>
+          <w:sz w:val="24"/>
+        </w:rPr>
+      </w:pPr>
+    </w:p>
+    <w:p>
+      <w:pPr>
+        <w:spacing w:after="120"/>
+        <w:jc w:val="both"/>
+      </w:pPr>
     </w:p>
     <w:p>
       <w:pPr>
@@ -3485,7 +3501,8 @@
           <w:b/>
           <w:sz w:val="26"/>
         </w:rPr>
-        <w:t xml:space="preserve">2.2. Część B – częstość palenia tytoniu, dane z lab1</w:t>
+        <w:lastRenderedPageBreak/>
+        <w:t>2.2. Część B: częstość palenia tytoniu, dane z lab1</w:t>
       </w:r>
     </w:p>
     <w:p>
@@ -3498,7 +3515,7 @@
           <w:b/>
           <w:sz w:val="24"/>
         </w:rPr>
-        <w:t xml:space="preserve">Krok 1. Wczytanie danych z lab1</w:t>
+        <w:t>Krok 1. Wczytanie danych z lab1</w:t>
       </w:r>
     </w:p>
     <w:p>
@@ -3516,7 +3533,7 @@
         <w:rPr>
           <w:rFonts w:ascii="Consolas" w:hAnsi="Consolas"/>
         </w:rPr>
-        <w:t xml:space="preserve">read_csv()</w:t>
+        <w:t>read_csv()</w:t>
       </w:r>
       <w:r>
         <w:rPr>
@@ -3528,7 +3545,7 @@
         <w:rPr>
           <w:rFonts w:ascii="Consolas" w:hAnsi="Consolas"/>
         </w:rPr>
-        <w:t xml:space="preserve">location</w:t>
+        <w:t>location</w:t>
       </w:r>
       <w:r>
         <w:rPr>
@@ -3540,7 +3557,7 @@
         <w:rPr>
           <w:rFonts w:ascii="Consolas" w:hAnsi="Consolas"/>
         </w:rPr>
-        <w:t xml:space="preserve">sex</w:t>
+        <w:t>sex</w:t>
       </w:r>
       <w:r>
         <w:rPr>
@@ -3552,7 +3569,7 @@
         <w:rPr>
           <w:rFonts w:ascii="Consolas" w:hAnsi="Consolas"/>
         </w:rPr>
-        <w:t xml:space="preserve">year</w:t>
+        <w:t>year</w:t>
       </w:r>
       <w:r>
         <w:rPr>
@@ -3564,7 +3581,7 @@
         <w:rPr>
           <w:rFonts w:ascii="Consolas" w:hAnsi="Consolas"/>
         </w:rPr>
-        <w:t xml:space="preserve">val</w:t>
+        <w:t>val</w:t>
       </w:r>
       <w:r>
         <w:rPr>
@@ -3576,7 +3593,7 @@
         <w:rPr>
           <w:rFonts w:ascii="Consolas" w:hAnsi="Consolas"/>
         </w:rPr>
-        <w:t xml:space="preserve">upper</w:t>
+        <w:t>upper</w:t>
       </w:r>
       <w:r>
         <w:rPr>
@@ -3588,13 +3605,13 @@
         <w:rPr>
           <w:rFonts w:ascii="Consolas" w:hAnsi="Consolas"/>
         </w:rPr>
-        <w:t xml:space="preserve">lower</w:t>
-      </w:r>
-      <w:r>
-        <w:rPr>
-          <w:sz w:val="24"/>
-        </w:rPr>
-        <w:t xml:space="preserve">.</w:t>
+        <w:t>lower</w:t>
+      </w:r>
+      <w:r>
+        <w:rPr>
+          <w:sz w:val="24"/>
+        </w:rPr>
+        <w:t>.</w:t>
       </w:r>
     </w:p>
     <w:tbl>
@@ -3625,72 +3642,56 @@
                 <w:color w:val="1F1F1F"/>
                 <w:sz w:val="18"/>
               </w:rPr>
-              <w:t xml:space="preserve">from pathlib import Path</w:t>
-            </w:r>
-          </w:p>
-          <w:p>
-            <w:pPr>
-              <w:spacing w:after="0"/>
-            </w:pPr>
-            <w:r>
-              <w:rPr>
-                <w:rFonts w:ascii="Consolas" w:hAnsi="Consolas"/>
-                <w:color w:val="1F1F1F"/>
-                <w:sz w:val="18"/>
-              </w:rPr>
-              <w:t xml:space="preserve"/>
-            </w:r>
-          </w:p>
-          <w:p>
-            <w:pPr>
-              <w:spacing w:after="0"/>
-            </w:pPr>
-            <w:r>
-              <w:rPr>
-                <w:rFonts w:ascii="Consolas" w:hAnsi="Consolas"/>
-                <w:color w:val="1F1F1F"/>
-                <w:sz w:val="18"/>
-              </w:rPr>
-              <w:t xml:space="preserve">nazwa = "IHME_GBD_2019_SMOKING_TOB_1990_2019_PREV_Y2021M05D27.CSV"</w:t>
-            </w:r>
-          </w:p>
-          <w:p>
-            <w:pPr>
-              <w:spacing w:after="0"/>
-            </w:pPr>
-            <w:r>
-              <w:rPr>
-                <w:rFonts w:ascii="Consolas" w:hAnsi="Consolas"/>
-                <w:color w:val="1F1F1F"/>
-                <w:sz w:val="18"/>
-              </w:rPr>
-              <w:t xml:space="preserve">plik = next(p for p in (Path(nazwa), Path("..") / "lab1" / nazwa) if p.exists())</w:t>
-            </w:r>
-          </w:p>
-          <w:p>
-            <w:pPr>
-              <w:spacing w:after="0"/>
-            </w:pPr>
-            <w:r>
-              <w:rPr>
-                <w:rFonts w:ascii="Consolas" w:hAnsi="Consolas"/>
-                <w:color w:val="1F1F1F"/>
-                <w:sz w:val="18"/>
-              </w:rPr>
-              <w:t xml:space="preserve"/>
-            </w:r>
-          </w:p>
-          <w:p>
-            <w:pPr>
-              <w:spacing w:after="0"/>
-            </w:pPr>
-            <w:r>
-              <w:rPr>
-                <w:rFonts w:ascii="Consolas" w:hAnsi="Consolas"/>
-                <w:color w:val="1F1F1F"/>
-                <w:sz w:val="18"/>
-              </w:rPr>
-              <w:t xml:space="preserve">df = pd.read_csv(plik).rename(columns={</w:t>
+              <w:t>from pathlib import Path</w:t>
+            </w:r>
+          </w:p>
+          <w:p>
+            <w:pPr>
+              <w:spacing w:after="0"/>
+            </w:pPr>
+          </w:p>
+          <w:p>
+            <w:pPr>
+              <w:spacing w:after="0"/>
+            </w:pPr>
+            <w:r>
+              <w:rPr>
+                <w:rFonts w:ascii="Consolas" w:hAnsi="Consolas"/>
+                <w:color w:val="1F1F1F"/>
+                <w:sz w:val="18"/>
+              </w:rPr>
+              <w:t>nazwa = "IHME_GBD_2019_SMOKING_TOB_1990_2019_PREV_Y2021M05D27.CSV"</w:t>
+            </w:r>
+          </w:p>
+          <w:p>
+            <w:pPr>
+              <w:spacing w:after="0"/>
+            </w:pPr>
+            <w:r>
+              <w:rPr>
+                <w:rFonts w:ascii="Consolas" w:hAnsi="Consolas"/>
+                <w:color w:val="1F1F1F"/>
+                <w:sz w:val="18"/>
+              </w:rPr>
+              <w:t>plik = next(p for p in (Path(nazwa), Path("..") / "lab1" / nazwa) if p.exists())</w:t>
+            </w:r>
+          </w:p>
+          <w:p>
+            <w:pPr>
+              <w:spacing w:after="0"/>
+            </w:pPr>
+          </w:p>
+          <w:p>
+            <w:pPr>
+              <w:spacing w:after="0"/>
+            </w:pPr>
+            <w:r>
+              <w:rPr>
+                <w:rFonts w:ascii="Consolas" w:hAnsi="Consolas"/>
+                <w:color w:val="1F1F1F"/>
+                <w:sz w:val="18"/>
+              </w:rPr>
+              <w:t>df = pd.read_csv(plik).rename(columns={</w:t>
             </w:r>
           </w:p>
           <w:p>
@@ -3716,46 +3717,46 @@
                 <w:color w:val="1F1F1F"/>
                 <w:sz w:val="18"/>
               </w:rPr>
-              <w:t xml:space="preserve">})[["location", "sex", "year", "val", "upper", "lower"]]</w:t>
-            </w:r>
-          </w:p>
-          <w:p>
-            <w:pPr>
-              <w:spacing w:after="0"/>
-            </w:pPr>
-            <w:r>
-              <w:rPr>
-                <w:rFonts w:ascii="Consolas" w:hAnsi="Consolas"/>
-                <w:color w:val="1F1F1F"/>
-                <w:sz w:val="18"/>
-              </w:rPr>
-              <w:t xml:space="preserve">display(df.shape)</w:t>
-            </w:r>
-          </w:p>
-          <w:p>
-            <w:pPr>
-              <w:spacing w:after="0"/>
-            </w:pPr>
-            <w:r>
-              <w:rPr>
-                <w:rFonts w:ascii="Consolas" w:hAnsi="Consolas"/>
-                <w:color w:val="1F1F1F"/>
-                <w:sz w:val="18"/>
-              </w:rPr>
-              <w:t xml:space="preserve">display(df.isna().sum())</w:t>
-            </w:r>
-          </w:p>
-          <w:p>
-            <w:pPr>
-              <w:spacing w:after="0"/>
-            </w:pPr>
-            <w:r>
-              <w:rPr>
-                <w:rFonts w:ascii="Consolas" w:hAnsi="Consolas"/>
-                <w:color w:val="1F1F1F"/>
-                <w:sz w:val="18"/>
-              </w:rPr>
-              <w:t xml:space="preserve">df.head()</w:t>
+              <w:t>})[["location", "sex", "year", "val", "upper", "lower"]]</w:t>
+            </w:r>
+          </w:p>
+          <w:p>
+            <w:pPr>
+              <w:spacing w:after="0"/>
+            </w:pPr>
+            <w:r>
+              <w:rPr>
+                <w:rFonts w:ascii="Consolas" w:hAnsi="Consolas"/>
+                <w:color w:val="1F1F1F"/>
+                <w:sz w:val="18"/>
+              </w:rPr>
+              <w:t>display(df.shape)</w:t>
+            </w:r>
+          </w:p>
+          <w:p>
+            <w:pPr>
+              <w:spacing w:after="0"/>
+            </w:pPr>
+            <w:r>
+              <w:rPr>
+                <w:rFonts w:ascii="Consolas" w:hAnsi="Consolas"/>
+                <w:color w:val="1F1F1F"/>
+                <w:sz w:val="18"/>
+              </w:rPr>
+              <w:t>display(df.isna().sum())</w:t>
+            </w:r>
+          </w:p>
+          <w:p>
+            <w:pPr>
+              <w:spacing w:after="0"/>
+            </w:pPr>
+            <w:r>
+              <w:rPr>
+                <w:rFonts w:ascii="Consolas" w:hAnsi="Consolas"/>
+                <w:color w:val="1F1F1F"/>
+                <w:sz w:val="18"/>
+              </w:rPr>
+              <w:t>df.head()</w:t>
             </w:r>
           </w:p>
         </w:tc>
@@ -3776,7 +3777,7 @@
           <w:i/>
           <w:sz w:val="20"/>
         </w:rPr>
-        <w:t xml:space="preserve">Wynik w konsoli:</w:t>
+        <w:t>Wynik w konsoli:</w:t>
       </w:r>
     </w:p>
     <w:tbl>
@@ -3807,98 +3808,98 @@
                 <w:color w:val="E6E6E6"/>
                 <w:sz w:val="16"/>
               </w:rPr>
-              <w:t xml:space="preserve">(20970, 6)</w:t>
-            </w:r>
-          </w:p>
-          <w:p>
-            <w:pPr>
-              <w:spacing w:after="0"/>
-            </w:pPr>
-            <w:r>
-              <w:rPr>
-                <w:rFonts w:ascii="Consolas" w:hAnsi="Consolas"/>
-                <w:color w:val="E6E6E6"/>
-                <w:sz w:val="16"/>
-              </w:rPr>
-              <w:t xml:space="preserve">location    0</w:t>
-            </w:r>
-          </w:p>
-          <w:p>
-            <w:pPr>
-              <w:spacing w:after="0"/>
-            </w:pPr>
-            <w:r>
-              <w:rPr>
-                <w:rFonts w:ascii="Consolas" w:hAnsi="Consolas"/>
-                <w:color w:val="E6E6E6"/>
-                <w:sz w:val="16"/>
-              </w:rPr>
-              <w:t xml:space="preserve">sex         0</w:t>
-            </w:r>
-          </w:p>
-          <w:p>
-            <w:pPr>
-              <w:spacing w:after="0"/>
-            </w:pPr>
-            <w:r>
-              <w:rPr>
-                <w:rFonts w:ascii="Consolas" w:hAnsi="Consolas"/>
-                <w:color w:val="E6E6E6"/>
-                <w:sz w:val="16"/>
-              </w:rPr>
-              <w:t xml:space="preserve">year        0</w:t>
-            </w:r>
-          </w:p>
-          <w:p>
-            <w:pPr>
-              <w:spacing w:after="0"/>
-            </w:pPr>
-            <w:r>
-              <w:rPr>
-                <w:rFonts w:ascii="Consolas" w:hAnsi="Consolas"/>
-                <w:color w:val="E6E6E6"/>
-                <w:sz w:val="16"/>
-              </w:rPr>
-              <w:t xml:space="preserve">val         0</w:t>
-            </w:r>
-          </w:p>
-          <w:p>
-            <w:pPr>
-              <w:spacing w:after="0"/>
-            </w:pPr>
-            <w:r>
-              <w:rPr>
-                <w:rFonts w:ascii="Consolas" w:hAnsi="Consolas"/>
-                <w:color w:val="E6E6E6"/>
-                <w:sz w:val="16"/>
-              </w:rPr>
-              <w:t xml:space="preserve">upper       0</w:t>
-            </w:r>
-          </w:p>
-          <w:p>
-            <w:pPr>
-              <w:spacing w:after="0"/>
-            </w:pPr>
-            <w:r>
-              <w:rPr>
-                <w:rFonts w:ascii="Consolas" w:hAnsi="Consolas"/>
-                <w:color w:val="E6E6E6"/>
-                <w:sz w:val="16"/>
-              </w:rPr>
-              <w:t xml:space="preserve">lower       0</w:t>
-            </w:r>
-          </w:p>
-          <w:p>
-            <w:pPr>
-              <w:spacing w:after="0"/>
-            </w:pPr>
-            <w:r>
-              <w:rPr>
-                <w:rFonts w:ascii="Consolas" w:hAnsi="Consolas"/>
-                <w:color w:val="E6E6E6"/>
-                <w:sz w:val="16"/>
-              </w:rPr>
-              <w:t xml:space="preserve">dtype: int64</w:t>
+              <w:t>(20970, 6)</w:t>
+            </w:r>
+          </w:p>
+          <w:p>
+            <w:pPr>
+              <w:spacing w:after="0"/>
+            </w:pPr>
+            <w:r>
+              <w:rPr>
+                <w:rFonts w:ascii="Consolas" w:hAnsi="Consolas"/>
+                <w:color w:val="E6E6E6"/>
+                <w:sz w:val="16"/>
+              </w:rPr>
+              <w:t>location    0</w:t>
+            </w:r>
+          </w:p>
+          <w:p>
+            <w:pPr>
+              <w:spacing w:after="0"/>
+            </w:pPr>
+            <w:r>
+              <w:rPr>
+                <w:rFonts w:ascii="Consolas" w:hAnsi="Consolas"/>
+                <w:color w:val="E6E6E6"/>
+                <w:sz w:val="16"/>
+              </w:rPr>
+              <w:t>sex         0</w:t>
+            </w:r>
+          </w:p>
+          <w:p>
+            <w:pPr>
+              <w:spacing w:after="0"/>
+            </w:pPr>
+            <w:r>
+              <w:rPr>
+                <w:rFonts w:ascii="Consolas" w:hAnsi="Consolas"/>
+                <w:color w:val="E6E6E6"/>
+                <w:sz w:val="16"/>
+              </w:rPr>
+              <w:t>year        0</w:t>
+            </w:r>
+          </w:p>
+          <w:p>
+            <w:pPr>
+              <w:spacing w:after="0"/>
+            </w:pPr>
+            <w:r>
+              <w:rPr>
+                <w:rFonts w:ascii="Consolas" w:hAnsi="Consolas"/>
+                <w:color w:val="E6E6E6"/>
+                <w:sz w:val="16"/>
+              </w:rPr>
+              <w:t>val         0</w:t>
+            </w:r>
+          </w:p>
+          <w:p>
+            <w:pPr>
+              <w:spacing w:after="0"/>
+            </w:pPr>
+            <w:r>
+              <w:rPr>
+                <w:rFonts w:ascii="Consolas" w:hAnsi="Consolas"/>
+                <w:color w:val="E6E6E6"/>
+                <w:sz w:val="16"/>
+              </w:rPr>
+              <w:t>upper       0</w:t>
+            </w:r>
+          </w:p>
+          <w:p>
+            <w:pPr>
+              <w:spacing w:after="0"/>
+            </w:pPr>
+            <w:r>
+              <w:rPr>
+                <w:rFonts w:ascii="Consolas" w:hAnsi="Consolas"/>
+                <w:color w:val="E6E6E6"/>
+                <w:sz w:val="16"/>
+              </w:rPr>
+              <w:t>lower       0</w:t>
+            </w:r>
+          </w:p>
+          <w:p>
+            <w:pPr>
+              <w:spacing w:after="0"/>
+            </w:pPr>
+            <w:r>
+              <w:rPr>
+                <w:rFonts w:ascii="Consolas" w:hAnsi="Consolas"/>
+                <w:color w:val="E6E6E6"/>
+                <w:sz w:val="16"/>
+              </w:rPr>
+              <w:t>dtype: int64</w:t>
             </w:r>
           </w:p>
           <w:p>
@@ -3924,59 +3925,59 @@
                 <w:color w:val="E6E6E6"/>
                 <w:sz w:val="16"/>
               </w:rPr>
-              <w:t xml:space="preserve">0   Global    Male  1990  0.450607  0.453930  0.446915</w:t>
-            </w:r>
-          </w:p>
-          <w:p>
-            <w:pPr>
-              <w:spacing w:after="0"/>
-            </w:pPr>
-            <w:r>
-              <w:rPr>
-                <w:rFonts w:ascii="Consolas" w:hAnsi="Consolas"/>
-                <w:color w:val="E6E6E6"/>
-                <w:sz w:val="16"/>
-              </w:rPr>
-              <w:t xml:space="preserve">1   Global  Female  1990  0.106411  0.108623  0.104415</w:t>
-            </w:r>
-          </w:p>
-          <w:p>
-            <w:pPr>
-              <w:spacing w:after="0"/>
-            </w:pPr>
-            <w:r>
-              <w:rPr>
-                <w:rFonts w:ascii="Consolas" w:hAnsi="Consolas"/>
-                <w:color w:val="E6E6E6"/>
-                <w:sz w:val="16"/>
-              </w:rPr>
-              <w:t xml:space="preserve">2   Global    Both  1990  0.278179  0.280235  0.276236</w:t>
-            </w:r>
-          </w:p>
-          <w:p>
-            <w:pPr>
-              <w:spacing w:after="0"/>
-            </w:pPr>
-            <w:r>
-              <w:rPr>
-                <w:rFonts w:ascii="Consolas" w:hAnsi="Consolas"/>
-                <w:color w:val="E6E6E6"/>
-                <w:sz w:val="16"/>
-              </w:rPr>
-              <w:t xml:space="preserve">3   Global    Male  1991  0.447212  0.450214  0.443670</w:t>
-            </w:r>
-          </w:p>
-          <w:p>
-            <w:pPr>
-              <w:spacing w:after="0"/>
-            </w:pPr>
-            <w:r>
-              <w:rPr>
-                <w:rFonts w:ascii="Consolas" w:hAnsi="Consolas"/>
-                <w:color w:val="E6E6E6"/>
-                <w:sz w:val="16"/>
-              </w:rPr>
-              <w:t xml:space="preserve">4   Global  Female  1991  0.105164  0.107276  0.103293</w:t>
+              <w:t>0   Global    Male  1990  0.450607  0.453930  0.446915</w:t>
+            </w:r>
+          </w:p>
+          <w:p>
+            <w:pPr>
+              <w:spacing w:after="0"/>
+            </w:pPr>
+            <w:r>
+              <w:rPr>
+                <w:rFonts w:ascii="Consolas" w:hAnsi="Consolas"/>
+                <w:color w:val="E6E6E6"/>
+                <w:sz w:val="16"/>
+              </w:rPr>
+              <w:t>1   Global  Female  1990  0.106411  0.108623  0.104415</w:t>
+            </w:r>
+          </w:p>
+          <w:p>
+            <w:pPr>
+              <w:spacing w:after="0"/>
+            </w:pPr>
+            <w:r>
+              <w:rPr>
+                <w:rFonts w:ascii="Consolas" w:hAnsi="Consolas"/>
+                <w:color w:val="E6E6E6"/>
+                <w:sz w:val="16"/>
+              </w:rPr>
+              <w:t>2   Global    Both  1990  0.278179  0.280235  0.276236</w:t>
+            </w:r>
+          </w:p>
+          <w:p>
+            <w:pPr>
+              <w:spacing w:after="0"/>
+            </w:pPr>
+            <w:r>
+              <w:rPr>
+                <w:rFonts w:ascii="Consolas" w:hAnsi="Consolas"/>
+                <w:color w:val="E6E6E6"/>
+                <w:sz w:val="16"/>
+              </w:rPr>
+              <w:t>3   Global    Male  1991  0.447212  0.450214  0.443670</w:t>
+            </w:r>
+          </w:p>
+          <w:p>
+            <w:pPr>
+              <w:spacing w:after="0"/>
+            </w:pPr>
+            <w:r>
+              <w:rPr>
+                <w:rFonts w:ascii="Consolas" w:hAnsi="Consolas"/>
+                <w:color w:val="E6E6E6"/>
+                <w:sz w:val="16"/>
+              </w:rPr>
+              <w:t>4   Global  Female  1991  0.105164  0.107276  0.103293</w:t>
             </w:r>
           </w:p>
         </w:tc>
@@ -3996,7 +3997,7 @@
         <w:rPr>
           <w:sz w:val="24"/>
         </w:rPr>
-        <w:t xml:space="preserve">Wynik: 20 970 wierszy, 6 kolumn, brak brakujących wartości.</w:t>
+        <w:t>Wynik: 20 970 wierszy, 6 kolumn, brak brakujących wartości.</w:t>
       </w:r>
     </w:p>
     <w:p>
@@ -4009,7 +4010,7 @@
           <w:b/>
           <w:sz w:val="24"/>
         </w:rPr>
-        <w:t xml:space="preserve">Krok 2. Średnia, minimum i maksimum</w:t>
+        <w:t>Krok 2. Średnia, minimum i maksimum</w:t>
       </w:r>
     </w:p>
     <w:p>
@@ -4027,7 +4028,7 @@
         <w:rPr>
           <w:rFonts w:ascii="Consolas" w:hAnsi="Consolas"/>
         </w:rPr>
-        <w:t xml:space="preserve">val</w:t>
+        <w:t>val</w:t>
       </w:r>
       <w:r>
         <w:rPr>
@@ -4039,13 +4040,13 @@
         <w:rPr>
           <w:rFonts w:ascii="Consolas" w:hAnsi="Consolas"/>
         </w:rPr>
-        <w:t xml:space="preserve">Both</w:t>
-      </w:r>
-      <w:r>
-        <w:rPr>
-          <w:sz w:val="24"/>
-        </w:rPr>
-        <w:t xml:space="preserve">.</w:t>
+        <w:t>Both</w:t>
+      </w:r>
+      <w:r>
+        <w:rPr>
+          <w:sz w:val="24"/>
+        </w:rPr>
+        <w:t>.</w:t>
       </w:r>
     </w:p>
     <w:tbl>
@@ -4076,72 +4077,72 @@
                 <w:color w:val="1F1F1F"/>
                 <w:sz w:val="18"/>
               </w:rPr>
-              <w:t xml:space="preserve">print("Maksimum:", np.max(df["val"]))</w:t>
-            </w:r>
-          </w:p>
-          <w:p>
-            <w:pPr>
-              <w:spacing w:after="0"/>
-            </w:pPr>
-            <w:r>
-              <w:rPr>
-                <w:rFonts w:ascii="Consolas" w:hAnsi="Consolas"/>
-                <w:color w:val="1F1F1F"/>
-                <w:sz w:val="18"/>
-              </w:rPr>
-              <w:t xml:space="preserve">print("Minimum: ", np.min(df["val"]))</w:t>
-            </w:r>
-          </w:p>
-          <w:p>
-            <w:pPr>
-              <w:spacing w:after="0"/>
-            </w:pPr>
-            <w:r>
-              <w:rPr>
-                <w:rFonts w:ascii="Consolas" w:hAnsi="Consolas"/>
-                <w:color w:val="1F1F1F"/>
-                <w:sz w:val="18"/>
-              </w:rPr>
-              <w:t xml:space="preserve">print("Średnia: ", np.mean(df["val"]))</w:t>
-            </w:r>
-          </w:p>
-          <w:p>
-            <w:pPr>
-              <w:spacing w:after="0"/>
-            </w:pPr>
-            <w:r>
-              <w:rPr>
-                <w:rFonts w:ascii="Consolas" w:hAnsi="Consolas"/>
-                <w:color w:val="1F1F1F"/>
-                <w:sz w:val="18"/>
-              </w:rPr>
-              <w:t xml:space="preserve">print()</w:t>
-            </w:r>
-          </w:p>
-          <w:p>
-            <w:pPr>
-              <w:spacing w:after="0"/>
-            </w:pPr>
-            <w:r>
-              <w:rPr>
-                <w:rFonts w:ascii="Consolas" w:hAnsi="Consolas"/>
-                <w:color w:val="1F1F1F"/>
-                <w:sz w:val="18"/>
-              </w:rPr>
-              <w:t xml:space="preserve">plcie = df[df["sex"] != "Both"]</w:t>
-            </w:r>
-          </w:p>
-          <w:p>
-            <w:pPr>
-              <w:spacing w:after="0"/>
-            </w:pPr>
-            <w:r>
-              <w:rPr>
-                <w:rFonts w:ascii="Consolas" w:hAnsi="Consolas"/>
-                <w:color w:val="1F1F1F"/>
-                <w:sz w:val="18"/>
-              </w:rPr>
-              <w:t xml:space="preserve">for p, g in plcie.groupby("sex"):</w:t>
+              <w:t>print("Maksimum:", np.max(df["val"]))</w:t>
+            </w:r>
+          </w:p>
+          <w:p>
+            <w:pPr>
+              <w:spacing w:after="0"/>
+            </w:pPr>
+            <w:r>
+              <w:rPr>
+                <w:rFonts w:ascii="Consolas" w:hAnsi="Consolas"/>
+                <w:color w:val="1F1F1F"/>
+                <w:sz w:val="18"/>
+              </w:rPr>
+              <w:t>print("Minimum: ", np.min(df["val"]))</w:t>
+            </w:r>
+          </w:p>
+          <w:p>
+            <w:pPr>
+              <w:spacing w:after="0"/>
+            </w:pPr>
+            <w:r>
+              <w:rPr>
+                <w:rFonts w:ascii="Consolas" w:hAnsi="Consolas"/>
+                <w:color w:val="1F1F1F"/>
+                <w:sz w:val="18"/>
+              </w:rPr>
+              <w:t>print("Średnia: ", np.mean(df["val"]))</w:t>
+            </w:r>
+          </w:p>
+          <w:p>
+            <w:pPr>
+              <w:spacing w:after="0"/>
+            </w:pPr>
+            <w:r>
+              <w:rPr>
+                <w:rFonts w:ascii="Consolas" w:hAnsi="Consolas"/>
+                <w:color w:val="1F1F1F"/>
+                <w:sz w:val="18"/>
+              </w:rPr>
+              <w:t>print()</w:t>
+            </w:r>
+          </w:p>
+          <w:p>
+            <w:pPr>
+              <w:spacing w:after="0"/>
+            </w:pPr>
+            <w:r>
+              <w:rPr>
+                <w:rFonts w:ascii="Consolas" w:hAnsi="Consolas"/>
+                <w:color w:val="1F1F1F"/>
+                <w:sz w:val="18"/>
+              </w:rPr>
+              <w:t>plcie = df[df["sex"] != "Both"]</w:t>
+            </w:r>
+          </w:p>
+          <w:p>
+            <w:pPr>
+              <w:spacing w:after="0"/>
+            </w:pPr>
+            <w:r>
+              <w:rPr>
+                <w:rFonts w:ascii="Consolas" w:hAnsi="Consolas"/>
+                <w:color w:val="1F1F1F"/>
+                <w:sz w:val="18"/>
+              </w:rPr>
+              <w:t>for p, g in plcie.groupby("sex"):</w:t>
             </w:r>
           </w:p>
           <w:p>
@@ -4175,7 +4176,7 @@
           <w:i/>
           <w:sz w:val="20"/>
         </w:rPr>
-        <w:t xml:space="preserve">Wynik w konsoli:</w:t>
+        <w:t>Wynik w konsoli:</w:t>
       </w:r>
     </w:p>
     <w:tbl>
@@ -4206,72 +4207,64 @@
                 <w:color w:val="E6E6E6"/>
                 <w:sz w:val="16"/>
               </w:rPr>
-              <w:t xml:space="preserve">Maksimum: 0.656046804</w:t>
-            </w:r>
-          </w:p>
-          <w:p>
-            <w:pPr>
-              <w:spacing w:after="0"/>
-            </w:pPr>
-            <w:r>
-              <w:rPr>
-                <w:rFonts w:ascii="Consolas" w:hAnsi="Consolas"/>
-                <w:color w:val="E6E6E6"/>
-                <w:sz w:val="16"/>
-              </w:rPr>
-              <w:t xml:space="preserve">Minimum:  0.006671118</w:t>
-            </w:r>
-          </w:p>
-          <w:p>
-            <w:pPr>
-              <w:spacing w:after="0"/>
-            </w:pPr>
-            <w:r>
-              <w:rPr>
-                <w:rFonts w:ascii="Consolas" w:hAnsi="Consolas"/>
-                <w:color w:val="E6E6E6"/>
-                <w:sz w:val="16"/>
-              </w:rPr>
-              <w:t xml:space="preserve">Średnia:  0.2205751410672866</w:t>
-            </w:r>
-          </w:p>
-          <w:p>
-            <w:pPr>
-              <w:spacing w:after="0"/>
-            </w:pPr>
-            <w:r>
-              <w:rPr>
-                <w:rFonts w:ascii="Consolas" w:hAnsi="Consolas"/>
-                <w:color w:val="E6E6E6"/>
-                <w:sz w:val="16"/>
-              </w:rPr>
-              <w:t xml:space="preserve"/>
-            </w:r>
-          </w:p>
-          <w:p>
-            <w:pPr>
-              <w:spacing w:after="0"/>
-            </w:pPr>
-            <w:r>
-              <w:rPr>
-                <w:rFonts w:ascii="Consolas" w:hAnsi="Consolas"/>
-                <w:color w:val="E6E6E6"/>
-                <w:sz w:val="16"/>
-              </w:rPr>
-              <w:t xml:space="preserve">Średnia Female: 0.11919753006895564</w:t>
-            </w:r>
-          </w:p>
-          <w:p>
-            <w:pPr>
-              <w:spacing w:after="0"/>
-            </w:pPr>
-            <w:r>
-              <w:rPr>
-                <w:rFonts w:ascii="Consolas" w:hAnsi="Consolas"/>
-                <w:color w:val="E6E6E6"/>
-                <w:sz w:val="16"/>
-              </w:rPr>
-              <w:t xml:space="preserve">Średnia Male: 0.3224456251955651</w:t>
+              <w:t>Maksimum: 0.656046804</w:t>
+            </w:r>
+          </w:p>
+          <w:p>
+            <w:pPr>
+              <w:spacing w:after="0"/>
+            </w:pPr>
+            <w:r>
+              <w:rPr>
+                <w:rFonts w:ascii="Consolas" w:hAnsi="Consolas"/>
+                <w:color w:val="E6E6E6"/>
+                <w:sz w:val="16"/>
+              </w:rPr>
+              <w:t>Minimum:  0.006671118</w:t>
+            </w:r>
+          </w:p>
+          <w:p>
+            <w:pPr>
+              <w:spacing w:after="0"/>
+            </w:pPr>
+            <w:r>
+              <w:rPr>
+                <w:rFonts w:ascii="Consolas" w:hAnsi="Consolas"/>
+                <w:color w:val="E6E6E6"/>
+                <w:sz w:val="16"/>
+              </w:rPr>
+              <w:t>Średnia:  0.2205751410672866</w:t>
+            </w:r>
+          </w:p>
+          <w:p>
+            <w:pPr>
+              <w:spacing w:after="0"/>
+            </w:pPr>
+          </w:p>
+          <w:p>
+            <w:pPr>
+              <w:spacing w:after="0"/>
+            </w:pPr>
+            <w:r>
+              <w:rPr>
+                <w:rFonts w:ascii="Consolas" w:hAnsi="Consolas"/>
+                <w:color w:val="E6E6E6"/>
+                <w:sz w:val="16"/>
+              </w:rPr>
+              <w:t>Średnia Female: 0.11919753006895564</w:t>
+            </w:r>
+          </w:p>
+          <w:p>
+            <w:pPr>
+              <w:spacing w:after="0"/>
+            </w:pPr>
+            <w:r>
+              <w:rPr>
+                <w:rFonts w:ascii="Consolas" w:hAnsi="Consolas"/>
+                <w:color w:val="E6E6E6"/>
+                <w:sz w:val="16"/>
+              </w:rPr>
+              <w:t>Średnia Male: 0.3224456251955651</w:t>
             </w:r>
           </w:p>
         </w:tc>
@@ -4291,7 +4284,7 @@
         <w:rPr>
           <w:sz w:val="24"/>
         </w:rPr>
-        <w:t xml:space="preserve">Wynik: średnia częstość palenia ok. 22%; mężczyźni 32,2%, kobiety 11,9%.</w:t>
+        <w:t>Wynik: średnia częstość palenia ok. 22%, mężczyźni 32,2%, kobiety 11,9%.</w:t>
       </w:r>
     </w:p>
     <w:p>
@@ -4304,7 +4297,8 @@
           <w:b/>
           <w:sz w:val="24"/>
         </w:rPr>
-        <w:t xml:space="preserve">Krok 3. Mediana</w:t>
+        <w:lastRenderedPageBreak/>
+        <w:t>Krok 3. Mediana</w:t>
       </w:r>
     </w:p>
     <w:p>
@@ -4322,7 +4316,7 @@
         <w:rPr>
           <w:rFonts w:ascii="Consolas" w:hAnsi="Consolas"/>
         </w:rPr>
-        <w:t xml:space="preserve">np.median()</w:t>
+        <w:t>np.median()</w:t>
       </w:r>
       <w:r>
         <w:rPr>
@@ -4359,85 +4353,85 @@
                 <w:color w:val="1F1F1F"/>
                 <w:sz w:val="18"/>
               </w:rPr>
-              <w:t xml:space="preserve">x = np.sort(df["val"].to_numpy())</w:t>
-            </w:r>
-          </w:p>
-          <w:p>
-            <w:pPr>
-              <w:spacing w:after="0"/>
-            </w:pPr>
-            <w:r>
-              <w:rPr>
-                <w:rFonts w:ascii="Consolas" w:hAnsi="Consolas"/>
-                <w:color w:val="1F1F1F"/>
-                <w:sz w:val="18"/>
-              </w:rPr>
-              <w:t xml:space="preserve">n = len(x)</w:t>
-            </w:r>
-          </w:p>
-          <w:p>
-            <w:pPr>
-              <w:spacing w:after="0"/>
-            </w:pPr>
-            <w:r>
-              <w:rPr>
-                <w:rFonts w:ascii="Consolas" w:hAnsi="Consolas"/>
-                <w:color w:val="1F1F1F"/>
-                <w:sz w:val="18"/>
-              </w:rPr>
-              <w:t xml:space="preserve">mediana = x[n // 2] if n % 2 else (x[n // 2 - 1] + x[n // 2]) / 2</w:t>
-            </w:r>
-          </w:p>
-          <w:p>
-            <w:pPr>
-              <w:spacing w:after="0"/>
-            </w:pPr>
-            <w:r>
-              <w:rPr>
-                <w:rFonts w:ascii="Consolas" w:hAnsi="Consolas"/>
-                <w:color w:val="1F1F1F"/>
-                <w:sz w:val="18"/>
-              </w:rPr>
-              <w:t xml:space="preserve">print("Liczba obserwacji:", n)</w:t>
-            </w:r>
-          </w:p>
-          <w:p>
-            <w:pPr>
-              <w:spacing w:after="0"/>
-            </w:pPr>
-            <w:r>
-              <w:rPr>
-                <w:rFonts w:ascii="Consolas" w:hAnsi="Consolas"/>
-                <w:color w:val="1F1F1F"/>
-                <w:sz w:val="18"/>
-              </w:rPr>
-              <w:t xml:space="preserve">print("Mediana numpy: ", np.median(df["val"]))</w:t>
-            </w:r>
-          </w:p>
-          <w:p>
-            <w:pPr>
-              <w:spacing w:after="0"/>
-            </w:pPr>
-            <w:r>
-              <w:rPr>
-                <w:rFonts w:ascii="Consolas" w:hAnsi="Consolas"/>
-                <w:color w:val="1F1F1F"/>
-                <w:sz w:val="18"/>
-              </w:rPr>
-              <w:t xml:space="preserve">print("Mediana wzór:  ", mediana)</w:t>
-            </w:r>
-          </w:p>
-          <w:p>
-            <w:pPr>
-              <w:spacing w:after="0"/>
-            </w:pPr>
-            <w:r>
-              <w:rPr>
-                <w:rFonts w:ascii="Consolas" w:hAnsi="Consolas"/>
-                <w:color w:val="1F1F1F"/>
-                <w:sz w:val="18"/>
-              </w:rPr>
-              <w:t xml:space="preserve">print("Średnia:         ", np.mean(df["val"]))</w:t>
+              <w:t>x = np.sort(df["val"].to_numpy())</w:t>
+            </w:r>
+          </w:p>
+          <w:p>
+            <w:pPr>
+              <w:spacing w:after="0"/>
+            </w:pPr>
+            <w:r>
+              <w:rPr>
+                <w:rFonts w:ascii="Consolas" w:hAnsi="Consolas"/>
+                <w:color w:val="1F1F1F"/>
+                <w:sz w:val="18"/>
+              </w:rPr>
+              <w:t>n = len(x)</w:t>
+            </w:r>
+          </w:p>
+          <w:p>
+            <w:pPr>
+              <w:spacing w:after="0"/>
+            </w:pPr>
+            <w:r>
+              <w:rPr>
+                <w:rFonts w:ascii="Consolas" w:hAnsi="Consolas"/>
+                <w:color w:val="1F1F1F"/>
+                <w:sz w:val="18"/>
+              </w:rPr>
+              <w:t>mediana = x[n // 2] if n % 2 else (x[n // 2 - 1] + x[n // 2]) / 2</w:t>
+            </w:r>
+          </w:p>
+          <w:p>
+            <w:pPr>
+              <w:spacing w:after="0"/>
+            </w:pPr>
+            <w:r>
+              <w:rPr>
+                <w:rFonts w:ascii="Consolas" w:hAnsi="Consolas"/>
+                <w:color w:val="1F1F1F"/>
+                <w:sz w:val="18"/>
+              </w:rPr>
+              <w:t>print("Liczba obserwacji:", n)</w:t>
+            </w:r>
+          </w:p>
+          <w:p>
+            <w:pPr>
+              <w:spacing w:after="0"/>
+            </w:pPr>
+            <w:r>
+              <w:rPr>
+                <w:rFonts w:ascii="Consolas" w:hAnsi="Consolas"/>
+                <w:color w:val="1F1F1F"/>
+                <w:sz w:val="18"/>
+              </w:rPr>
+              <w:t>print("Mediana numpy: ", np.median(df["val"]))</w:t>
+            </w:r>
+          </w:p>
+          <w:p>
+            <w:pPr>
+              <w:spacing w:after="0"/>
+            </w:pPr>
+            <w:r>
+              <w:rPr>
+                <w:rFonts w:ascii="Consolas" w:hAnsi="Consolas"/>
+                <w:color w:val="1F1F1F"/>
+                <w:sz w:val="18"/>
+              </w:rPr>
+              <w:t>print("Mediana wzór:  ", mediana)</w:t>
+            </w:r>
+          </w:p>
+          <w:p>
+            <w:pPr>
+              <w:spacing w:after="0"/>
+            </w:pPr>
+            <w:r>
+              <w:rPr>
+                <w:rFonts w:ascii="Consolas" w:hAnsi="Consolas"/>
+                <w:color w:val="1F1F1F"/>
+                <w:sz w:val="18"/>
+              </w:rPr>
+              <w:t>print("Średnia:         ", np.mean(df["val"]))</w:t>
             </w:r>
           </w:p>
         </w:tc>
@@ -4458,7 +4452,7 @@
           <w:i/>
           <w:sz w:val="20"/>
         </w:rPr>
-        <w:t xml:space="preserve">Wynik w konsoli:</w:t>
+        <w:t>Wynik w konsoli:</w:t>
       </w:r>
     </w:p>
     <w:tbl>
@@ -4489,46 +4483,46 @@
                 <w:color w:val="E6E6E6"/>
                 <w:sz w:val="16"/>
               </w:rPr>
-              <w:t xml:space="preserve">Liczba obserwacji: 20970</w:t>
-            </w:r>
-          </w:p>
-          <w:p>
-            <w:pPr>
-              <w:spacing w:after="0"/>
-            </w:pPr>
-            <w:r>
-              <w:rPr>
-                <w:rFonts w:ascii="Consolas" w:hAnsi="Consolas"/>
-                <w:color w:val="E6E6E6"/>
-                <w:sz w:val="16"/>
-              </w:rPr>
-              <w:t xml:space="preserve">Mediana numpy:  0.214082475</w:t>
-            </w:r>
-          </w:p>
-          <w:p>
-            <w:pPr>
-              <w:spacing w:after="0"/>
-            </w:pPr>
-            <w:r>
-              <w:rPr>
-                <w:rFonts w:ascii="Consolas" w:hAnsi="Consolas"/>
-                <w:color w:val="E6E6E6"/>
-                <w:sz w:val="16"/>
-              </w:rPr>
-              <w:t xml:space="preserve">Mediana wzór:   0.214082475</w:t>
-            </w:r>
-          </w:p>
-          <w:p>
-            <w:pPr>
-              <w:spacing w:after="0"/>
-            </w:pPr>
-            <w:r>
-              <w:rPr>
-                <w:rFonts w:ascii="Consolas" w:hAnsi="Consolas"/>
-                <w:color w:val="E6E6E6"/>
-                <w:sz w:val="16"/>
-              </w:rPr>
-              <w:t xml:space="preserve">Średnia:          0.2205751410672866</w:t>
+              <w:t>Liczba obserwacji: 20970</w:t>
+            </w:r>
+          </w:p>
+          <w:p>
+            <w:pPr>
+              <w:spacing w:after="0"/>
+            </w:pPr>
+            <w:r>
+              <w:rPr>
+                <w:rFonts w:ascii="Consolas" w:hAnsi="Consolas"/>
+                <w:color w:val="E6E6E6"/>
+                <w:sz w:val="16"/>
+              </w:rPr>
+              <w:t>Mediana numpy:  0.214082475</w:t>
+            </w:r>
+          </w:p>
+          <w:p>
+            <w:pPr>
+              <w:spacing w:after="0"/>
+            </w:pPr>
+            <w:r>
+              <w:rPr>
+                <w:rFonts w:ascii="Consolas" w:hAnsi="Consolas"/>
+                <w:color w:val="E6E6E6"/>
+                <w:sz w:val="16"/>
+              </w:rPr>
+              <w:t>Mediana wzór:   0.214082475</w:t>
+            </w:r>
+          </w:p>
+          <w:p>
+            <w:pPr>
+              <w:spacing w:after="0"/>
+            </w:pPr>
+            <w:r>
+              <w:rPr>
+                <w:rFonts w:ascii="Consolas" w:hAnsi="Consolas"/>
+                <w:color w:val="E6E6E6"/>
+                <w:sz w:val="16"/>
+              </w:rPr>
+              <w:t>Średnia:          0.2205751410672866</w:t>
             </w:r>
           </w:p>
         </w:tc>
@@ -4548,7 +4542,7 @@
         <w:rPr>
           <w:sz w:val="24"/>
         </w:rPr>
-        <w:t xml:space="preserve">Wynik: mediana 0,214, obie metody zgodne, bliska średniej 0,221 – rozkład prawie symetryczny.</w:t>
+        <w:t>Wynik: mediana 0,214, obie metody zgodne, bliska średniej 0,221, rozkład prawie symetryczny.</w:t>
       </w:r>
     </w:p>
     <w:p>
@@ -4561,7 +4555,7 @@
           <w:b/>
           <w:sz w:val="24"/>
         </w:rPr>
-        <w:t xml:space="preserve">Krok 4. Odchylenie standardowe i wariancja</w:t>
+        <w:t>Krok 4. Odchylenie standardowe i wariancja</w:t>
       </w:r>
     </w:p>
     <w:p>
@@ -4573,7 +4567,7 @@
         <w:rPr>
           <w:sz w:val="24"/>
         </w:rPr>
-        <w:t xml:space="preserve">Obliczono σ i wariancję funkcjami numpy oraz ze wzoru.</w:t>
+        <w:t>Obliczono σ i wariancję funkcjami numpy oraz ze wzoru.</w:t>
       </w:r>
     </w:p>
     <w:tbl>
@@ -4604,59 +4598,59 @@
                 <w:color w:val="1F1F1F"/>
                 <w:sz w:val="18"/>
               </w:rPr>
-              <w:t xml:space="preserve">sr = df["val"].mean()</w:t>
-            </w:r>
-          </w:p>
-          <w:p>
-            <w:pPr>
-              <w:spacing w:after="0"/>
-            </w:pPr>
-            <w:r>
-              <w:rPr>
-                <w:rFonts w:ascii="Consolas" w:hAnsi="Consolas"/>
-                <w:color w:val="1F1F1F"/>
-                <w:sz w:val="18"/>
-              </w:rPr>
-              <w:t xml:space="preserve">print("Odchylenie standardowe numpy:", np.std(df["val"]))</w:t>
-            </w:r>
-          </w:p>
-          <w:p>
-            <w:pPr>
-              <w:spacing w:after="0"/>
-            </w:pPr>
-            <w:r>
-              <w:rPr>
-                <w:rFonts w:ascii="Consolas" w:hAnsi="Consolas"/>
-                <w:color w:val="1F1F1F"/>
-                <w:sz w:val="18"/>
-              </w:rPr>
-              <w:t xml:space="preserve">print("Odchylenie standardowe wzór: ", np.sqrt(np.mean((df["val"] - sr) ** 2)))</w:t>
-            </w:r>
-          </w:p>
-          <w:p>
-            <w:pPr>
-              <w:spacing w:after="0"/>
-            </w:pPr>
-            <w:r>
-              <w:rPr>
-                <w:rFonts w:ascii="Consolas" w:hAnsi="Consolas"/>
-                <w:color w:val="1F1F1F"/>
-                <w:sz w:val="18"/>
-              </w:rPr>
-              <w:t xml:space="preserve">print("Wariancja numpy:             ", np.var(df["val"]))</w:t>
-            </w:r>
-          </w:p>
-          <w:p>
-            <w:pPr>
-              <w:spacing w:after="0"/>
-            </w:pPr>
-            <w:r>
-              <w:rPr>
-                <w:rFonts w:ascii="Consolas" w:hAnsi="Consolas"/>
-                <w:color w:val="1F1F1F"/>
-                <w:sz w:val="18"/>
-              </w:rPr>
-              <w:t xml:space="preserve">print("Odchylenie^2:                  ", np.std(df["val"]) ** 2)</w:t>
+              <w:t>sr = df["val"].mean()</w:t>
+            </w:r>
+          </w:p>
+          <w:p>
+            <w:pPr>
+              <w:spacing w:after="0"/>
+            </w:pPr>
+            <w:r>
+              <w:rPr>
+                <w:rFonts w:ascii="Consolas" w:hAnsi="Consolas"/>
+                <w:color w:val="1F1F1F"/>
+                <w:sz w:val="18"/>
+              </w:rPr>
+              <w:t>print("Odchylenie standardowe numpy:", np.std(df["val"]))</w:t>
+            </w:r>
+          </w:p>
+          <w:p>
+            <w:pPr>
+              <w:spacing w:after="0"/>
+            </w:pPr>
+            <w:r>
+              <w:rPr>
+                <w:rFonts w:ascii="Consolas" w:hAnsi="Consolas"/>
+                <w:color w:val="1F1F1F"/>
+                <w:sz w:val="18"/>
+              </w:rPr>
+              <w:t>print("Odchylenie standardowe wzór: ", np.sqrt(np.mean((df["val"] - sr) ** 2)))</w:t>
+            </w:r>
+          </w:p>
+          <w:p>
+            <w:pPr>
+              <w:spacing w:after="0"/>
+            </w:pPr>
+            <w:r>
+              <w:rPr>
+                <w:rFonts w:ascii="Consolas" w:hAnsi="Consolas"/>
+                <w:color w:val="1F1F1F"/>
+                <w:sz w:val="18"/>
+              </w:rPr>
+              <w:t>print("Wariancja numpy:             ", np.var(df["val"]))</w:t>
+            </w:r>
+          </w:p>
+          <w:p>
+            <w:pPr>
+              <w:spacing w:after="0"/>
+            </w:pPr>
+            <w:r>
+              <w:rPr>
+                <w:rFonts w:ascii="Consolas" w:hAnsi="Consolas"/>
+                <w:color w:val="1F1F1F"/>
+                <w:sz w:val="18"/>
+              </w:rPr>
+              <w:t>print("Odchylenie^2:                  ", np.std(df["val"]) ** 2)</w:t>
             </w:r>
           </w:p>
         </w:tc>
@@ -4677,7 +4671,7 @@
           <w:i/>
           <w:sz w:val="20"/>
         </w:rPr>
-        <w:t xml:space="preserve">Wynik w konsoli:</w:t>
+        <w:t>Wynik w konsoli:</w:t>
       </w:r>
     </w:p>
     <w:tbl>
@@ -4708,46 +4702,46 @@
                 <w:color w:val="E6E6E6"/>
                 <w:sz w:val="16"/>
               </w:rPr>
-              <w:t xml:space="preserve">Odchylenie standardowe numpy: 0.13852964040595173</w:t>
-            </w:r>
-          </w:p>
-          <w:p>
-            <w:pPr>
-              <w:spacing w:after="0"/>
-            </w:pPr>
-            <w:r>
-              <w:rPr>
-                <w:rFonts w:ascii="Consolas" w:hAnsi="Consolas"/>
-                <w:color w:val="E6E6E6"/>
-                <w:sz w:val="16"/>
-              </w:rPr>
-              <w:t xml:space="preserve">Odchylenie standardowe wzór:  0.13852964040595173</w:t>
-            </w:r>
-          </w:p>
-          <w:p>
-            <w:pPr>
-              <w:spacing w:after="0"/>
-            </w:pPr>
-            <w:r>
-              <w:rPr>
-                <w:rFonts w:ascii="Consolas" w:hAnsi="Consolas"/>
-                <w:color w:val="E6E6E6"/>
-                <w:sz w:val="16"/>
-              </w:rPr>
-              <w:t xml:space="preserve">Wariancja numpy:              0.019190461271002292</w:t>
-            </w:r>
-          </w:p>
-          <w:p>
-            <w:pPr>
-              <w:spacing w:after="0"/>
-            </w:pPr>
-            <w:r>
-              <w:rPr>
-                <w:rFonts w:ascii="Consolas" w:hAnsi="Consolas"/>
-                <w:color w:val="E6E6E6"/>
-                <w:sz w:val="16"/>
-              </w:rPr>
-              <w:t xml:space="preserve">Odchylenie^2:                   0.019190461271002292</w:t>
+              <w:t>Odchylenie standardowe numpy: 0.13852964040595173</w:t>
+            </w:r>
+          </w:p>
+          <w:p>
+            <w:pPr>
+              <w:spacing w:after="0"/>
+            </w:pPr>
+            <w:r>
+              <w:rPr>
+                <w:rFonts w:ascii="Consolas" w:hAnsi="Consolas"/>
+                <w:color w:val="E6E6E6"/>
+                <w:sz w:val="16"/>
+              </w:rPr>
+              <w:t>Odchylenie standardowe wzór:  0.13852964040595173</w:t>
+            </w:r>
+          </w:p>
+          <w:p>
+            <w:pPr>
+              <w:spacing w:after="0"/>
+            </w:pPr>
+            <w:r>
+              <w:rPr>
+                <w:rFonts w:ascii="Consolas" w:hAnsi="Consolas"/>
+                <w:color w:val="E6E6E6"/>
+                <w:sz w:val="16"/>
+              </w:rPr>
+              <w:t>Wariancja numpy:              0.019190461271002292</w:t>
+            </w:r>
+          </w:p>
+          <w:p>
+            <w:pPr>
+              <w:spacing w:after="0"/>
+            </w:pPr>
+            <w:r>
+              <w:rPr>
+                <w:rFonts w:ascii="Consolas" w:hAnsi="Consolas"/>
+                <w:color w:val="E6E6E6"/>
+                <w:sz w:val="16"/>
+              </w:rPr>
+              <w:t>Odchylenie^2:                   0.019190461271002292</w:t>
             </w:r>
           </w:p>
         </w:tc>
@@ -4767,7 +4761,7 @@
         <w:rPr>
           <w:sz w:val="24"/>
         </w:rPr>
-        <w:t xml:space="preserve">Wynik: σ ≈ 0,1385, wariancja ≈ 0,0192 = σ².</w:t>
+        <w:t>Wynik: σ ≈ 0,1385, wariancja ≈ 0,0192 = σ².</w:t>
       </w:r>
     </w:p>
     <w:p>
@@ -4780,7 +4774,7 @@
           <w:b/>
           <w:sz w:val="24"/>
         </w:rPr>
-        <w:t xml:space="preserve">Krok 5. Porównanie miar dla mężczyzn i kobiet</w:t>
+        <w:t>Krok 5. Porównanie miar dla mężczyzn i kobiet</w:t>
       </w:r>
     </w:p>
     <w:p>
@@ -4798,7 +4792,7 @@
         <w:rPr>
           <w:rFonts w:ascii="Consolas" w:hAnsi="Consolas"/>
         </w:rPr>
-        <w:t xml:space="preserve">groupby</w:t>
+        <w:t>groupby</w:t>
       </w:r>
       <w:r>
         <w:rPr>
@@ -4810,13 +4804,13 @@
         <w:rPr>
           <w:rFonts w:ascii="Consolas" w:hAnsi="Consolas"/>
         </w:rPr>
-        <w:t xml:space="preserve">agg</w:t>
-      </w:r>
-      <w:r>
-        <w:rPr>
-          <w:sz w:val="24"/>
-        </w:rPr>
-        <w:t xml:space="preserve">.</w:t>
+        <w:t>agg</w:t>
+      </w:r>
+      <w:r>
+        <w:rPr>
+          <w:sz w:val="24"/>
+        </w:rPr>
+        <w:t>.</w:t>
       </w:r>
     </w:p>
     <w:tbl>
@@ -4847,7 +4841,7 @@
                 <w:color w:val="1F1F1F"/>
                 <w:sz w:val="18"/>
               </w:rPr>
-              <w:t xml:space="preserve">tabela = plcie.groupby("sex")["val"].agg(</w:t>
+              <w:t>tabela = plcie.groupby("sex")["val"].agg(</w:t>
             </w:r>
           </w:p>
           <w:p>
@@ -4873,20 +4867,20 @@
                 <w:color w:val="1F1F1F"/>
                 <w:sz w:val="18"/>
               </w:rPr>
-              <w:t xml:space="preserve">)</w:t>
-            </w:r>
-          </w:p>
-          <w:p>
-            <w:pPr>
-              <w:spacing w:after="0"/>
-            </w:pPr>
-            <w:r>
-              <w:rPr>
-                <w:rFonts w:ascii="Consolas" w:hAnsi="Consolas"/>
-                <w:color w:val="1F1F1F"/>
-                <w:sz w:val="18"/>
-              </w:rPr>
-              <w:t xml:space="preserve">tabela</w:t>
+              <w:t>)</w:t>
+            </w:r>
+          </w:p>
+          <w:p>
+            <w:pPr>
+              <w:spacing w:after="0"/>
+            </w:pPr>
+            <w:r>
+              <w:rPr>
+                <w:rFonts w:ascii="Consolas" w:hAnsi="Consolas"/>
+                <w:color w:val="1F1F1F"/>
+                <w:sz w:val="18"/>
+              </w:rPr>
+              <w:t>tabela</w:t>
             </w:r>
           </w:p>
         </w:tc>
@@ -4907,7 +4901,7 @@
           <w:i/>
           <w:sz w:val="20"/>
         </w:rPr>
-        <w:t xml:space="preserve">Wynik w konsoli:</w:t>
+        <w:t>Wynik w konsoli:</w:t>
       </w:r>
     </w:p>
     <w:tbl>
@@ -4964,20 +4958,20 @@
                 <w:color w:val="E6E6E6"/>
                 <w:sz w:val="16"/>
               </w:rPr>
-              <w:t xml:space="preserve">Female  0.119198  0.071666  0.103097   0.010629</w:t>
-            </w:r>
-          </w:p>
-          <w:p>
-            <w:pPr>
-              <w:spacing w:after="0"/>
-            </w:pPr>
-            <w:r>
-              <w:rPr>
-                <w:rFonts w:ascii="Consolas" w:hAnsi="Consolas"/>
-                <w:color w:val="E6E6E6"/>
-                <w:sz w:val="16"/>
-              </w:rPr>
-              <w:t xml:space="preserve">Male    0.322446  0.321532  0.129380   0.016739</w:t>
+              <w:t>Female  0.119198  0.071666  0.103097   0.010629</w:t>
+            </w:r>
+          </w:p>
+          <w:p>
+            <w:pPr>
+              <w:spacing w:after="0"/>
+            </w:pPr>
+            <w:r>
+              <w:rPr>
+                <w:rFonts w:ascii="Consolas" w:hAnsi="Consolas"/>
+                <w:color w:val="E6E6E6"/>
+                <w:sz w:val="16"/>
+              </w:rPr>
+              <w:t>Male    0.322446  0.321532  0.129380   0.016739</w:t>
             </w:r>
           </w:p>
         </w:tc>
@@ -4997,7 +4991,7 @@
         <w:rPr>
           <w:sz w:val="24"/>
         </w:rPr>
-        <w:t xml:space="preserve">Wynik: u kobiet mediana 7,2% jest dużo niższa od średniej 11,9%, u mężczyzn obie są zbliżone.</w:t>
+        <w:t>Wynik: u kobiet mediana 7,2% jest dużo niższa od średniej 11,9%, u mężczyzn obie są zbliżone.</w:t>
       </w:r>
     </w:p>
     <w:p>
@@ -5010,7 +5004,8 @@
           <w:b/>
           <w:sz w:val="24"/>
         </w:rPr>
-        <w:t xml:space="preserve">Krok 6. Korelacja</w:t>
+        <w:lastRenderedPageBreak/>
+        <w:t>Krok 6. Korelacja</w:t>
       </w:r>
     </w:p>
     <w:p>
@@ -5028,7 +5023,7 @@
         <w:rPr>
           <w:rFonts w:ascii="Consolas" w:hAnsi="Consolas"/>
         </w:rPr>
-        <w:t xml:space="preserve">val</w:t>
+        <w:t>val</w:t>
       </w:r>
       <w:r>
         <w:rPr>
@@ -5065,59 +5060,51 @@
                 <w:color w:val="1F1F1F"/>
                 <w:sz w:val="18"/>
               </w:rPr>
-              <w:t xml:space="preserve">print("val vs lower:", np.corrcoef(df["val"], df["lower"])[0, 1])</w:t>
-            </w:r>
-          </w:p>
-          <w:p>
-            <w:pPr>
-              <w:spacing w:after="0"/>
-            </w:pPr>
-            <w:r>
-              <w:rPr>
-                <w:rFonts w:ascii="Consolas" w:hAnsi="Consolas"/>
-                <w:color w:val="1F1F1F"/>
-                <w:sz w:val="18"/>
-              </w:rPr>
-              <w:t xml:space="preserve">print("val vs upper:", np.corrcoef(df["val"], df["upper"])[0, 1])</w:t>
-            </w:r>
-          </w:p>
-          <w:p>
-            <w:pPr>
-              <w:spacing w:after="0"/>
-            </w:pPr>
-            <w:r>
-              <w:rPr>
-                <w:rFonts w:ascii="Consolas" w:hAnsi="Consolas"/>
-                <w:color w:val="1F1F1F"/>
-                <w:sz w:val="18"/>
-              </w:rPr>
-              <w:t xml:space="preserve"/>
-            </w:r>
-          </w:p>
-          <w:p>
-            <w:pPr>
-              <w:spacing w:after="0"/>
-            </w:pPr>
-            <w:r>
-              <w:rPr>
-                <w:rFonts w:ascii="Consolas" w:hAnsi="Consolas"/>
-                <w:color w:val="1F1F1F"/>
-                <w:sz w:val="18"/>
-              </w:rPr>
-              <w:t xml:space="preserve">pivot = plcie.pivot_table(index=["location", "year"], columns="sex", values="val")</w:t>
-            </w:r>
-          </w:p>
-          <w:p>
-            <w:pPr>
-              <w:spacing w:after="0"/>
-            </w:pPr>
-            <w:r>
-              <w:rPr>
-                <w:rFonts w:ascii="Consolas" w:hAnsi="Consolas"/>
-                <w:color w:val="1F1F1F"/>
-                <w:sz w:val="18"/>
-              </w:rPr>
-              <w:t xml:space="preserve">print("Mężczyźni vs kobiety:", np.corrcoef(pivot["Male"], pivot["Female"])[0, 1])</w:t>
+              <w:t>print("val vs lower:", np.corrcoef(df["val"], df["lower"])[0, 1])</w:t>
+            </w:r>
+          </w:p>
+          <w:p>
+            <w:pPr>
+              <w:spacing w:after="0"/>
+            </w:pPr>
+            <w:r>
+              <w:rPr>
+                <w:rFonts w:ascii="Consolas" w:hAnsi="Consolas"/>
+                <w:color w:val="1F1F1F"/>
+                <w:sz w:val="18"/>
+              </w:rPr>
+              <w:t>print("val vs upper:", np.corrcoef(df["val"], df["upper"])[0, 1])</w:t>
+            </w:r>
+          </w:p>
+          <w:p>
+            <w:pPr>
+              <w:spacing w:after="0"/>
+            </w:pPr>
+          </w:p>
+          <w:p>
+            <w:pPr>
+              <w:spacing w:after="0"/>
+            </w:pPr>
+            <w:r>
+              <w:rPr>
+                <w:rFonts w:ascii="Consolas" w:hAnsi="Consolas"/>
+                <w:color w:val="1F1F1F"/>
+                <w:sz w:val="18"/>
+              </w:rPr>
+              <w:t>pivot = plcie.pivot_table(index=["location", "year"], columns="sex", values="val")</w:t>
+            </w:r>
+          </w:p>
+          <w:p>
+            <w:pPr>
+              <w:spacing w:after="0"/>
+            </w:pPr>
+            <w:r>
+              <w:rPr>
+                <w:rFonts w:ascii="Consolas" w:hAnsi="Consolas"/>
+                <w:color w:val="1F1F1F"/>
+                <w:sz w:val="18"/>
+              </w:rPr>
+              <w:t>print("Mężczyźni vs kobiety:", np.corrcoef(pivot["Male"], pivot["Female"])[0, 1])</w:t>
             </w:r>
           </w:p>
         </w:tc>
@@ -5138,7 +5125,7 @@
           <w:i/>
           <w:sz w:val="20"/>
         </w:rPr>
-        <w:t xml:space="preserve">Wynik w konsoli:</w:t>
+        <w:t>Wynik w konsoli:</w:t>
       </w:r>
     </w:p>
     <w:tbl>
@@ -5169,33 +5156,33 @@
                 <w:color w:val="E6E6E6"/>
                 <w:sz w:val="16"/>
               </w:rPr>
-              <w:t xml:space="preserve">val vs lower: 0.9986216186697856</w:t>
-            </w:r>
-          </w:p>
-          <w:p>
-            <w:pPr>
-              <w:spacing w:after="0"/>
-            </w:pPr>
-            <w:r>
-              <w:rPr>
-                <w:rFonts w:ascii="Consolas" w:hAnsi="Consolas"/>
-                <w:color w:val="E6E6E6"/>
-                <w:sz w:val="16"/>
-              </w:rPr>
-              <w:t xml:space="preserve">val vs upper: 0.9985559263489542</w:t>
-            </w:r>
-          </w:p>
-          <w:p>
-            <w:pPr>
-              <w:spacing w:after="0"/>
-            </w:pPr>
-            <w:r>
-              <w:rPr>
-                <w:rFonts w:ascii="Consolas" w:hAnsi="Consolas"/>
-                <w:color w:val="E6E6E6"/>
-                <w:sz w:val="16"/>
-              </w:rPr>
-              <w:t xml:space="preserve">Mężczyźni vs kobiety: 0.4231894318322434</w:t>
+              <w:t>val vs lower: 0.9986216186697856</w:t>
+            </w:r>
+          </w:p>
+          <w:p>
+            <w:pPr>
+              <w:spacing w:after="0"/>
+            </w:pPr>
+            <w:r>
+              <w:rPr>
+                <w:rFonts w:ascii="Consolas" w:hAnsi="Consolas"/>
+                <w:color w:val="E6E6E6"/>
+                <w:sz w:val="16"/>
+              </w:rPr>
+              <w:t>val vs upper: 0.9985559263489542</w:t>
+            </w:r>
+          </w:p>
+          <w:p>
+            <w:pPr>
+              <w:spacing w:after="0"/>
+            </w:pPr>
+            <w:r>
+              <w:rPr>
+                <w:rFonts w:ascii="Consolas" w:hAnsi="Consolas"/>
+                <w:color w:val="E6E6E6"/>
+                <w:sz w:val="16"/>
+              </w:rPr>
+              <w:t>Mężczyźni vs kobiety: 0.4231894318322434</w:t>
             </w:r>
           </w:p>
         </w:tc>
@@ -5215,20 +5202,30 @@
         <w:rPr>
           <w:sz w:val="24"/>
         </w:rPr>
-        <w:t xml:space="preserve">Wynik: val–lower i val–upper ≈ 0,999; mężczyźni–kobiety ≈ 0,42, czyli umiarkowana.</w:t>
+        <w:t>Wynik: val-lower i val-upper ≈ 0,999, mężczyźni-kobiety ≈ 0,42, czyli umiarkowana.</w:t>
       </w:r>
     </w:p>
     <w:p>
       <w:pPr>
         <w:keepNext/>
         <w:spacing w:after="40"/>
-      </w:pPr>
-      <w:r>
         <w:rPr>
           <w:b/>
           <w:sz w:val="24"/>
         </w:rPr>
-        <w:t xml:space="preserve">Krok 7. Kowariancja</w:t>
+      </w:pPr>
+    </w:p>
+    <w:p>
+      <w:pPr>
+        <w:keepNext/>
+        <w:spacing w:after="40"/>
+      </w:pPr>
+      <w:r>
+        <w:rPr>
+          <w:b/>
+          <w:sz w:val="24"/>
+        </w:rPr>
+        <w:t>Krok 7. Kowariancja</w:t>
       </w:r>
     </w:p>
     <w:p>
@@ -5240,7 +5237,7 @@
         <w:rPr>
           <w:sz w:val="24"/>
         </w:rPr>
-        <w:t xml:space="preserve">Policzono macierz kowariancji mężczyzn i kobiet; porównano dzielenie przez n − 1 i przez n.</w:t>
+        <w:t>Policzono macierz kowariancji mężczyzn i kobiet, porównano dzielenie przez n − 1 i przez n.</w:t>
       </w:r>
     </w:p>
     <w:tbl>
@@ -5271,46 +5268,46 @@
                 <w:color w:val="1F1F1F"/>
                 <w:sz w:val="18"/>
               </w:rPr>
-              <w:t xml:space="preserve">kowariancja = np.cov(pivot["Male"], pivot["Female"])</w:t>
-            </w:r>
-          </w:p>
-          <w:p>
-            <w:pPr>
-              <w:spacing w:after="0"/>
-            </w:pPr>
-            <w:r>
-              <w:rPr>
-                <w:rFonts w:ascii="Consolas" w:hAnsi="Consolas"/>
-                <w:color w:val="1F1F1F"/>
-                <w:sz w:val="18"/>
-              </w:rPr>
-              <w:t xml:space="preserve">display(kowariancja)</w:t>
-            </w:r>
-          </w:p>
-          <w:p>
-            <w:pPr>
-              <w:spacing w:after="0"/>
-            </w:pPr>
-            <w:r>
-              <w:rPr>
-                <w:rFonts w:ascii="Consolas" w:hAnsi="Consolas"/>
-                <w:color w:val="1F1F1F"/>
-                <w:sz w:val="18"/>
-              </w:rPr>
-              <w:t xml:space="preserve">print("Cov n-1:", kowariancja[0, 1])</w:t>
-            </w:r>
-          </w:p>
-          <w:p>
-            <w:pPr>
-              <w:spacing w:after="0"/>
-            </w:pPr>
-            <w:r>
-              <w:rPr>
-                <w:rFonts w:ascii="Consolas" w:hAnsi="Consolas"/>
-                <w:color w:val="1F1F1F"/>
-                <w:sz w:val="18"/>
-              </w:rPr>
-              <w:t xml:space="preserve">print("Cov n:  ", np.cov(pivot["Male"], pivot["Female"], bias=True)[0, 1])</w:t>
+              <w:t>kowariancja = np.cov(pivot["Male"], pivot["Female"])</w:t>
+            </w:r>
+          </w:p>
+          <w:p>
+            <w:pPr>
+              <w:spacing w:after="0"/>
+            </w:pPr>
+            <w:r>
+              <w:rPr>
+                <w:rFonts w:ascii="Consolas" w:hAnsi="Consolas"/>
+                <w:color w:val="1F1F1F"/>
+                <w:sz w:val="18"/>
+              </w:rPr>
+              <w:t>display(kowariancja)</w:t>
+            </w:r>
+          </w:p>
+          <w:p>
+            <w:pPr>
+              <w:spacing w:after="0"/>
+            </w:pPr>
+            <w:r>
+              <w:rPr>
+                <w:rFonts w:ascii="Consolas" w:hAnsi="Consolas"/>
+                <w:color w:val="1F1F1F"/>
+                <w:sz w:val="18"/>
+              </w:rPr>
+              <w:t>print("Cov n-1:", kowariancja[0, 1])</w:t>
+            </w:r>
+          </w:p>
+          <w:p>
+            <w:pPr>
+              <w:spacing w:after="0"/>
+            </w:pPr>
+            <w:r>
+              <w:rPr>
+                <w:rFonts w:ascii="Consolas" w:hAnsi="Consolas"/>
+                <w:color w:val="1F1F1F"/>
+                <w:sz w:val="18"/>
+              </w:rPr>
+              <w:t>print("Cov n:  ", np.cov(pivot["Male"], pivot["Female"], bias=True)[0, 1])</w:t>
             </w:r>
           </w:p>
         </w:tc>
@@ -5331,7 +5328,7 @@
           <w:i/>
           <w:sz w:val="20"/>
         </w:rPr>
-        <w:t xml:space="preserve">Wynik w konsoli:</w:t>
+        <w:t>Wynik w konsoli:</w:t>
       </w:r>
     </w:p>
     <w:tbl>
@@ -5362,7 +5359,7 @@
                 <w:color w:val="E6E6E6"/>
                 <w:sz w:val="16"/>
               </w:rPr>
-              <w:t xml:space="preserve">array([[0.01687647, 0.00568168],</w:t>
+              <w:t>array([[0.01687647, 0.00568168],</w:t>
             </w:r>
           </w:p>
           <w:p>
@@ -5388,20 +5385,20 @@
                 <w:color w:val="E6E6E6"/>
                 <w:sz w:val="16"/>
               </w:rPr>
-              <w:t xml:space="preserve">Cov n-1: 0.005681675716659971</w:t>
-            </w:r>
-          </w:p>
-          <w:p>
-            <w:pPr>
-              <w:spacing w:after="0"/>
-            </w:pPr>
-            <w:r>
-              <w:rPr>
-                <w:rFonts w:ascii="Consolas" w:hAnsi="Consolas"/>
-                <w:color w:val="E6E6E6"/>
-                <w:sz w:val="16"/>
-              </w:rPr>
-              <w:t xml:space="preserve">Cov n:   0.005680855850034191</w:t>
+              <w:t>Cov n-1: 0.005681675716659971</w:t>
+            </w:r>
+          </w:p>
+          <w:p>
+            <w:pPr>
+              <w:spacing w:after="0"/>
+            </w:pPr>
+            <w:r>
+              <w:rPr>
+                <w:rFonts w:ascii="Consolas" w:hAnsi="Consolas"/>
+                <w:color w:val="E6E6E6"/>
+                <w:sz w:val="16"/>
+              </w:rPr>
+              <w:t>Cov n:   0.005680855850034191</w:t>
             </w:r>
           </w:p>
         </w:tc>
@@ -5421,7 +5418,7 @@
         <w:rPr>
           <w:sz w:val="24"/>
         </w:rPr>
-        <w:t xml:space="preserve">Wynik: Cov ≈ 0,005682 przy n − 1 i 0,005681 przy n, przy tylu obserwacjach różnica jest pomijalna.</w:t>
+        <w:t>Wynik: Cov ≈ 0,005682 przy n − 1 i 0,005681 przy n, przy tylu obserwacjach różnica jest pomijalna.</w:t>
       </w:r>
     </w:p>
     <w:p>
@@ -5434,7 +5431,7 @@
           <w:b/>
           <w:sz w:val="24"/>
         </w:rPr>
-        <w:t xml:space="preserve">Krok 8. Korelacja z kowariancji</w:t>
+        <w:t>Krok 8. Korelacja z kowariancji</w:t>
       </w:r>
     </w:p>
     <w:p>
@@ -5446,7 +5443,7 @@
         <w:rPr>
           <w:sz w:val="24"/>
         </w:rPr>
-        <w:t xml:space="preserve">Sprawdzono wzór ρ = Cov / (σX · σY) na macierzy kowariancji.</w:t>
+        <w:t>Sprawdzono wzór ρ = Cov / (σX · σY) na macierzy kowariancji.</w:t>
       </w:r>
     </w:p>
     <w:tbl>
@@ -5477,46 +5474,46 @@
                 <w:color w:val="1F1F1F"/>
                 <w:sz w:val="18"/>
               </w:rPr>
-              <w:t xml:space="preserve">korelacja = kowariancja[0, 1] / (np.sqrt(kowariancja[0, 0]) * np.sqrt(kowariancja[1, 1]))</w:t>
-            </w:r>
-          </w:p>
-          <w:p>
-            <w:pPr>
-              <w:spacing w:after="0"/>
-            </w:pPr>
-            <w:r>
-              <w:rPr>
-                <w:rFonts w:ascii="Consolas" w:hAnsi="Consolas"/>
-                <w:color w:val="1F1F1F"/>
-                <w:sz w:val="18"/>
-              </w:rPr>
-              <w:t xml:space="preserve">print("Ze wzoru:   ", korelacja)</w:t>
-            </w:r>
-          </w:p>
-          <w:p>
-            <w:pPr>
-              <w:spacing w:after="0"/>
-            </w:pPr>
-            <w:r>
-              <w:rPr>
-                <w:rFonts w:ascii="Consolas" w:hAnsi="Consolas"/>
-                <w:color w:val="1F1F1F"/>
-                <w:sz w:val="18"/>
-              </w:rPr>
-              <w:t xml:space="preserve">print("np.corrcoef:", np.corrcoef(pivot["Male"], pivot["Female"])[0, 1])</w:t>
-            </w:r>
-          </w:p>
-          <w:p>
-            <w:pPr>
-              <w:spacing w:after="0"/>
-            </w:pPr>
-            <w:r>
-              <w:rPr>
-                <w:rFonts w:ascii="Consolas" w:hAnsi="Consolas"/>
-                <w:color w:val="1F1F1F"/>
-                <w:sz w:val="18"/>
-              </w:rPr>
-              <w:t xml:space="preserve">print("Zgodność:   ", np.isclose(korelacja, np.corrcoef(pivot["Male"], pivot["Female"])[0, 1]))</w:t>
+              <w:t>korelacja = kowariancja[0, 1] / (np.sqrt(kowariancja[0, 0]) * np.sqrt(kowariancja[1, 1]))</w:t>
+            </w:r>
+          </w:p>
+          <w:p>
+            <w:pPr>
+              <w:spacing w:after="0"/>
+            </w:pPr>
+            <w:r>
+              <w:rPr>
+                <w:rFonts w:ascii="Consolas" w:hAnsi="Consolas"/>
+                <w:color w:val="1F1F1F"/>
+                <w:sz w:val="18"/>
+              </w:rPr>
+              <w:t>print("Ze wzoru:   ", korelacja)</w:t>
+            </w:r>
+          </w:p>
+          <w:p>
+            <w:pPr>
+              <w:spacing w:after="0"/>
+            </w:pPr>
+            <w:r>
+              <w:rPr>
+                <w:rFonts w:ascii="Consolas" w:hAnsi="Consolas"/>
+                <w:color w:val="1F1F1F"/>
+                <w:sz w:val="18"/>
+              </w:rPr>
+              <w:t>print("np.corrcoef:", np.corrcoef(pivot["Male"], pivot["Female"])[0, 1])</w:t>
+            </w:r>
+          </w:p>
+          <w:p>
+            <w:pPr>
+              <w:spacing w:after="0"/>
+            </w:pPr>
+            <w:r>
+              <w:rPr>
+                <w:rFonts w:ascii="Consolas" w:hAnsi="Consolas"/>
+                <w:color w:val="1F1F1F"/>
+                <w:sz w:val="18"/>
+              </w:rPr>
+              <w:t>print("Zgodność:   ", np.isclose(korelacja, np.corrcoef(pivot["Male"], pivot["Female"])[0, 1]))</w:t>
             </w:r>
           </w:p>
         </w:tc>
@@ -5537,7 +5534,7 @@
           <w:i/>
           <w:sz w:val="20"/>
         </w:rPr>
-        <w:t xml:space="preserve">Wynik w konsoli:</w:t>
+        <w:t>Wynik w konsoli:</w:t>
       </w:r>
     </w:p>
     <w:tbl>
@@ -5568,33 +5565,33 @@
                 <w:color w:val="E6E6E6"/>
                 <w:sz w:val="16"/>
               </w:rPr>
-              <w:t xml:space="preserve">Ze wzoru:    0.42318943183224333</w:t>
-            </w:r>
-          </w:p>
-          <w:p>
-            <w:pPr>
-              <w:spacing w:after="0"/>
-            </w:pPr>
-            <w:r>
-              <w:rPr>
-                <w:rFonts w:ascii="Consolas" w:hAnsi="Consolas"/>
-                <w:color w:val="E6E6E6"/>
-                <w:sz w:val="16"/>
-              </w:rPr>
-              <w:t xml:space="preserve">np.corrcoef: 0.4231894318322434</w:t>
-            </w:r>
-          </w:p>
-          <w:p>
-            <w:pPr>
-              <w:spacing w:after="0"/>
-            </w:pPr>
-            <w:r>
-              <w:rPr>
-                <w:rFonts w:ascii="Consolas" w:hAnsi="Consolas"/>
-                <w:color w:val="E6E6E6"/>
-                <w:sz w:val="16"/>
-              </w:rPr>
-              <w:t xml:space="preserve">Zgodność:    True</w:t>
+              <w:t>Ze wzoru:    0.42318943183224333</w:t>
+            </w:r>
+          </w:p>
+          <w:p>
+            <w:pPr>
+              <w:spacing w:after="0"/>
+            </w:pPr>
+            <w:r>
+              <w:rPr>
+                <w:rFonts w:ascii="Consolas" w:hAnsi="Consolas"/>
+                <w:color w:val="E6E6E6"/>
+                <w:sz w:val="16"/>
+              </w:rPr>
+              <w:t>np.corrcoef: 0.4231894318322434</w:t>
+            </w:r>
+          </w:p>
+          <w:p>
+            <w:pPr>
+              <w:spacing w:after="0"/>
+            </w:pPr>
+            <w:r>
+              <w:rPr>
+                <w:rFonts w:ascii="Consolas" w:hAnsi="Consolas"/>
+                <w:color w:val="E6E6E6"/>
+                <w:sz w:val="16"/>
+              </w:rPr>
+              <w:t>Zgodność:    True</w:t>
             </w:r>
           </w:p>
         </w:tc>
@@ -5614,20 +5611,40 @@
         <w:rPr>
           <w:sz w:val="24"/>
         </w:rPr>
-        <w:t xml:space="preserve">Wynik: 0,4232 – zgodne z np.corrcoef().</w:t>
+        <w:t>Wynik: 0,4232: zgodne z np.corrcoef().</w:t>
       </w:r>
     </w:p>
     <w:p>
       <w:pPr>
         <w:keepNext/>
         <w:spacing w:after="40"/>
-      </w:pPr>
-      <w:r>
         <w:rPr>
           <w:b/>
           <w:sz w:val="24"/>
         </w:rPr>
-        <w:t xml:space="preserve">Krok 9. Trend w czasie – Polska</w:t>
+      </w:pPr>
+    </w:p>
+    <w:p>
+      <w:pPr>
+        <w:keepNext/>
+        <w:spacing w:after="40"/>
+        <w:rPr>
+          <w:b/>
+          <w:sz w:val="24"/>
+        </w:rPr>
+      </w:pPr>
+    </w:p>
+    <w:p>
+      <w:pPr>
+        <w:keepNext/>
+        <w:spacing w:after="40"/>
+      </w:pPr>
+      <w:r>
+        <w:rPr>
+          <w:b/>
+          <w:sz w:val="24"/>
+        </w:rPr>
+        <w:t>Krok 9. Trend w czasie: Polska</w:t>
       </w:r>
     </w:p>
     <w:p>
@@ -5639,7 +5656,7 @@
         <w:rPr>
           <w:sz w:val="24"/>
         </w:rPr>
-        <w:t xml:space="preserve">Policzono korelację i kowariancję roku z częstością palenia dla Polski.</w:t>
+        <w:t>Policzono korelację i kowariancję roku z częstością palenia dla Polski.</w:t>
       </w:r>
     </w:p>
     <w:tbl>
@@ -5670,20 +5687,20 @@
                 <w:color w:val="1F1F1F"/>
                 <w:sz w:val="18"/>
               </w:rPr>
-              <w:t xml:space="preserve">pl = plcie[plcie["location"] == "Poland"]</w:t>
-            </w:r>
-          </w:p>
-          <w:p>
-            <w:pPr>
-              <w:spacing w:after="0"/>
-            </w:pPr>
-            <w:r>
-              <w:rPr>
-                <w:rFonts w:ascii="Consolas" w:hAnsi="Consolas"/>
-                <w:color w:val="1F1F1F"/>
-                <w:sz w:val="18"/>
-              </w:rPr>
-              <w:t xml:space="preserve">for p, g in pl.groupby("sex"):</w:t>
+              <w:t>pl = plcie[plcie["location"] == "Poland"]</w:t>
+            </w:r>
+          </w:p>
+          <w:p>
+            <w:pPr>
+              <w:spacing w:after="0"/>
+            </w:pPr>
+            <w:r>
+              <w:rPr>
+                <w:rFonts w:ascii="Consolas" w:hAnsi="Consolas"/>
+                <w:color w:val="1F1F1F"/>
+                <w:sz w:val="18"/>
+              </w:rPr>
+              <w:t>for p, g in pl.groupby("sex"):</w:t>
             </w:r>
           </w:p>
           <w:p>
@@ -5730,7 +5747,7 @@
           <w:i/>
           <w:sz w:val="20"/>
         </w:rPr>
-        <w:t xml:space="preserve">Wynik w konsoli:</w:t>
+        <w:t>Wynik w konsoli:</w:t>
       </w:r>
     </w:p>
     <w:tbl>
@@ -5761,20 +5778,20 @@
                 <w:color w:val="E6E6E6"/>
                 <w:sz w:val="16"/>
               </w:rPr>
-              <w:t xml:space="preserve">Female: korelacja rok-val = -0.9191, kowariancja = -0.12187</w:t>
-            </w:r>
-          </w:p>
-          <w:p>
-            <w:pPr>
-              <w:spacing w:after="0"/>
-            </w:pPr>
-            <w:r>
-              <w:rPr>
-                <w:rFonts w:ascii="Consolas" w:hAnsi="Consolas"/>
-                <w:color w:val="E6E6E6"/>
-                <w:sz w:val="16"/>
-              </w:rPr>
-              <w:t xml:space="preserve">Male: korelacja rok-val = -0.9592, kowariancja = -0.59372</w:t>
+              <w:t>Female: korelacja rok-val = -0.9191, kowariancja = -0.12187</w:t>
+            </w:r>
+          </w:p>
+          <w:p>
+            <w:pPr>
+              <w:spacing w:after="0"/>
+            </w:pPr>
+            <w:r>
+              <w:rPr>
+                <w:rFonts w:ascii="Consolas" w:hAnsi="Consolas"/>
+                <w:color w:val="E6E6E6"/>
+                <w:sz w:val="16"/>
+              </w:rPr>
+              <w:t>Male: korelacja rok-val = -0.9592, kowariancja = -0.59372</w:t>
             </w:r>
           </w:p>
         </w:tc>
@@ -5794,7 +5811,7 @@
         <w:rPr>
           <w:sz w:val="24"/>
         </w:rPr>
-        <w:t xml:space="preserve">Wynik: korelacja −0,96 u mężczyzn i −0,92 u kobiet, palenie systematycznie spada.</w:t>
+        <w:t>Wynik: korelacja −0,96 u mężczyzn i −0,92 u kobiet, palenie systematycznie spada.</w:t>
       </w:r>
     </w:p>
     <w:p>
@@ -5807,7 +5824,7 @@
           <w:b/>
           <w:sz w:val="24"/>
         </w:rPr>
-        <w:t xml:space="preserve">Krok 10. Wartości odstające</w:t>
+        <w:t>Krok 10. Wartości odstające</w:t>
       </w:r>
     </w:p>
     <w:p>
@@ -5819,7 +5836,7 @@
         <w:rPr>
           <w:sz w:val="24"/>
         </w:rPr>
-        <w:t xml:space="preserve">Dla mężczyzn w 2019 r. porównano średnią i medianę z danymi bez górnych 5% krajów.</w:t>
+        <w:t>Dla mężczyzn w 2019 r. porównano średnią i medianę z danymi bez górnych 5% krajów.</w:t>
       </w:r>
     </w:p>
     <w:tbl>
@@ -5850,59 +5867,59 @@
                 <w:color w:val="1F1F1F"/>
                 <w:sz w:val="18"/>
               </w:rPr>
-              <w:t xml:space="preserve">rok = plcie[(plcie["year"] == 2019) &amp; (plcie["sex"] == "Male")]["val"]</w:t>
-            </w:r>
-          </w:p>
-          <w:p>
-            <w:pPr>
-              <w:spacing w:after="0"/>
-            </w:pPr>
-            <w:r>
-              <w:rPr>
-                <w:rFonts w:ascii="Consolas" w:hAnsi="Consolas"/>
-                <w:color w:val="1F1F1F"/>
-                <w:sz w:val="18"/>
-              </w:rPr>
-              <w:t xml:space="preserve">print("2019, mężczyźni – średnia:", np.mean(rok), " mediana:", np.median(rok), " odch. std.:", np.std(rok))</w:t>
-            </w:r>
-          </w:p>
-          <w:p>
-            <w:pPr>
-              <w:spacing w:after="0"/>
-            </w:pPr>
-            <w:r>
-              <w:rPr>
-                <w:rFonts w:ascii="Consolas" w:hAnsi="Consolas"/>
-                <w:color w:val="1F1F1F"/>
-                <w:sz w:val="18"/>
-              </w:rPr>
-              <w:t xml:space="preserve">print("Maksimum:", rok.max(), "-", plcie.loc[rok.idxmax(), "location"])</w:t>
-            </w:r>
-          </w:p>
-          <w:p>
-            <w:pPr>
-              <w:spacing w:after="0"/>
-            </w:pPr>
-            <w:r>
-              <w:rPr>
-                <w:rFonts w:ascii="Consolas" w:hAnsi="Consolas"/>
-                <w:color w:val="1F1F1F"/>
-                <w:sz w:val="18"/>
-              </w:rPr>
-              <w:t xml:space="preserve">bez = rok[rok &lt; rok.quantile(0.95)]</w:t>
-            </w:r>
-          </w:p>
-          <w:p>
-            <w:pPr>
-              <w:spacing w:after="0"/>
-            </w:pPr>
-            <w:r>
-              <w:rPr>
-                <w:rFonts w:ascii="Consolas" w:hAnsi="Consolas"/>
-                <w:color w:val="1F1F1F"/>
-                <w:sz w:val="18"/>
-              </w:rPr>
-              <w:t xml:space="preserve">print("Bez górnych 5%  – średnia:", np.mean(bez), " mediana:", np.median(bez))</w:t>
+              <w:t>rok = plcie[(plcie["year"] == 2019) &amp; (plcie["sex"] == "Male")]["val"]</w:t>
+            </w:r>
+          </w:p>
+          <w:p>
+            <w:pPr>
+              <w:spacing w:after="0"/>
+            </w:pPr>
+            <w:r>
+              <w:rPr>
+                <w:rFonts w:ascii="Consolas" w:hAnsi="Consolas"/>
+                <w:color w:val="1F1F1F"/>
+                <w:sz w:val="18"/>
+              </w:rPr>
+              <w:t>print("2019, mężczyźni: średnia:", np.mean(rok), " mediana:", np.median(rok), " odch. std.:", np.std(rok))</w:t>
+            </w:r>
+          </w:p>
+          <w:p>
+            <w:pPr>
+              <w:spacing w:after="0"/>
+            </w:pPr>
+            <w:r>
+              <w:rPr>
+                <w:rFonts w:ascii="Consolas" w:hAnsi="Consolas"/>
+                <w:color w:val="1F1F1F"/>
+                <w:sz w:val="18"/>
+              </w:rPr>
+              <w:t>print("Maksimum:", rok.max(), "-", plcie.loc[rok.idxmax(), "location"])</w:t>
+            </w:r>
+          </w:p>
+          <w:p>
+            <w:pPr>
+              <w:spacing w:after="0"/>
+            </w:pPr>
+            <w:r>
+              <w:rPr>
+                <w:rFonts w:ascii="Consolas" w:hAnsi="Consolas"/>
+                <w:color w:val="1F1F1F"/>
+                <w:sz w:val="18"/>
+              </w:rPr>
+              <w:t>bez = rok[rok &lt; rok.quantile(0.95)]</w:t>
+            </w:r>
+          </w:p>
+          <w:p>
+            <w:pPr>
+              <w:spacing w:after="0"/>
+            </w:pPr>
+            <w:r>
+              <w:rPr>
+                <w:rFonts w:ascii="Consolas" w:hAnsi="Consolas"/>
+                <w:color w:val="1F1F1F"/>
+                <w:sz w:val="18"/>
+              </w:rPr>
+              <w:t>print("Bez górnych 5% : średnia:", np.mean(bez), " mediana:", np.median(bez))</w:t>
             </w:r>
           </w:p>
         </w:tc>
@@ -5915,6 +5932,11 @@
     </w:p>
     <w:p>
       <w:pPr>
+        <w:spacing w:after="40"/>
+      </w:pPr>
+    </w:p>
+    <w:p>
+      <w:pPr>
         <w:keepNext/>
         <w:spacing w:after="40"/>
       </w:pPr>
@@ -5923,7 +5945,7 @@
           <w:i/>
           <w:sz w:val="20"/>
         </w:rPr>
-        <w:t xml:space="preserve">Wynik w konsoli:</w:t>
+        <w:t>Wynik w konsoli:</w:t>
       </w:r>
     </w:p>
     <w:tbl>
@@ -5954,33 +5976,33 @@
                 <w:color w:val="E6E6E6"/>
                 <w:sz w:val="16"/>
               </w:rPr>
-              <w:t xml:space="preserve">2019, mężczyźni – średnia: 0.2928170515021459  mediana: 0.274798432  odch. std.: 0.12448175125904722</w:t>
-            </w:r>
-          </w:p>
-          <w:p>
-            <w:pPr>
-              <w:spacing w:after="0"/>
-            </w:pPr>
-            <w:r>
-              <w:rPr>
-                <w:rFonts w:ascii="Consolas" w:hAnsi="Consolas"/>
-                <w:color w:val="E6E6E6"/>
-                <w:sz w:val="16"/>
-              </w:rPr>
-              <w:t xml:space="preserve">Maksimum: 0.646348913 - Timor-Leste</w:t>
-            </w:r>
-          </w:p>
-          <w:p>
-            <w:pPr>
-              <w:spacing w:after="0"/>
-            </w:pPr>
-            <w:r>
-              <w:rPr>
-                <w:rFonts w:ascii="Consolas" w:hAnsi="Consolas"/>
-                <w:color w:val="E6E6E6"/>
-                <w:sz w:val="16"/>
-              </w:rPr>
-              <w:t xml:space="preserve">Bez górnych 5%  – średnia: 0.27865184157466066  mediana: 0.264071533</w:t>
+              <w:t>2019, mężczyźni: średnia: 0.2928170515021459  mediana: 0.274798432  odch. std.: 0.12448175125904722</w:t>
+            </w:r>
+          </w:p>
+          <w:p>
+            <w:pPr>
+              <w:spacing w:after="0"/>
+            </w:pPr>
+            <w:r>
+              <w:rPr>
+                <w:rFonts w:ascii="Consolas" w:hAnsi="Consolas"/>
+                <w:color w:val="E6E6E6"/>
+                <w:sz w:val="16"/>
+              </w:rPr>
+              <w:t>Maksimum: 0.646348913 - Timor-Leste</w:t>
+            </w:r>
+          </w:p>
+          <w:p>
+            <w:pPr>
+              <w:spacing w:after="0"/>
+            </w:pPr>
+            <w:r>
+              <w:rPr>
+                <w:rFonts w:ascii="Consolas" w:hAnsi="Consolas"/>
+                <w:color w:val="E6E6E6"/>
+                <w:sz w:val="16"/>
+              </w:rPr>
+              <w:t>Bez górnych 5% : średnia: 0.27865184157466066  mediana: 0.264071533</w:t>
             </w:r>
           </w:p>
         </w:tc>
@@ -6000,12 +6022,81 @@
         <w:rPr>
           <w:sz w:val="24"/>
         </w:rPr>
-        <w:t xml:space="preserve">Wynik: średnia spada z 29,3% do 27,9%, mediana tylko z 27,5% do 26,4%; maksimum ma Timor-Leste, 64,6%.</w:t>
-      </w:r>
-    </w:p>
-    <w:p>
-      <w:pPr>
-        <w:spacing w:after="40"/>
+        <w:t>Wynik: średnia spada z 29,3% do 27,9%, mediana tylko z 27,5% do 26,4%, maksimum ma Timor-</w:t>
+      </w:r>
+      <w:proofErr w:type="spellStart"/>
+      <w:r>
+        <w:rPr>
+          <w:sz w:val="24"/>
+        </w:rPr>
+        <w:t>Leste</w:t>
+      </w:r>
+      <w:proofErr w:type="spellEnd"/>
+      <w:r>
+        <w:rPr>
+          <w:sz w:val="24"/>
+        </w:rPr>
+        <w:t>, 64,6%.</w:t>
+      </w:r>
+    </w:p>
+    <w:p>
+      <w:pPr>
+        <w:spacing w:after="120"/>
+        <w:jc w:val="both"/>
+      </w:pPr>
+    </w:p>
+    <w:p>
+      <w:pPr>
+        <w:spacing w:after="120"/>
+        <w:jc w:val="both"/>
+      </w:pPr>
+    </w:p>
+    <w:p>
+      <w:pPr>
+        <w:spacing w:after="120"/>
+        <w:jc w:val="both"/>
+      </w:pPr>
+    </w:p>
+    <w:p>
+      <w:pPr>
+        <w:spacing w:after="120"/>
+        <w:jc w:val="both"/>
+      </w:pPr>
+    </w:p>
+    <w:p>
+      <w:pPr>
+        <w:spacing w:after="120"/>
+        <w:jc w:val="both"/>
+      </w:pPr>
+    </w:p>
+    <w:p>
+      <w:pPr>
+        <w:spacing w:after="120"/>
+        <w:jc w:val="both"/>
+      </w:pPr>
+    </w:p>
+    <w:p>
+      <w:pPr>
+        <w:spacing w:after="120"/>
+        <w:jc w:val="both"/>
+      </w:pPr>
+    </w:p>
+    <w:p>
+      <w:pPr>
+        <w:spacing w:after="120"/>
+        <w:jc w:val="both"/>
+      </w:pPr>
+    </w:p>
+    <w:p>
+      <w:pPr>
+        <w:spacing w:after="120"/>
+        <w:jc w:val="both"/>
+      </w:pPr>
+    </w:p>
+    <w:p>
+      <w:pPr>
+        <w:spacing w:after="120"/>
+        <w:jc w:val="both"/>
       </w:pPr>
     </w:p>
     <w:p>
@@ -6018,7 +6109,8 @@
           <w:b/>
           <w:sz w:val="32"/>
         </w:rPr>
-        <w:t xml:space="preserve">3. Wnioski</w:t>
+        <w:lastRenderedPageBreak/>
+        <w:t>3. Wnioski</w:t>
       </w:r>
     </w:p>
     <w:p>
@@ -6030,7 +6122,7 @@
         <w:rPr>
           <w:sz w:val="24"/>
         </w:rPr>
-        <w:t xml:space="preserve">Podczas ćwiczenia poznano podstawowe miary statystyczne i sposób ich obliczania w Pythonie:</w:t>
+        <w:t>Podczas ćwiczenia poznano podstawowe miary statystyczne i sposób ich obliczania w Pythonie:</w:t>
       </w:r>
     </w:p>
     <w:p>
@@ -6042,7 +6134,7 @@
         <w:rPr>
           <w:sz w:val="24"/>
         </w:rPr>
-        <w:t xml:space="preserve">• Średnia i mediana opisują typową wartość; dla ceny High złota średnia 1426,51 jest wyższa od mediany 1306,63, bo cena rosła przez 20 lat.</w:t>
+        <w:t>• Średnia i mediana opisują typową wartość, dla ceny High złota średnia 1426,51 jest wyższa od mediany 1306,63, bo cena rosła przez 20 lat.</w:t>
       </w:r>
     </w:p>
     <w:p>
@@ -6054,7 +6146,7 @@
         <w:rPr>
           <w:sz w:val="24"/>
         </w:rPr>
-        <w:t xml:space="preserve">• Odchylenie standardowe i wariancja opisują zmienność; wariancja jest kwadratem odchylenia standardowego, co sprawdzono ze wzoru w obu zbiorach.</w:t>
+        <w:t>• Odchylenie standardowe i wariancja opisują zmienność, wariancja jest kwadratem odchylenia standardowego, co sprawdzono ze wzoru w obu zbiorach.</w:t>
       </w:r>
     </w:p>
     <w:p>
@@ -6066,7 +6158,7 @@
         <w:rPr>
           <w:sz w:val="24"/>
         </w:rPr>
-        <w:t xml:space="preserve">• Korelacja High–Low jest bliska 1, a korelacja liczona z kowariancji i odchyleń standardowych zgadza się z np.corrcoef().</w:t>
+        <w:t>• Korelacja High-Low jest bliska 1, a korelacja liczona z kowariancji i odchyleń standardowych zgadza się z np.corrcoef().</w:t>
       </w:r>
     </w:p>
     <w:p>
@@ -6078,7 +6170,7 @@
         <w:rPr>
           <w:sz w:val="24"/>
         </w:rPr>
-        <w:t xml:space="preserve">• np.var() i np.std() dzielą domyślnie przez n, a np.cov() przez n − 1 – przy porównaniach trzeba używać tego samego estymatora.</w:t>
+        <w:t>• np.var() i np.std() dzielą domyślnie przez n, a np.cov() przez n − 1, przy porównaniach trzeba używać tego samego estymatora.</w:t>
       </w:r>
     </w:p>
     <w:p>
@@ -6090,7 +6182,7 @@
         <w:rPr>
           <w:sz w:val="24"/>
         </w:rPr>
-        <w:t xml:space="preserve">• Wartości odstające mocno zniekształcają średnią, odchylenie standardowe i korelację, np. w przykładzie ze sklepami, a mediana jest na nie odporna.</w:t>
+        <w:t>• Wartości odstające mocno zniekształcają średnią, odchylenie standardowe i korelację, np. w przykładzie ze sklepami, a mediana jest na nie odporna.</w:t>
       </w:r>
     </w:p>
     <w:p>
@@ -6102,7 +6194,7 @@
         <w:rPr>
           <w:sz w:val="24"/>
         </w:rPr>
-        <w:t xml:space="preserve">• W danych o paleniu mężczyźni palą ponad 2,5 raza częściej niż kobiety 32,2% wobec 11,9%, a w Polsce częstość palenia silnie maleje, korelacja z rokiem to −0,96 i −0,92.</w:t>
+        <w:t>• W danych o paleniu mężczyźni palą ponad 2,5 raza częściej niż kobiety 32,2% wobec 11,9%, a w Polsce częstość palenia silnie maleje, korelacja z rokiem to −0,96 i −0,92.</w:t>
       </w:r>
     </w:p>
     <w:p>
@@ -6114,7 +6206,7 @@
         <w:rPr>
           <w:sz w:val="24"/>
         </w:rPr>
-        <w:t xml:space="preserve">• Częstość palenia mężczyzn i kobiet w tym samym kraju jest umiarkowanie skorelowana, ρ ≈ 0,42.</w:t>
+        <w:t>• Częstość palenia mężczyzn i kobiet w tym samym kraju jest umiarkowanie skorelowana, ρ ≈ 0,42.</w:t>
       </w:r>
     </w:p>
     <w:sectPr>
@@ -6888,6 +6980,21 @@
 </file>
 
 <file path=customXml/item1.xml><?xml version="1.0" encoding="utf-8"?>
+<p:properties xmlns:p="http://schemas.microsoft.com/office/2006/metadata/properties" xmlns:xsi="http://www.w3.org/2001/XMLSchema-instance" xmlns:pc="http://schemas.microsoft.com/office/infopath/2007/PartnerControls">
+  <documentManagement/>
+</p:properties>
+</file>
+
+<file path=customXml/item2.xml><?xml version="1.0" encoding="utf-8"?>
+<?mso-contentType ?>
+<FormTemplates xmlns="http://schemas.microsoft.com/sharepoint/v3/contenttype/forms">
+  <Display>DocumentLibraryForm</Display>
+  <Edit>DocumentLibraryForm</Edit>
+  <New>DocumentLibraryForm</New>
+</FormTemplates>
+</file>
+
+<file path=customXml/item3.xml><?xml version="1.0" encoding="utf-8"?>
 <ct:contentTypeSchema xmlns:ct="http://schemas.microsoft.com/office/2006/metadata/contentType" xmlns:ma="http://schemas.microsoft.com/office/2006/metadata/properties/metaAttributes" ct:_="" ma:_="" ma:contentTypeName="Документ" ma:contentTypeID="0x0101001A3A652FB4213440931E03C599A6916F" ma:contentTypeVersion="0" ma:contentTypeDescription="Создание документа." ma:contentTypeScope="" ma:versionID="c41b8300c2cc80f6ce1b0d697f0598ca">
   <xsd:schema xmlns:xsd="http://www.w3.org/2001/XMLSchema" xmlns:xs="http://www.w3.org/2001/XMLSchema" xmlns:p="http://schemas.microsoft.com/office/2006/metadata/properties" targetNamespace="http://schemas.microsoft.com/office/2006/metadata/properties" ma:root="true" ma:fieldsID="00ab2cca16a67b228b13b199201e93d7">
     <xsd:element name="properties">
@@ -7001,32 +7108,10 @@
 </ct:contentTypeSchema>
 </file>
 
-<file path=customXml/item2.xml><?xml version="1.0" encoding="utf-8"?>
-<?mso-contentType ?>
-<FormTemplates xmlns="http://schemas.microsoft.com/sharepoint/v3/contenttype/forms">
-  <Display>DocumentLibraryForm</Display>
-  <Edit>DocumentLibraryForm</Edit>
-  <New>DocumentLibraryForm</New>
-</FormTemplates>
-</file>
-
-<file path=customXml/item3.xml><?xml version="1.0" encoding="utf-8"?>
-<p:properties xmlns:p="http://schemas.microsoft.com/office/2006/metadata/properties" xmlns:xsi="http://www.w3.org/2001/XMLSchema-instance" xmlns:pc="http://schemas.microsoft.com/office/infopath/2007/PartnerControls">
-  <documentManagement/>
-</p:properties>
-</file>
-
 <file path=customXml/itemProps1.xml><?xml version="1.0" encoding="utf-8"?>
-<ds:datastoreItem xmlns:ds="http://schemas.openxmlformats.org/officeDocument/2006/customXml" ds:itemID="{BD685D55-8368-4839-9351-A853FA4C13E8}">
+<ds:datastoreItem xmlns:ds="http://schemas.openxmlformats.org/officeDocument/2006/customXml" ds:itemID="{C906FADF-B68D-48D8-8EB2-A400CC0A190A}">
   <ds:schemaRefs>
-    <ds:schemaRef ds:uri="http://schemas.microsoft.com/office/2006/metadata/contentType"/>
-    <ds:schemaRef ds:uri="http://schemas.microsoft.com/office/2006/metadata/properties/metaAttributes"/>
-    <ds:schemaRef ds:uri="http://www.w3.org/2001/XMLSchema"/>
     <ds:schemaRef ds:uri="http://schemas.microsoft.com/office/2006/metadata/properties"/>
-    <ds:schemaRef ds:uri="http://schemas.openxmlformats.org/package/2006/metadata/core-properties"/>
-    <ds:schemaRef ds:uri="http://purl.org/dc/elements/1.1/"/>
-    <ds:schemaRef ds:uri="http://purl.org/dc/terms/"/>
-    <ds:schemaRef ds:uri="http://schemas.microsoft.com/internal/obd"/>
     <ds:schemaRef ds:uri="http://schemas.microsoft.com/office/infopath/2007/PartnerControls"/>
   </ds:schemaRefs>
 </ds:datastoreItem>
@@ -7041,9 +7126,16 @@
 </file>
 
 <file path=customXml/itemProps3.xml><?xml version="1.0" encoding="utf-8"?>
-<ds:datastoreItem xmlns:ds="http://schemas.openxmlformats.org/officeDocument/2006/customXml" ds:itemID="{C906FADF-B68D-48D8-8EB2-A400CC0A190A}">
+<ds:datastoreItem xmlns:ds="http://schemas.openxmlformats.org/officeDocument/2006/customXml" ds:itemID="{BD685D55-8368-4839-9351-A853FA4C13E8}">
   <ds:schemaRefs>
+    <ds:schemaRef ds:uri="http://schemas.microsoft.com/office/2006/metadata/contentType"/>
+    <ds:schemaRef ds:uri="http://schemas.microsoft.com/office/2006/metadata/properties/metaAttributes"/>
+    <ds:schemaRef ds:uri="http://www.w3.org/2001/XMLSchema"/>
     <ds:schemaRef ds:uri="http://schemas.microsoft.com/office/2006/metadata/properties"/>
+    <ds:schemaRef ds:uri="http://schemas.openxmlformats.org/package/2006/metadata/core-properties"/>
+    <ds:schemaRef ds:uri="http://purl.org/dc/elements/1.1/"/>
+    <ds:schemaRef ds:uri="http://purl.org/dc/terms/"/>
+    <ds:schemaRef ds:uri="http://schemas.microsoft.com/internal/obd"/>
     <ds:schemaRef ds:uri="http://schemas.microsoft.com/office/infopath/2007/PartnerControls"/>
   </ds:schemaRefs>
 </ds:datastoreItem>
